--- a/fuentes/21450176_CF01_CFA.docx
+++ b/fuentes/21450176_CF01_CFA.docx
@@ -1,6 +1,6 @@
 
 <file path=word/document.xml><?xml version="1.0" encoding="utf-8"?>
-<w:document xmlns:wpc="http://schemas.microsoft.com/office/word/2010/wordprocessingCanvas" xmlns:cx="http://schemas.microsoft.com/office/drawing/2014/chartex" xmlns:cx1="http://schemas.microsoft.com/office/drawing/2015/9/8/chartex" xmlns:cx2="http://schemas.microsoft.com/office/drawing/2015/10/21/chartex" xmlns:cx3="http://schemas.microsoft.com/office/drawing/2016/5/9/chartex" xmlns:cx4="http://schemas.microsoft.com/office/drawing/2016/5/10/chartex" xmlns:cx5="http://schemas.microsoft.com/office/drawing/2016/5/11/chartex" xmlns:cx6="http://schemas.microsoft.com/office/drawing/2016/5/12/chartex" xmlns:cx7="http://schemas.microsoft.com/office/drawing/2016/5/13/chartex" xmlns:cx8="http://schemas.microsoft.com/office/drawing/2016/5/14/chartex" xmlns:mc="http://schemas.openxmlformats.org/markup-compatibility/2006" xmlns:aink="http://schemas.microsoft.com/office/drawing/2016/ink" xmlns:am3d="http://schemas.microsoft.com/office/drawing/2017/model3d" xmlns:o="urn:schemas-microsoft-com:office:office" xmlns:oel="http://schemas.microsoft.com/office/2019/extlst" xmlns:r="http://schemas.openxmlformats.org/officeDocument/2006/relationships" xmlns:m="http://schemas.openxmlformats.org/officeDocument/2006/math" xmlns:v="urn:schemas-microsoft-com:vml" xmlns:wp14="http://schemas.microsoft.com/office/word/2010/wordprocessingDrawing" xmlns:wp="http://schemas.openxmlformats.org/drawingml/2006/wordprocessingDrawing" xmlns:w10="urn:schemas-microsoft-com:office:word" xmlns:w="http://schemas.openxmlformats.org/wordprocessingml/2006/main" xmlns:w14="http://schemas.microsoft.com/office/word/2010/wordml" xmlns:w15="http://schemas.microsoft.com/office/word/2012/wordml" xmlns:w16cex="http://schemas.microsoft.com/office/word/2018/wordml/cex" xmlns:w16cid="http://schemas.microsoft.com/office/word/2016/wordml/cid" xmlns:w16="http://schemas.microsoft.com/office/word/2018/wordml" xmlns:w16sdtdh="http://schemas.microsoft.com/office/word/2020/wordml/sdtdatahash" xmlns:w16se="http://schemas.microsoft.com/office/word/2015/wordml/symex" xmlns:wpg="http://schemas.microsoft.com/office/word/2010/wordprocessingGroup" xmlns:wpi="http://schemas.microsoft.com/office/word/2010/wordprocessingInk" xmlns:wne="http://schemas.microsoft.com/office/word/2006/wordml" xmlns:wps="http://schemas.microsoft.com/office/word/2010/wordprocessingShape" mc:Ignorable="w14 w15 w16se w16cid w16 w16cex w16sdtdh wp14">
+<w:document xmlns:wpc="http://schemas.microsoft.com/office/word/2010/wordprocessingCanvas" xmlns:cx="http://schemas.microsoft.com/office/drawing/2014/chartex" xmlns:cx1="http://schemas.microsoft.com/office/drawing/2015/9/8/chartex" xmlns:cx2="http://schemas.microsoft.com/office/drawing/2015/10/21/chartex" xmlns:cx3="http://schemas.microsoft.com/office/drawing/2016/5/9/chartex" xmlns:cx4="http://schemas.microsoft.com/office/drawing/2016/5/10/chartex" xmlns:cx5="http://schemas.microsoft.com/office/drawing/2016/5/11/chartex" xmlns:cx6="http://schemas.microsoft.com/office/drawing/2016/5/12/chartex" xmlns:cx7="http://schemas.microsoft.com/office/drawing/2016/5/13/chartex" xmlns:cx8="http://schemas.microsoft.com/office/drawing/2016/5/14/chartex" xmlns:mc="http://schemas.openxmlformats.org/markup-compatibility/2006" xmlns:aink="http://schemas.microsoft.com/office/drawing/2016/ink" xmlns:am3d="http://schemas.microsoft.com/office/drawing/2017/model3d" xmlns:o="urn:schemas-microsoft-com:office:office" xmlns:r="http://schemas.openxmlformats.org/officeDocument/2006/relationships" xmlns:m="http://schemas.openxmlformats.org/officeDocument/2006/math" xmlns:v="urn:schemas-microsoft-com:vml" xmlns:wp14="http://schemas.microsoft.com/office/word/2010/wordprocessingDrawing" xmlns:wp="http://schemas.openxmlformats.org/drawingml/2006/wordprocessingDrawing" xmlns:w10="urn:schemas-microsoft-com:office:word" xmlns:w="http://schemas.openxmlformats.org/wordprocessingml/2006/main" xmlns:w14="http://schemas.microsoft.com/office/word/2010/wordml" xmlns:w15="http://schemas.microsoft.com/office/word/2012/wordml" xmlns:w16cex="http://schemas.microsoft.com/office/word/2018/wordml/cex" xmlns:w16cid="http://schemas.microsoft.com/office/word/2016/wordml/cid" xmlns:w16="http://schemas.microsoft.com/office/word/2018/wordml" xmlns:w16sdtdh="http://schemas.microsoft.com/office/word/2020/wordml/sdtdatahash" xmlns:w16se="http://schemas.microsoft.com/office/word/2015/wordml/symex" xmlns:wpg="http://schemas.microsoft.com/office/word/2010/wordprocessingGroup" xmlns:wpi="http://schemas.microsoft.com/office/word/2010/wordprocessingInk" xmlns:wne="http://schemas.microsoft.com/office/word/2006/wordml" xmlns:wps="http://schemas.microsoft.com/office/word/2010/wordprocessingShape" mc:Ignorable="w14 w15 w16se w16cid w16 w16cex w16sdtdh wp14">
   <w:body>
     <w:p>
       <w:pPr>
@@ -205,7 +205,7 @@
               </wp:anchor>
             </w:drawing>
           </mc:Choice>
-          <mc:Fallback>
+          <mc:Fallback xmlns:oel="http://schemas.microsoft.com/office/2019/extlst">
             <w:pict>
               <v:rect w14:anchorId="0E5FC169" id="Rectángulo 3" o:spid="_x0000_s1026" alt="&quot;&quot;" style="position:absolute;margin-left:-55.95pt;margin-top:26.4pt;width:613.85pt;height:164.25pt;z-index:-251655168;visibility:visible;mso-wrap-style:square;mso-height-percent:0;mso-wrap-distance-left:9pt;mso-wrap-distance-top:0;mso-wrap-distance-right:9pt;mso-wrap-distance-bottom:0;mso-position-horizontal:absolute;mso-position-horizontal-relative:text;mso-position-vertical:absolute;mso-position-vertical-relative:text;mso-height-percent:0;mso-height-relative:margin;v-text-anchor:middle" o:gfxdata="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" fillcolor="#00314d" stroked="f" strokeweight="1pt"/>
             </w:pict>
@@ -318,7 +318,7 @@
                 <v:stroke joinstyle="miter"/>
                 <v:path gradientshapeok="t" o:connecttype="rect"/>
               </v:shapetype>
-              <v:shape id="Cuadro de texto 2" o:spid="_x0000_s1026" type="#_x0000_t202" alt="&quot;&quot;" style="position:absolute;left:0;text-align:left;margin-left:-25.2pt;margin-top:22.3pt;width:549pt;height:98.8pt;z-index:251663360;visibility:visible;mso-wrap-style:square;mso-width-percent:0;mso-height-percent:0;mso-wrap-distance-left:9pt;mso-wrap-distance-top:3.6pt;mso-wrap-distance-right:9pt;mso-wrap-distance-bottom:3.6pt;mso-position-horizontal:absolute;mso-position-horizontal-relative:text;mso-position-vertical:absolute;mso-position-vertical-relative:text;mso-width-percent:0;mso-height-percent:0;mso-width-relative:margin;mso-height-relative:margin;v-text-anchor:top" o:gfxdata="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" filled="f" stroked="f">
+              <v:shape id="Cuadro de texto 2" o:spid="_x0000_s1026" type="#_x0000_t202" alt="&quot;&quot;" style="position:absolute;left:0;text-align:left;margin-left:-25.2pt;margin-top:22.3pt;width:549pt;height:98.8pt;z-index:251663360;visibility:visible;mso-wrap-style:square;mso-width-percent:0;mso-height-percent:0;mso-wrap-distance-left:9pt;mso-wrap-distance-top:3.6pt;mso-wrap-distance-right:9pt;mso-wrap-distance-bottom:3.6pt;mso-position-horizontal:absolute;mso-position-horizontal-relative:text;mso-position-vertical:absolute;mso-position-vertical-relative:text;mso-width-percent:0;mso-height-percent:0;mso-width-relative:margin;mso-height-relative:margin;v-text-anchor:top" o:gfxdata="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" filled="f" stroked="f">
                 <v:textbox>
                   <w:txbxContent>
                     <w:p>
@@ -527,6 +527,7 @@
           <w:docPartUnique/>
         </w:docPartObj>
       </w:sdtPr>
+      <w:sdtEndPr/>
       <w:sdtContent>
         <w:p>
           <w:pPr>
@@ -969,7 +970,7 @@
                 <w:noProof/>
                 <w:webHidden/>
               </w:rPr>
-              <w:t>16</w:t>
+              <w:t>15</w:t>
             </w:r>
             <w:r>
               <w:rPr>
@@ -1041,7 +1042,7 @@
                 <w:noProof/>
                 <w:webHidden/>
               </w:rPr>
-              <w:t>16</w:t>
+              <w:t>15</w:t>
             </w:r>
             <w:r>
               <w:rPr>
@@ -1113,7 +1114,7 @@
                 <w:noProof/>
                 <w:webHidden/>
               </w:rPr>
-              <w:t>19</w:t>
+              <w:t>18</w:t>
             </w:r>
             <w:r>
               <w:rPr>
@@ -1185,7 +1186,7 @@
                 <w:noProof/>
                 <w:webHidden/>
               </w:rPr>
-              <w:t>21</w:t>
+              <w:t>20</w:t>
             </w:r>
             <w:r>
               <w:rPr>
@@ -1257,7 +1258,7 @@
                 <w:noProof/>
                 <w:webHidden/>
               </w:rPr>
-              <w:t>25</w:t>
+              <w:t>24</w:t>
             </w:r>
             <w:r>
               <w:rPr>
@@ -1329,7 +1330,7 @@
                 <w:noProof/>
                 <w:webHidden/>
               </w:rPr>
-              <w:t>25</w:t>
+              <w:t>24</w:t>
             </w:r>
             <w:r>
               <w:rPr>
@@ -1401,7 +1402,7 @@
                 <w:noProof/>
                 <w:webHidden/>
               </w:rPr>
-              <w:t>27</w:t>
+              <w:t>26</w:t>
             </w:r>
             <w:r>
               <w:rPr>
@@ -1473,7 +1474,7 @@
                 <w:noProof/>
                 <w:webHidden/>
               </w:rPr>
-              <w:t>30</w:t>
+              <w:t>29</w:t>
             </w:r>
             <w:r>
               <w:rPr>
@@ -1545,7 +1546,7 @@
                 <w:noProof/>
                 <w:webHidden/>
               </w:rPr>
-              <w:t>34</w:t>
+              <w:t>33</w:t>
             </w:r>
             <w:r>
               <w:rPr>
@@ -1617,7 +1618,7 @@
                 <w:noProof/>
                 <w:webHidden/>
               </w:rPr>
-              <w:t>35</w:t>
+              <w:t>34</w:t>
             </w:r>
             <w:r>
               <w:rPr>
@@ -1689,7 +1690,7 @@
                 <w:noProof/>
                 <w:webHidden/>
               </w:rPr>
-              <w:t>38</w:t>
+              <w:t>37</w:t>
             </w:r>
             <w:r>
               <w:rPr>
@@ -1761,7 +1762,7 @@
                 <w:noProof/>
                 <w:webHidden/>
               </w:rPr>
-              <w:t>42</w:t>
+              <w:t>41</w:t>
             </w:r>
             <w:r>
               <w:rPr>
@@ -1833,7 +1834,7 @@
                 <w:noProof/>
                 <w:webHidden/>
               </w:rPr>
-              <w:t>47</w:t>
+              <w:t>46</w:t>
             </w:r>
             <w:r>
               <w:rPr>
@@ -1905,7 +1906,7 @@
                 <w:noProof/>
                 <w:webHidden/>
               </w:rPr>
-              <w:t>47</w:t>
+              <w:t>46</w:t>
             </w:r>
             <w:r>
               <w:rPr>
@@ -1977,7 +1978,7 @@
                 <w:noProof/>
                 <w:webHidden/>
               </w:rPr>
-              <w:t>52</w:t>
+              <w:t>51</w:t>
             </w:r>
             <w:r>
               <w:rPr>
@@ -2049,7 +2050,7 @@
                 <w:noProof/>
                 <w:webHidden/>
               </w:rPr>
-              <w:t>58</w:t>
+              <w:t>57</w:t>
             </w:r>
             <w:r>
               <w:rPr>
@@ -2121,7 +2122,7 @@
                 <w:noProof/>
                 <w:webHidden/>
               </w:rPr>
-              <w:t>63</w:t>
+              <w:t>62</w:t>
             </w:r>
             <w:r>
               <w:rPr>
@@ -2193,7 +2194,7 @@
                 <w:noProof/>
                 <w:webHidden/>
               </w:rPr>
-              <w:t>63</w:t>
+              <w:t>62</w:t>
             </w:r>
             <w:r>
               <w:rPr>
@@ -2265,7 +2266,7 @@
                 <w:noProof/>
                 <w:webHidden/>
               </w:rPr>
-              <w:t>66</w:t>
+              <w:t>65</w:t>
             </w:r>
             <w:r>
               <w:rPr>
@@ -2337,7 +2338,7 @@
                 <w:noProof/>
                 <w:webHidden/>
               </w:rPr>
-              <w:t>70</w:t>
+              <w:t>69</w:t>
             </w:r>
             <w:r>
               <w:rPr>
@@ -2409,7 +2410,7 @@
                 <w:noProof/>
                 <w:webHidden/>
               </w:rPr>
-              <w:t>75</w:t>
+              <w:t>74</w:t>
             </w:r>
             <w:r>
               <w:rPr>
@@ -2481,7 +2482,7 @@
                 <w:noProof/>
                 <w:webHidden/>
               </w:rPr>
-              <w:t>75</w:t>
+              <w:t>74</w:t>
             </w:r>
             <w:r>
               <w:rPr>
@@ -2553,7 +2554,7 @@
                 <w:noProof/>
                 <w:webHidden/>
               </w:rPr>
-              <w:t>79</w:t>
+              <w:t>78</w:t>
             </w:r>
             <w:r>
               <w:rPr>
@@ -2625,7 +2626,7 @@
                 <w:noProof/>
                 <w:webHidden/>
               </w:rPr>
-              <w:t>83</w:t>
+              <w:t>82</w:t>
             </w:r>
             <w:r>
               <w:rPr>
@@ -2697,7 +2698,7 @@
                 <w:noProof/>
                 <w:webHidden/>
               </w:rPr>
-              <w:t>88</w:t>
+              <w:t>87</w:t>
             </w:r>
             <w:r>
               <w:rPr>
@@ -2769,7 +2770,7 @@
                 <w:noProof/>
                 <w:webHidden/>
               </w:rPr>
-              <w:t>89</w:t>
+              <w:t>88</w:t>
             </w:r>
             <w:r>
               <w:rPr>
@@ -2841,7 +2842,7 @@
                 <w:noProof/>
                 <w:webHidden/>
               </w:rPr>
-              <w:t>91</w:t>
+              <w:t>90</w:t>
             </w:r>
             <w:r>
               <w:rPr>
@@ -2913,7 +2914,7 @@
                 <w:noProof/>
                 <w:webHidden/>
               </w:rPr>
-              <w:t>92</w:t>
+              <w:t>91</w:t>
             </w:r>
             <w:r>
               <w:rPr>
@@ -2947,17 +2948,35 @@
     </w:p>
     <w:p>
       <w:r>
-        <w:t>En la actualidad, la información personal constituye uno de los activos más valiosos para las personas, las organizaciones y la sociedad. El uso creciente de tecnologías digitales, plataformas en línea, aplicaciones móviles y sistemas de información ha incrementado la recolección, el almacenamiento y el intercambio de datos personales, haciendo indispensable la adopción de medidas que garanticen su tratamiento adecuado. En este contexto, la protección de los datos personales representa un elemento esencial para salvaguardar derechos fundamentales como la intimidad, la privacidad, el buen nombre y el habeas data.</w:t>
-      </w:r>
-    </w:p>
-    <w:p>
-      <w:r>
-        <w:t xml:space="preserve">Este componente formativo presenta los fundamentos de la protección de datos personales en Colombia, con énfasis en las disposiciones establecidas por la Ley 1581 de 2012 y su marco regulatorio. A lo largo del contenido se analizan los principios rectores, los derechos de los titulares, las responsabilidades de quienes intervienen en el tratamiento de la información, las categorías especiales de datos personales, las medidas de seguridad y los mecanismos que permiten garantizar el cumplimiento de la normativa vigente. </w:t>
-      </w:r>
-    </w:p>
-    <w:p>
-      <w:r>
-        <w:t>Asimismo, se promueve la aplicación práctica de estos conocimientos mediante el análisis de situaciones organizacionales que permiten identificar riesgos, adoptar medidas preventivas y fortalecer la gestión responsable de la información. De esta manera, el componente busca desarrollar las competencias necesarias para implementar buenas prácticas de protección de datos personales, contribuir al cumplimiento legal y fomentar una cultura organizacional basada en la transparencia, la seguridad de la información y el respeto por los derechos de los titulares.</w:t>
+        <w:t>En la actualidad, la información personal constituye uno de los activos más valiosos para las personas, las organizaciones y la sociedad. El uso creciente de tecnologías di</w:t>
+      </w:r>
+      <w:r>
+        <w:t>gitales, plataformas en línea, aplicaciones móviles y sistemas de información ha incrementado la recolección, el almacenamiento y el intercambio de datos personales, haciendo indispensable la adopción de medidas que garanticen su tratamiento adecuado. En e</w:t>
+      </w:r>
+      <w:r>
+        <w:t>ste contexto, la protección de los datos personales representa un elemento esencial para salvaguardar derechos fundamentales como la intimidad, la privacidad, el buen nombre y el habeas data.</w:t>
+      </w:r>
+    </w:p>
+    <w:p>
+      <w:r>
+        <w:t>Este componente formativo presenta los fundamentos de la protecc</w:t>
+      </w:r>
+      <w:r>
+        <w:t>ión de datos personales en Colombia, con énfasis en las disposiciones establecidas por la Ley 1581 de 2012 y su marco regulatorio. A lo largo del contenido se analizan los principios rectores, los derechos de los titulares, las responsabilidades de quienes</w:t>
+      </w:r>
+      <w:r>
+        <w:t xml:space="preserve"> intervienen en el tratamiento de la información, las categorías especiales de datos personales, las medidas de seguridad y los mecanismos que permiten garantizar el cumplimiento de la normativa vigente. </w:t>
+      </w:r>
+    </w:p>
+    <w:p>
+      <w:r>
+        <w:t>Asimismo, se promueve la aplicación práctica de est</w:t>
+      </w:r>
+      <w:r>
+        <w:t>os conocimientos mediante el análisis de situaciones organizacionales que permiten identificar riesgos, adoptar medidas preventivas y fortalecer la gestión responsable de la información. De esta manera, el componente busca desarrollar las competencias nece</w:t>
+      </w:r>
+      <w:r>
+        <w:t>sarias para implementar buenas prácticas de protección de datos personales, contribuir al cumplimiento legal y fomentar una cultura organizacional basada en la transparencia, la seguridad de la información y el respeto por los derechos de los titulares.</w:t>
       </w:r>
       <w:r>
         <w:br w:type="page"/>
@@ -2970,13 +2989,19 @@
       <w:bookmarkStart w:id="1" w:name="_Toc241671581"/>
       <w:r>
         <w:lastRenderedPageBreak/>
-        <w:t>Fundamentos de la protección de datos personales</w:t>
+        <w:t>F</w:t>
+      </w:r>
+      <w:r>
+        <w:t>undamentos de la protección de datos personales</w:t>
       </w:r>
       <w:bookmarkEnd w:id="1"/>
     </w:p>
     <w:p>
       <w:r>
-        <w:t>A continuación, se presenta un video sobre la protección de datos personales, en el que se explican sus principios fundamentales, su importancia para la garantía de los derechos de las personas y su papel en la gestión responsable de la información dentro de las organizaciones.</w:t>
+        <w:t xml:space="preserve">A continuación, se presenta un video sobre la protección de datos personales, en el que se explican sus principios fundamentales, su importancia para la garantía de los derechos de las personas y su papel en </w:t>
+      </w:r>
+      <w:r>
+        <w:t>la gestión responsable de la información dentro de las organizaciones.</w:t>
       </w:r>
     </w:p>
     <w:p>
@@ -2985,10 +3010,7 @@
         <w:jc w:val="left"/>
       </w:pPr>
       <w:r>
-        <w:t>Protección de datos personales</w:t>
-      </w:r>
-      <w:r>
-        <w:t xml:space="preserve"> </w:t>
+        <w:t xml:space="preserve">Protección de datos personales </w:t>
       </w:r>
     </w:p>
     <w:p>
@@ -3083,13 +3105,7 @@
               <w:rPr>
                 <w:b/>
               </w:rPr>
-              <w:t>Transcripción</w:t>
-            </w:r>
-            <w:r>
-              <w:rPr>
-                <w:b/>
-              </w:rPr>
-              <w:t xml:space="preserve"> del video. </w:t>
+              <w:t xml:space="preserve">Transcripción del video. </w:t>
             </w:r>
             <w:r>
               <w:rPr>
@@ -3165,17 +3181,29 @@
     </w:p>
     <w:p>
       <w:r>
-        <w:t>La protección de datos personales comprende el conjunto de principios, normas, procedimientos y medidas destinados a garantizar que la información de las personas sea tratada de manera adecuada y conforme con la normativa vigente. Su aplicación orienta las actividades de recolección, almacenamiento, uso, circulación, conservación y eliminación de los datos dentro de una organización.</w:t>
-      </w:r>
-    </w:p>
-    <w:p>
-      <w:r>
-        <w:t>El crecimiento de las tecnologías digitales y el intercambio constante de información han incrementado la necesidad de aplicar estos mecanismos de protección. Cada vez que una persona realiza una compra, diligencia un formulario, crea una cuenta en una plataforma digital o utiliza una aplicación móvil, genera datos que pueden ser tratados por organizaciones públicas o privadas.</w:t>
-      </w:r>
-    </w:p>
-    <w:p>
-      <w:r>
-        <w:t>Por esta razón, la protección de datos debe aplicarse durante todo el ciclo de vida de la información, desde su recolección hasta su eliminación, con el fin de garantizar que cada operación responda a una finalidad legítima y autorizada.</w:t>
+        <w:t>La protección de datos personales comprende el conjunto de principios, normas, procedimientos y medidas destinados a garantizar que la información de las personas sea tratada</w:t>
+      </w:r>
+      <w:r>
+        <w:t xml:space="preserve"> de manera adecuada y conforme con la normativa vigente. Su aplicación orienta las actividades de recolección, almacenamiento, uso, circulación, conservación y eliminación de los datos dentro de una organización.</w:t>
+      </w:r>
+    </w:p>
+    <w:p>
+      <w:r>
+        <w:t xml:space="preserve">El crecimiento de las </w:t>
+      </w:r>
+      <w:r>
+        <w:t>tecnologías digitales y el intercambio constante de información han incrementado la necesidad de aplicar estos mecanismos de protección. Cada vez que una persona realiza una compra, diligencia un formulario, crea una cuenta en una plataforma digital o util</w:t>
+      </w:r>
+      <w:r>
+        <w:t>iza una aplicación móvil, genera datos que pueden ser tratados por organizaciones públicas o privadas.</w:t>
+      </w:r>
+    </w:p>
+    <w:p>
+      <w:r>
+        <w:t xml:space="preserve">Por esta razón, la protección de datos debe aplicarse durante todo el ciclo de vida de la información, desde su recolección hasta su eliminación, con el </w:t>
+      </w:r>
+      <w:r>
+        <w:t>fin de garantizar que cada operación responda a una finalidad legítima y autorizada.</w:t>
       </w:r>
     </w:p>
     <w:p>
@@ -3188,7 +3216,10 @@
     </w:p>
     <w:p>
       <w:r>
-        <w:t>La información personal corresponde a cualquier dato que permita identificar o hacer identificable a una persona natural. Estos datos pueden presentarse de manera individual o combinarse con otros elementos para determinar la identidad de un individuo. Algunos ejemplos de información personal son los siguientes:</w:t>
+        <w:t>La información personal corresponde a cualquier dato que permita identificar o hacer identificable a una persona natural. Estos datos pue</w:t>
+      </w:r>
+      <w:r>
+        <w:t>den presentarse de manera individual o combinarse con otros elementos para determinar la identidad de un individuo. Algunos ejemplos de información personal son los siguientes:</w:t>
       </w:r>
     </w:p>
     <w:p>
@@ -3215,7 +3246,13 @@
         <w:rPr>
           <w:b/>
         </w:rPr>
-        <w:t>Datos de contacto.</w:t>
+        <w:t>Datos de conta</w:t>
+      </w:r>
+      <w:r>
+        <w:rPr>
+          <w:b/>
+        </w:rPr>
+        <w:t>cto.</w:t>
       </w:r>
       <w:r>
         <w:t xml:space="preserve"> Dirección, teléfono y correo electrónico.</w:t>
@@ -3269,12 +3306,18 @@
     </w:p>
     <w:p>
       <w:r>
-        <w:t xml:space="preserve">Estas categorías permiten comprender que la información personal abarca diferentes ámbitos de la vida de una persona y que todos ellos requieren un tratamiento adecuado conforme a la legislación vigente. </w:t>
-      </w:r>
-    </w:p>
-    <w:p>
-      <w:r>
-        <w:t>La privacidad es el derecho que tiene cada persona para decidir quién puede acceder a su información y con qué finalidad puede utilizarla. Este derecho permite que los individuos mantengan el control sobre los datos relacionados con su vida personal, familiar, laboral y económica.</w:t>
+        <w:t>Estas categorías permiten compr</w:t>
+      </w:r>
+      <w:r>
+        <w:t xml:space="preserve">ender que la información personal abarca diferentes ámbitos de la vida de una persona y que todos ellos requieren un tratamiento adecuado conforme a la legislación vigente. </w:t>
+      </w:r>
+    </w:p>
+    <w:p>
+      <w:r>
+        <w:t>La privacidad es el derecho que tiene cada persona para decidir quién puede accede</w:t>
+      </w:r>
+      <w:r>
+        <w:t>r a su información y con qué finalidad puede utilizarla. Este derecho permite que los individuos mantengan el control sobre los datos relacionados con su vida personal, familiar, laboral y económica.</w:t>
       </w:r>
     </w:p>
     <w:p>
@@ -3291,12 +3334,21 @@
     </w:p>
     <w:p>
       <w:r>
-        <w:t>Una empresa solicita a sus trabajadores información relacionada con sus datos de contacto para gestionar procesos internos de comunicación. En este caso, la organización debe garantizar que la información sea utilizada únicamente para la finalidad informada y autorizada, y que no sea divulgada a terceros sin el consentimiento del titular o sin una causa legal que lo permita.</w:t>
-      </w:r>
-    </w:p>
-    <w:p>
-      <w:r>
-        <w:t>Este ejemplo permite comprender que la protección de la privacidad depende tanto del uso adecuado de la información como del cumplimiento de las obligaciones legales por parte de la organización.</w:t>
+        <w:t>Una empresa solicita a sus trabajadores informa</w:t>
+      </w:r>
+      <w:r>
+        <w:t>ción relacionada con sus datos de contacto para gestionar procesos internos de comunicación. En este caso, la organización debe garantizar que la información sea utilizada únicamente para la finalidad informada y autorizada, y que no sea divulgada a tercer</w:t>
+      </w:r>
+      <w:r>
+        <w:t>os sin el consentimiento del titular o sin una causa legal que lo permita.</w:t>
+      </w:r>
+    </w:p>
+    <w:p>
+      <w:r>
+        <w:t>Este ejemplo permite comprender que la protección de la privacidad depende tanto del uso adecuado de la información como del cumplimiento de las obligaciones legales por parte de la</w:t>
+      </w:r>
+      <w:r>
+        <w:t xml:space="preserve"> organización.</w:t>
       </w:r>
     </w:p>
     <w:p>
@@ -3309,7 +3361,10 @@
     </w:p>
     <w:p>
       <w:r>
-        <w:t xml:space="preserve">La protección de datos personales resulta fundamental para fortalecer la confianza en las relaciones entre las personas y las organizaciones. Cuando una entidad administra adecuadamente la información, genera credibilidad, protege los derechos de los titulares y demuestra compromiso con el cumplimiento de la normativa. Entre </w:t>
+        <w:t>La protección de datos personales resulta fundamental para fortalecer la confianza en las relaciones entre las personas y las organizaciones. Cuando una entidad administra adecuadamente la información, g</w:t>
+      </w:r>
+      <w:r>
+        <w:t xml:space="preserve">enera credibilidad, protege los derechos de los titulares y demuestra compromiso con el cumplimiento de la normativa. Entre </w:t>
       </w:r>
       <w:r>
         <w:lastRenderedPageBreak/>
@@ -3322,7 +3377,10 @@
         <w:ind w:left="1134"/>
       </w:pPr>
       <w:r>
-        <w:t>Protección de la privacidad de las personas.</w:t>
+        <w:t>Protección de la privacidad de las pers</w:t>
+      </w:r>
+      <w:r>
+        <w:t>onas.</w:t>
       </w:r>
     </w:p>
     <w:p>
@@ -3372,7 +3430,10 @@
     </w:p>
     <w:p>
       <w:r>
-        <w:t>Estos beneficios contribuyen al fortalecimiento de la gestión organizacional, favorecen la continuidad de los procesos y disminuyen la probabilidad de incidentes relacionados con el tratamiento de los datos personales.</w:t>
+        <w:t>Estos beneficios c</w:t>
+      </w:r>
+      <w:r>
+        <w:t>ontribuyen al fortalecimiento de la gestión organizacional, favorecen la continuidad de los procesos y disminuyen la probabilidad de incidentes relacionados con el tratamiento de los datos personales.</w:t>
       </w:r>
     </w:p>
     <w:p>
@@ -3389,12 +3450,21 @@
     </w:p>
     <w:p>
       <w:r>
-        <w:t>Una institución educativa implementa controles de acceso a las bases de datos de estudiantes para garantizar que únicamente el personal autorizado pueda consultar o modificar la información académica. Esta medida protege la privacidad de los estudiantes, fortalece la seguridad de la información y reduce los riesgos asociados con accesos no autorizados o modificaciones indebidas.</w:t>
-      </w:r>
-    </w:p>
-    <w:p>
-      <w:r>
-        <w:t>Este caso evidencia que la implementación de controles de seguridad constituye una práctica esencial para garantizar la protección de los datos personales y fortalecer la confianza en la gestión institucional.</w:t>
+        <w:t>Una institución educativa implementa controles</w:t>
+      </w:r>
+      <w:r>
+        <w:t xml:space="preserve"> de acceso a las bases de datos de estudiantes para garantizar que únicamente el personal autorizado pueda consultar o modificar la información académica. Esta medida protege la privacidad de los estudiantes, fortalece la seguridad de la información y redu</w:t>
+      </w:r>
+      <w:r>
+        <w:t>ce los riesgos asociados con accesos no autorizados o modificaciones indebidas.</w:t>
+      </w:r>
+    </w:p>
+    <w:p>
+      <w:r>
+        <w:t>Este caso evidencia que la implementación de controles de seguridad constituye una práctica esencial para garantizar la protección de los datos personales y fortalecer la confi</w:t>
+      </w:r>
+      <w:r>
+        <w:t>anza en la gestión institucional.</w:t>
       </w:r>
     </w:p>
     <w:p>
@@ -3408,7 +3478,13 @@
     </w:p>
     <w:p>
       <w:r>
-        <w:t>El tratamiento inadecuado de los datos personales puede generar consecuencias negativas tanto para las personas como para las organizaciones. La pérdida, alteración, divulgación, acceso no autorizado o uso indebido de la información puede afectar derechos fundamentales, interrumpir procesos institucionales y ocasionar sanciones legales. Los riesgos más frecuentes y sus posibles consecuencias se relacionan a continuación:</w:t>
+        <w:t xml:space="preserve">El tratamiento inadecuado de los datos personales puede generar consecuencias negativas tanto para las personas como para las organizaciones. La pérdida, </w:t>
+      </w:r>
+      <w:r>
+        <w:t>alteración, divulgación, acceso no autorizado o uso indebido de la información puede afectar derechos fundamentales, interrumpir procesos institucionales y ocasionar sanciones legales. Los riesgos más frecuentes y sus posibles consecuencias se relacionan a</w:t>
+      </w:r>
+      <w:r>
+        <w:t xml:space="preserve"> continuación:</w:t>
       </w:r>
     </w:p>
     <w:p>
@@ -3480,7 +3556,13 @@
         <w:rPr>
           <w:b/>
         </w:rPr>
-        <w:t>Filtración de información.</w:t>
+        <w:t xml:space="preserve">Filtración de </w:t>
+      </w:r>
+      <w:r>
+        <w:rPr>
+          <w:b/>
+        </w:rPr>
+        <w:t>información.</w:t>
       </w:r>
       <w:r>
         <w:t xml:space="preserve"> Afectación reputacional.</w:t>
@@ -3503,12 +3585,18 @@
     </w:p>
     <w:p>
       <w:r>
-        <w:t>La materialización de estos riesgos puede afectar la confidencialidad, la integridad y la disponibilidad de la información. Por esta razón, las organizaciones deben implementar medidas administrativas, técnicas y organizacionales que permitan identificar, evaluar, controlar y mitigar los riesgos durante todo el ciclo de vida de los datos personales.</w:t>
-      </w:r>
-    </w:p>
-    <w:p>
-      <w:r>
-        <w:t>Una adecuada gestión del riesgo fortalece el cumplimiento normativo, protege los derechos de los titulares y contribuye a preservar la continuidad de las operaciones institucionales.</w:t>
+        <w:t>La materialización de estos riesgos puede afectar la confidencialidad, la integridad y la disponibilidad de la información. Por esta razón, las organizaciones deben impleme</w:t>
+      </w:r>
+      <w:r>
+        <w:t>ntar medidas administrativas, técnicas y organizacionales que permitan identificar, evaluar, controlar y mitigar los riesgos durante todo el ciclo de vida de los datos personales.</w:t>
+      </w:r>
+    </w:p>
+    <w:p>
+      <w:r>
+        <w:t>Una adecuada gestión del riesgo fortalece el cumplimiento normativo, protege</w:t>
+      </w:r>
+      <w:r>
+        <w:t xml:space="preserve"> los derechos de los titulares y contribuye a preservar la continuidad de las operaciones institucionales.</w:t>
       </w:r>
     </w:p>
     <w:p>
@@ -3527,12 +3615,24 @@
     </w:p>
     <w:p>
       <w:r>
-        <w:t>La protección de datos personales ha evolucionado como respuesta al crecimiento de las tecnologías de la información y a la necesidad de regular el uso de la información personal. A medida que aumentó la capacidad para recopilar, almacenar y procesar datos, surgió la necesidad de establecer normas que garantizaran la protección de los derechos de las personas y promovieran un tratamiento responsable de la información.</w:t>
-      </w:r>
-    </w:p>
-    <w:p>
-      <w:r>
-        <w:t>Los avances tecnológicos han permitido que la información circule con rapidez entre organizaciones, plataformas y países. Esta realidad ha impulsado la creación de marcos normativos orientados a regular el tratamiento de los datos personales, fortalecer la seguridad de la información y promover el respeto por los derechos de los titulares. Los principales referentes que han marcado la evolución de la protección de datos personales se presentan a continuación:</w:t>
+        <w:t>La protección de datos personales ha evolucionado como respuesta al crecimiento de las tecnologías de la informa</w:t>
+      </w:r>
+      <w:r>
+        <w:t>ción y a la necesidad de regular el uso de la información personal. A medida que aumentó la capacidad para recopilar, almacenar y procesar datos, surgió la necesidad de establecer normas que garantizaran la protección de los derechos de las personas y prom</w:t>
+      </w:r>
+      <w:r>
+        <w:t>ovieran un tratamiento responsable de la información.</w:t>
+      </w:r>
+    </w:p>
+    <w:p>
+      <w:r>
+        <w:t>Los avances tecnológicos han permitido que la información circule con rapidez entre organizaciones, plataformas y países. Esta realidad ha impulsado la creación de marcos normativos orientados a regular</w:t>
+      </w:r>
+      <w:r>
+        <w:t xml:space="preserve"> el tratamiento de los datos personales, fortalecer la seguridad de la información y promover el respeto por los derechos de los titulares. Los principales referentes que han marcado la evolución de la protección de datos personales se presentan a continua</w:t>
+      </w:r>
+      <w:r>
+        <w:t>ción:</w:t>
       </w:r>
     </w:p>
     <w:p>
@@ -3547,7 +3647,13 @@
         <w:t>Antecedentes internacionales.</w:t>
       </w:r>
       <w:r>
-        <w:t xml:space="preserve"> La protección de los datos personales comenzó a consolidarse en el ámbito internacional como respuesta a la necesidad de regular el tratamiento de la información almacenada en sistemas automatizados. Instrumentos como la Declaración Universal de los Derechos Humanos, el Convenio 108 del Consejo de Europa, la Directiva Europea 95/46/CE y el Reglamento General de Protección de Datos (RGPD) establecieron principios y obligaciones que sirvieron de referencia para el desarrollo de las legislaciones nacionales orientadas a proteger la información personal.</w:t>
+        <w:t xml:space="preserve"> La protección de los datos personales comenzó a consolidarse en el ámbito internacional como respuesta a la necesidad de regular el tratamiento de la información almacenada en sistemas automatizados. Instrumentos como la</w:t>
+      </w:r>
+      <w:r>
+        <w:t xml:space="preserve"> Declaración Universal de los Derechos Humanos, el Convenio 108 del Consejo de Europa, la Directiva Europea 95/46/CE y el Reglamento General de Protección de Datos (RGPD) establecieron principios y obligaciones que sirvieron de referencia para el desarroll</w:t>
+      </w:r>
+      <w:r>
+        <w:t>o de las legislaciones nacionales orientadas a proteger la información personal.</w:t>
       </w:r>
     </w:p>
     <w:p>
@@ -3566,7 +3672,13 @@
       </w:r>
       <w:r>
         <w:lastRenderedPageBreak/>
-        <w:t>reconoce el derecho de las personas a conocer, actualizar y rectificar la información recopilada sobre ellas en bases de datos o archivos. Posteriormente, diferentes disposiciones legales fortalecieron este derecho y establecieron obligaciones para quienes realizan el tratamiento de datos personales, promoviendo un manejo legal, transparente, seguro y responsable de la información.</w:t>
+        <w:t>reconoce el derecho de las persona</w:t>
+      </w:r>
+      <w:r>
+        <w:t xml:space="preserve">s a conocer, actualizar y rectificar la información recopilada sobre ellas en bases de datos o archivos. Posteriormente, diferentes disposiciones legales fortalecieron este derecho y establecieron obligaciones para quienes realizan el tratamiento de datos </w:t>
+      </w:r>
+      <w:r>
+        <w:t>personales, promoviendo un manejo legal, transparente, seguro y responsable de la información.</w:t>
       </w:r>
     </w:p>
     <w:p>
@@ -3581,31 +3693,45 @@
         <w:t>Protección de datos en entornos digitales.</w:t>
       </w:r>
       <w:r>
-        <w:t xml:space="preserve"> La transformación digital ha incrementado significativamente la generación, el almacenamiento y el intercambio de datos personales. Como consecuencia, han surgido riesgos como ciberataques, robo de credenciales, filtración de información, suplantación de identidad, fraudes electrónicos y uso indebido de datos personales. Para enfrentar estos desafíos, las organizaciones deben implementar controles de seguridad, políticas institucionales y mecanismos de protección que garanticen la confidencialidad, la integridad y la disponibilidad de la información durante todo su ciclo de vida.</w:t>
-      </w:r>
-    </w:p>
-    <w:p>
-      <w:r>
-        <w:t>Cada uno de estos aspectos ha contribuido al fortalecimiento de la protección de datos personales, permitiendo que las organizaciones desarrollen mecanismos cada vez más efectivos para garantizar el respeto por los derechos de los titulares y el cumplimiento de las obligaciones legales.Ejemplo:Una empresa de servicios solicita autorización previa a sus clientes antes de enviar comunicaciones comerciales. Esta práctica refleja la aplicación del marco normativo sobre protección de datos personales, ya que informa la finalidad del tratamiento y obtiene el consentimiento del titular antes de utilizar su información para actividades comerciales.</w:t>
-      </w:r>
-    </w:p>
-    <w:p/>
+        <w:t xml:space="preserve"> La transformación digital ha incrementado significativamente la generación, el almacenamiento y el intercambio de dato</w:t>
+      </w:r>
+      <w:r>
+        <w:t>s personales. Como consecuencia, han surgido riesgos como ciberataques, robo de credenciales, filtración de información, suplantación de identidad, fraudes electrónicos y uso indebido de datos personales. Para enfrentar estos desafíos, las organizaciones d</w:t>
+      </w:r>
+      <w:r>
+        <w:t>eben implementar controles de seguridad, políticas institucionales y mecanismos de protección que garanticen la confidencialidad, la integridad y la disponibilidad de la información durante todo su ciclo de vida.</w:t>
+      </w:r>
+    </w:p>
+    <w:p>
+      <w:r>
+        <w:t>Cada uno de estos aspectos ha contribuido a</w:t>
+      </w:r>
+      <w:r>
+        <w:t>l fortalecimiento de la protección de datos personales, permitiendo que las organizaciones desarrollen mecanismos cada vez más efectivos para garantizar el respeto por los derechos de los titulares y el cumplimiento de las obligaciones legales.</w:t>
+      </w:r>
+    </w:p>
     <w:p>
       <w:r>
         <w:rPr>
           <w:b/>
           <w:bCs/>
         </w:rPr>
+        <w:t>Ejemplo</w:t>
+      </w:r>
+      <w:r>
+        <w:t>:</w:t>
+      </w:r>
+    </w:p>
+    <w:p>
+      <w:r>
+        <w:t>Una empresa de servicios solicita autorización previa a sus clientes antes de enviar comunicaciones comerciales. Esta práctica refleja la aplicación del</w:t>
+      </w:r>
+      <w:r>
+        <w:t xml:space="preserve"> marco normativo sobre protección de datos personales, ya que informa la finalidad del </w:t>
+      </w:r>
+      <w:r>
         <w:lastRenderedPageBreak/>
-        <w:t>Ejemplo</w:t>
-      </w:r>
-      <w:r>
-        <w:t>:</w:t>
-      </w:r>
-    </w:p>
-    <w:p>
-      <w:r>
-        <w:t>Una empresa de servicios solicita autorización previa a sus clientes antes de enviar comunicaciones comerciales. Esta práctica refleja la aplicación del marco normativo sobre protección de datos personales, ya que informa la finalidad del tratamiento y obtiene el consentimiento del titular antes de utilizar su información para actividades comerciales.</w:t>
+        <w:t>tratamiento y obtiene el consentimiento del titular antes de utilizar su información para actividades comerciales.</w:t>
       </w:r>
     </w:p>
     <w:p>
@@ -3623,12 +3749,18 @@
     </w:p>
     <w:p>
       <w:r>
-        <w:t>La protección de datos personales constituye un elemento estratégico para las organizaciones modernas. Una adecuada gestión de la información fortalece la confianza, promueve la transparencia y contribuye a la sostenibilidad institucional, al tiempo que favorece el cumplimiento de las obligaciones legales relacionadas con el tratamiento de los datos personales.</w:t>
-      </w:r>
-    </w:p>
-    <w:p>
-      <w:r>
-        <w:t>Las organizaciones que implementan prácticas responsables de tratamiento de datos mejoran sus procesos internos, reducen riesgos y fortalecen la relación con clientes, usuarios, trabajadores, proveedores y demás grupos de interés. Los principales aspectos que evidencian la importancia organizacional de la protección de datos son los siguientes:</w:t>
+        <w:t>La protección de datos personales constituye un elemento estratégico para las organizaciones modernas. Una adecuada gestión de la información fortalece la confianza, promueve la transparencia y contribuye a la sostenibilidad institucional, al tiempo que fa</w:t>
+      </w:r>
+      <w:r>
+        <w:t>vorece el cumplimiento de las obligaciones legales relacionadas con el tratamiento de los datos personales.</w:t>
+      </w:r>
+    </w:p>
+    <w:p>
+      <w:r>
+        <w:t>Las organizaciones que implementan prácticas responsables de tratamiento de datos mejoran sus procesos internos, reducen riesgos y fortalecen la rel</w:t>
+      </w:r>
+      <w:r>
+        <w:t>ación con clientes, usuarios, trabajadores, proveedores y demás grupos de interés. Los principales aspectos que evidencian la importancia organizacional de la protección de datos son los siguientes:</w:t>
       </w:r>
     </w:p>
     <w:p>
@@ -3643,11 +3775,13 @@
         <w:t>Confianza y reputación corporativa.</w:t>
       </w:r>
       <w:r>
-        <w:t xml:space="preserve"> La confianza constituye uno de los activos más importantes de una organización. Los clientes, usuarios, trabajadores y demás grupos de interés esperan que su información sea tratada de manera segura y responsable. Una adecuada gestión de los datos fortalece la reputación institucional, incrementa la credibilidad y favorece la </w:t>
-      </w:r>
-      <w:r>
-        <w:lastRenderedPageBreak/>
-        <w:t>construcción de relaciones duraderas basadas en la transparencia y el respeto por la privacidad.</w:t>
+        <w:t xml:space="preserve"> La confianza constitu</w:t>
+      </w:r>
+      <w:r>
+        <w:t>ye uno de los activos más importantes de una organización. Los clientes, usuarios, trabajadores y demás grupos de interés esperan que su información sea tratada de manera segura y responsable. Una adecuada gestión de los datos fortalece la reputación insti</w:t>
+      </w:r>
+      <w:r>
+        <w:t>tucional, incrementa la credibilidad y favorece la construcción de relaciones duraderas basadas en la transparencia y el respeto por la privacidad.</w:t>
       </w:r>
     </w:p>
     <w:p>
@@ -3662,7 +3796,17 @@
         <w:t>Cumplimiento normativo.</w:t>
       </w:r>
       <w:r>
-        <w:t xml:space="preserve"> El cumplimiento de las disposiciones relacionadas con la protección de datos personales permite reducir riesgos legales y prevenir sanciones derivadas del incumplimiento de la normativa vigente. Para ello, las organizaciones deben establecer políticas, procedimientos, controles y mecanismos de seguimiento que garanticen un tratamiento adecuado de la información durante todo su ciclo de vida.</w:t>
+        <w:t xml:space="preserve"> El cumplimiento de las disposiciones relacionadas con la protección de datos persona</w:t>
+      </w:r>
+      <w:r>
+        <w:t xml:space="preserve">les permite reducir riesgos legales y prevenir sanciones derivadas del incumplimiento de la normativa vigente. </w:t>
+      </w:r>
+      <w:r>
+        <w:lastRenderedPageBreak/>
+        <w:t>Para ello, las organizaciones deben establecer políticas, procedimientos, controles y mecanismos de seguimiento que garanticen un tratamiento ade</w:t>
+      </w:r>
+      <w:r>
+        <w:t>cuado de la información durante todo su ciclo de vida.</w:t>
       </w:r>
     </w:p>
     <w:p>
@@ -3677,12 +3821,21 @@
         <w:t>Responsabilidad institucional.</w:t>
       </w:r>
       <w:r>
-        <w:t xml:space="preserve"> La responsabilidad institucional implica promover una cultura organizacional orientada a la protección de la información. Este compromiso involucra a directivos, trabajadores, proveedores, contratistas y terceros que participen en el tratamiento de datos personales. La protección de los datos debe asumirse como una práctica permanente que fortalece la ética organizacional, la seguridad de la información y el respeto por los derechos de los titulares.</w:t>
-      </w:r>
-    </w:p>
-    <w:p>
-      <w:r>
-        <w:t>Estos aspectos evidencian que la protección de datos personales trasciende el cumplimiento de una obligación legal y se convierte en un factor que fortalece la gestión organizacional, la confianza institucional y la sostenibilidad de las organizaciones.</w:t>
+        <w:t xml:space="preserve"> La responsabilidad institucional implica promover una cultura organizacional orientada a la protección de la información. Este compromiso involucra a directivos, trabajad</w:t>
+      </w:r>
+      <w:r>
+        <w:t>ores, proveedores, contratistas y terceros que participen en el tratamiento de datos personales. La protección de los datos debe asumirse como una práctica permanente que fortalece la ética organizacional, la seguridad de la información y el respeto por lo</w:t>
+      </w:r>
+      <w:r>
+        <w:t>s derechos de los titulares.</w:t>
+      </w:r>
+    </w:p>
+    <w:p>
+      <w:r>
+        <w:t>Estos aspectos evidencian que la protección de datos personales trasciende el cumplimiento de una obligación legal y se convierte en un factor que fortalece la gestión organizacional, la confianza institucional y la sostenibili</w:t>
+      </w:r>
+      <w:r>
+        <w:t>dad de las organizaciones.</w:t>
       </w:r>
     </w:p>
     <w:p>
@@ -3701,11 +3854,10 @@
         <w:t xml:space="preserve"> que se encuentra en la carpeta de anexos</w:t>
       </w:r>
       <w:r>
-        <w:t xml:space="preserve">, donde se aborda la aplicación práctica de los principios, derechos, obligaciones y medidas relacionadas con </w:t>
-      </w:r>
-      <w:r>
-        <w:lastRenderedPageBreak/>
-        <w:t>la protección de datos personales mediante casos de estudio y una actividad de diagnóstico organizacional.</w:t>
+        <w:t xml:space="preserve">, donde se </w:t>
+      </w:r>
+      <w:r>
+        <w:t>aborda la aplicación práctica de los principios, derechos, obligaciones y medidas relacionadas con la protección de datos personales mediante casos de estudio y una actividad de diagnóstico organizacional.</w:t>
       </w:r>
     </w:p>
     <w:p>
@@ -3726,17 +3878,32 @@
     </w:p>
     <w:p>
       <w:r>
-        <w:t>La protección de los datos personales en Colombia se encuentra regulada principalmente por la Ley 1581 de 2012, norma que establece las disposiciones generales para la protección de la información personal, define los derechos de los titulares y determina las obligaciones de las organizaciones que realizan el tratamiento de datos personales.</w:t>
-      </w:r>
-    </w:p>
-    <w:p>
-      <w:r>
-        <w:t>Esta ley surge como respuesta a la necesidad de garantizar el derecho constitucional de las personas a conocer, actualizar y rectificar la información recopilada sobre ellas en bases de datos o archivos. Su aplicación se ha convertido en un elemento fundamental para el desarrollo de actividades comerciales, administrativas, financieras, educativas y tecnológicas que requieren la recolección y el uso de información personal.</w:t>
-      </w:r>
-    </w:p>
-    <w:p>
-      <w:r>
-        <w:t>En la actualidad, prácticamente todas las organizaciones gestionan datos personales de clientes, trabajadores, proveedores, usuarios o ciudadanos. Por esta razón, el conocimiento de la Ley 1581 de 2012 constituye una herramienta indispensable para garantizar el cumplimiento normativo, fortalecer la confianza institucional y prevenir riesgos asociados con el tratamiento inadecuado de la información.</w:t>
+        <w:t xml:space="preserve">La protección de los datos </w:t>
+      </w:r>
+      <w:r>
+        <w:t>personales en Colombia se encuentra regulada principalmente por la Ley 1581 de 2012, norma que establece las disposiciones generales para la protección de la información personal, define los derechos de los titulares y determina las obligaciones de las org</w:t>
+      </w:r>
+      <w:r>
+        <w:t>anizaciones que realizan el tratamiento de datos personales.</w:t>
+      </w:r>
+    </w:p>
+    <w:p>
+      <w:r>
+        <w:t>Esta ley surge como respuesta a la necesidad de garantizar el derecho constitucional de las personas a conocer, actualizar y rectificar la información recopilada sobre ellas en bases de datos o a</w:t>
+      </w:r>
+      <w:r>
+        <w:t>rchivos. Su aplicación se ha convertido en un elemento fundamental para el desarrollo de actividades comerciales, administrativas, financieras, educativas y tecnológicas que requieren la recolección y el uso de información personal.</w:t>
+      </w:r>
+    </w:p>
+    <w:p>
+      <w:r>
+        <w:t>En la actualidad, práct</w:t>
+      </w:r>
+      <w:r>
+        <w:t>icamente todas las organizaciones gestionan datos personales de clientes, trabajadores, proveedores, usuarios o ciudadanos. Por esta razón, el conocimiento de la Ley 1581 de 2012 constituye una herramienta indispensable para garantizar el cumplimiento norm</w:t>
+      </w:r>
+      <w:r>
+        <w:t>ativo, fortalecer la confianza institucional y prevenir riesgos asociados con el tratamiento inadecuado de la información.</w:t>
       </w:r>
     </w:p>
     <w:p>
@@ -3754,7 +3921,10 @@
     </w:p>
     <w:p>
       <w:r>
-        <w:t xml:space="preserve">La Ley 1581 de 2012 establece el marco jurídico general para la protección de los datos personales en Colombia. Su propósito consiste en garantizar que el tratamiento de la información se realice respetando los derechos fundamentales de los titulares y </w:t>
+        <w:t>La Ley 1581 de 2012 establece el marco jurídico general para la protección de los datos personales en C</w:t>
+      </w:r>
+      <w:r>
+        <w:t xml:space="preserve">olombia. Su propósito consiste en garantizar que el tratamiento de la información se realice respetando los derechos fundamentales de los titulares y </w:t>
       </w:r>
       <w:r>
         <w:lastRenderedPageBreak/>
@@ -3763,7 +3933,13 @@
     </w:p>
     <w:p>
       <w:r>
-        <w:t>La norma regula las actividades relacionadas con la recolección, el almacenamiento, el uso, la circulación y la supresión de datos personales, estableciendo criterios que permiten equilibrar el aprovechamiento de la información con la protección de la privacidad. Las principales generalidades de la Ley 1581 de 2012 se presentan a continuación:</w:t>
+        <w:t xml:space="preserve">La norma regula </w:t>
+      </w:r>
+      <w:r>
+        <w:t>las actividades relacionadas con la recolección, el almacenamiento, el uso, la circulación y la supresión de datos personales, estableciendo criterios que permiten equilibrar el aprovechamiento de la información con la protección de la privacidad. Las prin</w:t>
+      </w:r>
+      <w:r>
+        <w:t>cipales generalidades de la Ley 1581 de 2012 se presentan a continuación:</w:t>
       </w:r>
     </w:p>
     <w:p>
@@ -3778,7 +3954,10 @@
         <w:t>Objeto de la ley.</w:t>
       </w:r>
       <w:r>
-        <w:t xml:space="preserve"> La Ley 1581 de 2012 desarrolla el derecho constitucional que tienen todas las personas a conocer, actualizar y rectificar la información recopilada sobre ellas en bases de datos o archivos. Este propósito se relaciona directamente con el derecho fundamental al </w:t>
+        <w:t xml:space="preserve"> La Ley 1581 de 2012 desarrolla el derecho constitucional que tienen todas las personas a conocer, actualizar y rectificar la información recopilada sobre ellas en b</w:t>
+      </w:r>
+      <w:r>
+        <w:t xml:space="preserve">ases de datos o archivos. Este propósito se relaciona directamente con el derecho fundamental al </w:t>
       </w:r>
       <w:r>
         <w:rPr>
@@ -3787,7 +3966,10 @@
         <w:t>habeas data</w:t>
       </w:r>
       <w:r>
-        <w:t>, entendido como la facultad que tiene cada persona para ejercer control sobre su información personal. La norma busca garantizar que los datos personales sean tratados de manera transparente, legítima y segura, evitando prácticas que puedan afectar la intimidad, el buen nombre y demás derechos fundamentales.</w:t>
+        <w:t>, entendido como la facultad que tiene cada persona para ejercer control sobre su información personal. La norma busca garantizar que los datos pers</w:t>
+      </w:r>
+      <w:r>
+        <w:t>onales sean tratados de manera transparente, legítima y segura, evitando prácticas que puedan afectar la intimidad, el buen nombre y demás derechos fundamentales.</w:t>
       </w:r>
     </w:p>
     <w:p>
@@ -3802,11 +3984,17 @@
         <w:t>Finalidad de la norma.</w:t>
       </w:r>
       <w:r>
-        <w:t xml:space="preserve"> La ley establece las condiciones necesarias para que el tratamiento de los datos personales se realice bajo criterios de legalidad, seguridad y responsabilidad. Para ello, promueve la implementación de mecanismos orientados a proteger la información, garantizar el uso adecuado de los datos, respetar los derechos de los titulares, reducir riesgos de acceso no autorizado y fortalecer la confianza en las relaciones entre las organizaciones y los titulares de la información. Asimismo, fomenta la </w:t>
+        <w:t xml:space="preserve"> La ley establece las condiciones necesarias para que el tratamiento de los datos personales se realice bajo criterios de legalidad, seguridad y responsabilidad. Para ello, promueve la implementación de mecanismos orientados a proteger la información, gara</w:t>
+      </w:r>
+      <w:r>
+        <w:t xml:space="preserve">ntizar el uso adecuado de los datos, respetar los derechos de los titulares, reducir riesgos de acceso no autorizado y fortalecer la confianza en las relaciones entre las organizaciones y los titulares de la información. Asimismo, fomenta la </w:t>
       </w:r>
       <w:r>
         <w:lastRenderedPageBreak/>
-        <w:t>adopción de políticas y procedimientos que permitan administrar adecuadamente los datos personales durante todo su ciclo de vida.</w:t>
+        <w:t>adopción de po</w:t>
+      </w:r>
+      <w:r>
+        <w:t>líticas y procedimientos que permitan administrar adecuadamente los datos personales durante todo su ciclo de vida.</w:t>
       </w:r>
     </w:p>
     <w:p>
@@ -3821,12 +4009,21 @@
         <w:t>Alcance jurídico.</w:t>
       </w:r>
       <w:r>
-        <w:t xml:space="preserve"> La Ley 1581 de 2012 aplica a las actividades relacionadas con el tratamiento de datos personales realizadas por organizaciones públicas y privadas dentro del territorio colombiano. Establece obligaciones para quienes recopilan, almacenan, utilizan, comparten o eliminan información personal, independientemente de su naturaleza o tamaño. Además, permite que los titulares ejerzan sus derechos frente a los responsables y encargados del tratamiento, e incorpora mecanismos de supervisión, vigilancia y control para verificar el cumplimiento de la normativa y aplicar las sanciones correspondientes cuando sea necesario.</w:t>
-      </w:r>
-    </w:p>
-    <w:p>
-      <w:r>
-        <w:t xml:space="preserve">Estos aspectos permiten comprender el alcance de la Ley 1581 de 2012 y su importancia como fundamento del régimen colombiano de protección de datos personales. </w:t>
+        <w:t xml:space="preserve"> La Ley 1581 de 2012 aplica a las actividades relacionadas con el tratamiento de datos personales realizadas por organizaci</w:t>
+      </w:r>
+      <w:r>
+        <w:t>ones públicas y privadas dentro del territorio colombiano. Establece obligaciones para quienes recopilan, almacenan, utilizan, comparten o eliminan información personal, independientemente de su naturaleza o tamaño. Además, permite que los titulares ejerza</w:t>
+      </w:r>
+      <w:r>
+        <w:t>n sus derechos frente a los responsables y encargados del tratamiento, e incorpora mecanismos de supervisión, vigilancia y control para verificar el cumplimiento de la normativa y aplicar las sanciones correspondientes cuando sea necesario.</w:t>
+      </w:r>
+    </w:p>
+    <w:p>
+      <w:r>
+        <w:t xml:space="preserve">Estos aspectos </w:t>
+      </w:r>
+      <w:r>
+        <w:t xml:space="preserve">permiten comprender el alcance de la Ley 1581 de 2012 y su importancia como fundamento del régimen colombiano de protección de datos personales. </w:t>
       </w:r>
     </w:p>
     <w:p>
@@ -3839,7 +4036,13 @@
     </w:p>
     <w:p>
       <w:r>
-        <w:t xml:space="preserve">Cuando una empresa solicita información a sus clientes para realizar un proceso de venta, debe informar de manera clara la finalidad para la cual utilizará los datos personales y garantizar que el tratamiento se ajuste a la autorización otorgada por el titular. Los elementos que conforman el objeto de la Ley 1581 de 2012 se relacionan a continuación: </w:t>
+        <w:t xml:space="preserve">Cuando una empresa solicita información a sus clientes para realizar un proceso de venta, </w:t>
+      </w:r>
+      <w:r>
+        <w:t>debe informar de manera clara la finalidad para la cual utilizará los datos personales y garantizar que el tratamiento se ajuste a la autorización otorgada por el titular. Los elementos que conforman el objeto de la Ley 1581 de 2012 se relacionan a continu</w:t>
+      </w:r>
+      <w:r>
+        <w:t xml:space="preserve">ación: </w:t>
       </w:r>
     </w:p>
     <w:p>
@@ -3907,22 +4110,41 @@
         <w:t>Transparencia.</w:t>
       </w:r>
       <w:r>
-        <w:t xml:space="preserve"> Promover un tratamiento claro, verificable y responsable de la información.</w:t>
-      </w:r>
-    </w:p>
-    <w:p>
-      <w:r>
-        <w:t>Ejemplo:Una institución financiera recopila información de sus clientes para la apertura de productos bancarios. Antes de realizar el tratamiento de los datos, informa qué información será recopilada, con qué finalidad será utilizada, durante cuánto tiempo será conservada y cuáles son los derechos que pueden ejercer los titulares sobre sus datos personales.</w:t>
-      </w:r>
-    </w:p>
-    <w:p>
-      <w:r>
-        <w:t>Una institución financiera recopila información de sus clientes para la apertura de productos bancarios. Antes de realizar el tratamiento de los datos, informa qué información será recopilada, con qué finalidad será utilizada, durante cuánto tiempo será conservada y cuáles son los derechos que pueden ejercer los titulares sobre sus datos personales.</w:t>
-      </w:r>
-    </w:p>
-    <w:p>
-      <w:r>
-        <w:t>Los principales beneficios derivados de la finalidad de la norma se presentan a continuación:</w:t>
+        <w:t xml:space="preserve"> Promover un tratamiento claro, v</w:t>
+      </w:r>
+      <w:r>
+        <w:t>erificable y responsable de la información.</w:t>
+      </w:r>
+    </w:p>
+    <w:p>
+      <w:pPr>
+        <w:rPr>
+          <w:b/>
+          <w:bCs/>
+        </w:rPr>
+      </w:pPr>
+      <w:r>
+        <w:rPr>
+          <w:b/>
+          <w:bCs/>
+        </w:rPr>
+        <w:t>Ejemplo:</w:t>
+      </w:r>
+    </w:p>
+    <w:p>
+      <w:r>
+        <w:t>Una institución financiera recopila información de sus clientes para la apertura de productos bancarios. Antes de realizar el tratamiento de los datos, informa qué información será recopilada, con qué fin</w:t>
+      </w:r>
+      <w:r>
+        <w:t>alidad será utilizada, durante cuánto tiempo será conservada y cuáles son los derechos que pueden ejercer los titulares sobre sus datos personales.</w:t>
+      </w:r>
+    </w:p>
+    <w:p>
+      <w:r>
+        <w:t>Los principa</w:t>
+      </w:r>
+      <w:r>
+        <w:t>les beneficios derivados de la finalidad de la norma se presentan a continuación:</w:t>
       </w:r>
     </w:p>
     <w:p>
@@ -3967,7 +4189,10 @@
         <w:t>Control de riesgos.</w:t>
       </w:r>
       <w:r>
-        <w:t xml:space="preserve"> Reduce la probabilidad de incidentes relacionados con el tratamiento de datos personales.</w:t>
+        <w:t xml:space="preserve"> Reduc</w:t>
+      </w:r>
+      <w:r>
+        <w:t>e la probabilidad de incidentes relacionados con el tratamiento de datos personales.</w:t>
       </w:r>
     </w:p>
     <w:p>
@@ -4000,11 +4225,17 @@
     </w:p>
     <w:p>
       <w:r>
-        <w:t xml:space="preserve">El ámbito de aplicación define las situaciones, las organizaciones y los tipos de información sobre los cuales la Ley 1581 de 2012 produce efectos jurídicos. </w:t>
+        <w:t>El ámbito de aplicación define las situaciones, las o</w:t>
+      </w:r>
+      <w:r>
+        <w:t xml:space="preserve">rganizaciones y los tipos de información sobre los cuales la Ley 1581 de 2012 produce efectos jurídicos. Comprender este aspecto permite determinar cuándo una organización debe cumplir las disposiciones relacionadas con la protección de datos personales y </w:t>
+      </w:r>
+      <w:r>
+        <w:t xml:space="preserve">cuáles son sus responsabilidades frente a los titulares de la información. Los principales elementos </w:t>
       </w:r>
       <w:r>
         <w:lastRenderedPageBreak/>
-        <w:t>Comprender este aspecto permite determinar cuándo una organización debe cumplir las disposiciones relacionadas con la protección de datos personales y cuáles son sus responsabilidades frente a los titulares de la información. Los principales elementos que determinan el ámbito de aplicación de la Ley 1581 de 2012 se presentan a continuación:</w:t>
+        <w:t>que determinan el ámbito de aplicación de la Ley 1581 de 2012 se presentan a continuación:</w:t>
       </w:r>
     </w:p>
     <w:p>
@@ -4019,7 +4250,13 @@
         <w:t>Sujetos obligados.</w:t>
       </w:r>
       <w:r>
-        <w:t xml:space="preserve"> Son todas las personas naturales o jurídicas, entidades públicas o privadas, que realicen actividades relacionadas con el tratamiento de datos personales. Entre ellas se encuentran empresas privadas, entidades gubernamentales, instituciones educativas, entidades de salud, organizaciones sin ánimo de lucro, plataformas digitales y comercios electrónicos. Su obligación surge desde el momento en que recopilan, almacenan, utilizan, comparten o eliminan datos personales en desarrollo de sus actividades.</w:t>
+        <w:t xml:space="preserve"> Son todas las personas naturales o jurídicas,</w:t>
+      </w:r>
+      <w:r>
+        <w:t xml:space="preserve"> entidades públicas o privadas, que realicen actividades relacionadas con el tratamiento de datos personales. Entre ellas se encuentran empresas privadas, entidades gubernamentales, instituciones educativas, entidades de salud, organizaciones sin ánimo de </w:t>
+      </w:r>
+      <w:r>
+        <w:t>lucro, plataformas digitales y comercios electrónicos. Su obligación surge desde el momento en que recopilan, almacenan, utilizan, comparten o eliminan datos personales en desarrollo de sus actividades.</w:t>
       </w:r>
     </w:p>
     <w:p>
@@ -4034,7 +4271,13 @@
         <w:t>Datos cubiertos por la ley.</w:t>
       </w:r>
       <w:r>
-        <w:t xml:space="preserve"> La Ley 1581 de 2012 protege toda información vinculada o que pueda asociarse a una persona natural determinada o determinable. Entre los datos protegidos se encuentran los nombres y apellidos, el número de identificación, la dirección, el teléfono, el correo electrónico, la información financiera, la información laboral y los datos biométricos. La protección no depende únicamente de la naturaleza del dato, sino también de la posibilidad de identificar directa o indirectamente a una persona.</w:t>
+        <w:t xml:space="preserve"> La Ley 1581 de 2012 prote</w:t>
+      </w:r>
+      <w:r>
+        <w:t>ge toda información vinculada o que pueda asociarse a una persona natural determinada o determinable. Entre los datos protegidos se encuentran los nombres y apellidos, el número de identificación, la dirección, el teléfono, el correo electrónico, la inform</w:t>
+      </w:r>
+      <w:r>
+        <w:t>ación financiera, la información laboral y los datos biométricos. La protección no depende únicamente de la naturaleza del dato, sino también de la posibilidad de identificar directa o indirectamente a una persona.</w:t>
       </w:r>
     </w:p>
     <w:p>
@@ -4049,11 +4292,17 @@
         <w:t>Excepciones de aplicación.</w:t>
       </w:r>
       <w:r>
-        <w:t xml:space="preserve"> Aunque la ley tiene un amplio alcance, existen situaciones en las cuales sus disposiciones no resultan aplicables. Entre las principales excepciones se encuentran las bases de datos de uso </w:t>
+        <w:t xml:space="preserve"> Aunque la ley tiene un amplio alcance, existen situaciones en las cuales sus disposiciones no resultan aplicables. Entre las principales excepciones se encuentran las bases de datos de uso exclusivamente personal o doméstico, la información relacionada co</w:t>
+      </w:r>
+      <w:r>
+        <w:t xml:space="preserve">n la seguridad y la defensa nacional, la información de inteligencia y contrainteligencia, la información periodística y las bases de datos reguladas </w:t>
       </w:r>
       <w:r>
         <w:lastRenderedPageBreak/>
-        <w:t>exclusivamente personal o doméstico, la información relacionada con la seguridad y la defensa nacional, la información de inteligencia y contrainteligencia, la información periodística y las bases de datos reguladas por normas especiales. Estas excepciones buscan armonizar la protección de los datos personales con otros intereses legítimos reconocidos por el ordenamiento jurídico.</w:t>
+        <w:t xml:space="preserve">por normas especiales. Estas excepciones buscan armonizar la protección de los datos personales con otros </w:t>
+      </w:r>
+      <w:r>
+        <w:t>intereses legítimos reconocidos por el ordenamiento jurídico.</w:t>
       </w:r>
     </w:p>
     <w:p>
@@ -4073,7 +4322,10 @@
         <w:t>Empresa comercial.</w:t>
       </w:r>
       <w:r>
-        <w:t xml:space="preserve"> Datos de clientes y proveedores.</w:t>
+        <w:t xml:space="preserve"> Datos </w:t>
+      </w:r>
+      <w:r>
+        <w:t>de clientes y proveedores.</w:t>
       </w:r>
     </w:p>
     <w:p>
@@ -4137,8 +4389,36 @@
       </w:r>
     </w:p>
     <w:p>
-      <w:r>
-        <w:t>EjemploUna empresa que almacena hojas de vida de candidatos para futuros procesos de selección se considera sujeto obligado, ya que realiza actividades relacionadas con el tratamiento de datos personales. En consecuencia, debe cumplir las disposiciones establecidas en la Ley 1581 de 2012, garantizar la protección de la información y respetar los derechos de los titulares.</w:t>
+      <w:pPr>
+        <w:rPr>
+          <w:b/>
+          <w:bCs/>
+        </w:rPr>
+      </w:pPr>
+      <w:r>
+        <w:rPr>
+          <w:b/>
+          <w:bCs/>
+        </w:rPr>
+        <w:t>Ejemplo</w:t>
+      </w:r>
+      <w:r>
+        <w:rPr>
+          <w:b/>
+          <w:bCs/>
+        </w:rPr>
+        <w:t>:</w:t>
+      </w:r>
+    </w:p>
+    <w:p>
+      <w:r>
+        <w:t>Una empresa que almac</w:t>
+      </w:r>
+      <w:r>
+        <w:t xml:space="preserve">ena hojas de vida de candidatos para futuros procesos de selección se considera sujeto obligado, ya que realiza actividades relacionadas con el tratamiento de datos personales. En consecuencia, debe cumplir las disposiciones establecidas en la Ley 1581 de </w:t>
+      </w:r>
+      <w:r>
+        <w:t>2012, garantizar la protección de la información y respetar los derechos de los titulares.</w:t>
       </w:r>
     </w:p>
     <w:p>
@@ -4153,11 +4433,13 @@
     </w:p>
     <w:p>
       <w:r>
-        <w:t xml:space="preserve">Las definiciones establecidas por la Ley 1581 de 2012 permiten interpretar correctamente los derechos, las obligaciones y las responsabilidades relacionadas con el tratamiento de datos personales. Su comprensión facilita la aplicación de la </w:t>
-      </w:r>
-      <w:r>
-        <w:lastRenderedPageBreak/>
-        <w:t>normativa y contribuye a una gestión adecuada de la información en las organizaciones. Los conceptos fundamentales de la Ley 1581 de 2012 se presentan a continuación:</w:t>
+        <w:t>Las definiciones establecidas por la Ley 1581 de 2012 permiten interpretar correctamente los derechos, las obligaciones y las responsabili</w:t>
+      </w:r>
+      <w:r>
+        <w:t xml:space="preserve">dades relacionadas con el tratamiento de datos personales. Su comprensión facilita la aplicación de la normativa y contribuye a una gestión adecuada de la información en las organizaciones. Los conceptos fundamentales de la Ley 1581 de 2012 se presentan a </w:t>
+      </w:r>
+      <w:r>
+        <w:t>continuación:</w:t>
       </w:r>
     </w:p>
     <w:p>
@@ -4169,10 +4451,14 @@
         <w:rPr>
           <w:b/>
         </w:rPr>
+        <w:lastRenderedPageBreak/>
         <w:t>Titular de la información.</w:t>
       </w:r>
       <w:r>
-        <w:t xml:space="preserve"> Es la persona natural cuyos datos personales son objeto de tratamiento. Constituye el sujeto principal de protección dentro de la ley y puede ejercer derechos como conocer la información almacenada sobre ella, solicitar su actualización, rectificar datos inexactos, revocar la autorización otorgada y solicitar la supresión de la información cuando sea procedente conforme a la normativa vigente.</w:t>
+        <w:t xml:space="preserve"> Es la persona natural cuyos datos personales son objeto de tratamiento. Constituye el sujeto principal de protección dentro de la ley y puede ejercer derechos como conocer la información almacenada sobre ella, solic</w:t>
+      </w:r>
+      <w:r>
+        <w:t>itar su actualización, rectificar datos inexactos, revocar la autorización otorgada y solicitar la supresión de la información cuando sea procedente conforme a la normativa vigente.</w:t>
       </w:r>
     </w:p>
     <w:p>
@@ -4187,7 +4473,13 @@
         <w:t>Responsable y encargado del tratamiento.</w:t>
       </w:r>
       <w:r>
-        <w:t xml:space="preserve"> El responsable del tratamiento es la persona natural o jurídica, pública o privada, que decide sobre la finalidad y el uso de los datos personales. El encargado del tratamiento es quien realiza el tratamiento de los datos por cuenta del responsable y siguiendo sus instrucciones. Aunque ambos participan en el tratamiento de la información, sus funciones y responsabilidades son diferentes y complementarias.</w:t>
+        <w:t xml:space="preserve"> El responsable del tratamiento es</w:t>
+      </w:r>
+      <w:r>
+        <w:t xml:space="preserve"> la persona natural o jurídica, pública o privada, que decide sobre la finalidad y el uso de los datos personales. El encargado del tratamiento es quien realiza el tratamiento de los datos por cuenta del responsable y siguiendo sus instrucciones. Aunque am</w:t>
+      </w:r>
+      <w:r>
+        <w:t>bos participan en el tratamiento de la información, sus funciones y responsabilidades son diferentes y complementarias.</w:t>
       </w:r>
     </w:p>
     <w:p>
@@ -4202,7 +4494,13 @@
         <w:t>Tratamiento de datos personales.</w:t>
       </w:r>
       <w:r>
-        <w:t xml:space="preserve"> Corresponde a cualquier operación o conjunto de operaciones realizadas sobre datos personales. Comprende actividades como la recolección, el registro, la organización, el almacenamiento, la consulta, el uso, la circulación, la actualización, la conservación y la supresión de la información. Todas estas actividades deben desarrollarse respetando los principios, derechos y obligaciones establecidos en la Ley 1581 de 2012.</w:t>
+        <w:t xml:space="preserve"> Corresponde a cualquier operación o conjunto de operaciones realizadas sobre datos personales. Comprend</w:t>
+      </w:r>
+      <w:r>
+        <w:t>e actividades como la recolección, el registro, la organización, el almacenamiento, la consulta, el uso, la circulación, la actualización, la conservación y la supresión de la información. Todas estas actividades deben desarrollarse respetando los principi</w:t>
+      </w:r>
+      <w:r>
+        <w:t>os, derechos y obligaciones establecidos en la Ley 1581 de 2012.</w:t>
       </w:r>
     </w:p>
     <w:p>
@@ -4210,13 +4508,17 @@
         <w:t>Las diferencias entre el responsable y el encargado del tratamiento permiten identificar el papel que desempeña cada uno dentro de la gestión de los datos personales:</w:t>
       </w:r>
     </w:p>
+    <w:p/>
     <w:p>
       <w:pPr>
         <w:pStyle w:val="Tabla"/>
       </w:pPr>
       <w:r>
         <w:lastRenderedPageBreak/>
-        <w:t>Diferencias entre el responsable y el encargado del tratamiento de datos personales</w:t>
+        <w:t>Diferencias entre el res</w:t>
+      </w:r>
+      <w:r>
+        <w:t>ponsable y el encargado del tratamiento de datos personales</w:t>
       </w:r>
     </w:p>
     <w:tbl>
@@ -4307,7 +4609,10 @@
               <w:pStyle w:val="TextoTablas"/>
             </w:pPr>
             <w:r>
-              <w:t>Decide sobre la recolección, el uso y la administración de la información.</w:t>
+              <w:t xml:space="preserve">Decide sobre la </w:t>
+            </w:r>
+            <w:r>
+              <w:t>recolección, el uso y la administración de la información.</w:t>
             </w:r>
           </w:p>
         </w:tc>
@@ -4354,7 +4659,10 @@
               <w:pStyle w:val="TextoTablas"/>
             </w:pPr>
             <w:r>
-              <w:t>Apoya la operación del tratamiento y debe cumplir las instrucciones y medidas de seguridad definidas por el responsable.</w:t>
+              <w:t>Apoya la operación del tratamie</w:t>
+            </w:r>
+            <w:r>
+              <w:t>nto y debe cumplir las instrucciones y medidas de seguridad definidas por el responsable.</w:t>
             </w:r>
           </w:p>
         </w:tc>
@@ -4377,7 +4685,10 @@
         <w:t>Recolección.</w:t>
       </w:r>
       <w:r>
-        <w:t xml:space="preserve"> Obtención de los datos personales del titular mediante los mecanismos autorizados.</w:t>
+        <w:t xml:space="preserve"> Obtención de</w:t>
+      </w:r>
+      <w:r>
+        <w:t xml:space="preserve"> los datos personales del titular mediante los mecanismos autorizados.</w:t>
       </w:r>
     </w:p>
     <w:p>
@@ -4419,7 +4730,13 @@
         <w:rPr>
           <w:b/>
         </w:rPr>
-        <w:t>Circulación o compartición.</w:t>
+        <w:t>Circulación o compartición</w:t>
+      </w:r>
+      <w:r>
+        <w:rPr>
+          <w:b/>
+        </w:rPr>
+        <w:t>.</w:t>
       </w:r>
       <w:r>
         <w:t xml:space="preserve"> Transferencia o comunicación de la información cuando exista autorización o fundamento legal.</w:t>
@@ -4452,11 +4769,35 @@
         <w:t>Supresión.</w:t>
       </w:r>
       <w:r>
-        <w:t xml:space="preserve"> Eliminación de los datos cuando desaparezca la finalidad del tratamiento o exista obligación legal para hacerlo.</w:t>
-      </w:r>
-    </w:p>
-    <w:p/>
-    <w:p/>
+        <w:t xml:space="preserve"> Eliminació</w:t>
+      </w:r>
+      <w:r>
+        <w:t>n de los datos cuando desaparezca la finalidad del tratamiento o exista obligación legal para hacerlo.</w:t>
+      </w:r>
+    </w:p>
+    <w:p>
+      <w:pPr>
+        <w:pStyle w:val="Listaconvietas"/>
+        <w:numPr>
+          <w:ilvl w:val="0"/>
+          <w:numId w:val="0"/>
+        </w:numPr>
+        <w:ind w:left="360" w:hanging="360"/>
+        <w:rPr>
+          <w:b/>
+        </w:rPr>
+      </w:pPr>
+    </w:p>
+    <w:p>
+      <w:pPr>
+        <w:pStyle w:val="Listaconvietas"/>
+        <w:numPr>
+          <w:ilvl w:val="0"/>
+          <w:numId w:val="0"/>
+        </w:numPr>
+        <w:ind w:left="360" w:hanging="360"/>
+      </w:pPr>
+    </w:p>
     <w:p>
       <w:r>
         <w:rPr>
@@ -4467,53 +4808,48 @@
         <w:t>Ejemplo</w:t>
       </w:r>
       <w:r>
+        <w:t>:</w:t>
+      </w:r>
+    </w:p>
+    <w:p>
+      <w:r>
+        <w:t xml:space="preserve">Un cliente solicita a una empresa la actualización de su dirección de correo electrónico. Con esta acción ejerce su derecho como titular de </w:t>
+      </w:r>
+      <w:r>
+        <w:t>la información, al solicitar la modificación de un dato personal que forma parte de la base de datos de la organización.</w:t>
+      </w:r>
+    </w:p>
+    <w:p>
+      <w:pPr>
         <w:rPr>
           <w:b/>
           <w:bCs/>
         </w:rPr>
-        <w:t xml:space="preserve"> 1</w:t>
-      </w:r>
-      <w:r>
+      </w:pPr>
+      <w:r>
+        <w:rPr>
+          <w:b/>
+          <w:bCs/>
+        </w:rPr>
+        <w:t>Ejemplo</w:t>
+      </w:r>
+      <w:r>
+        <w:rPr>
+          <w:b/>
+          <w:bCs/>
+        </w:rPr>
         <w:t>:</w:t>
       </w:r>
     </w:p>
     <w:p>
       <w:r>
-        <w:t>Un cliente solicita a una empresa la actualización de su dirección de correo electrónico. Con esta acción ejerce su derecho como titular de la información, al solicitar la modificación de un dato personal que forma parte de la base de datos de la organización.</w:t>
-      </w:r>
-    </w:p>
-    <w:p>
-      <w:pPr>
-        <w:rPr>
-          <w:b/>
-          <w:bCs/>
-        </w:rPr>
-      </w:pPr>
-      <w:r>
-        <w:rPr>
-          <w:b/>
-          <w:bCs/>
-        </w:rPr>
-        <w:t>Ejemplo</w:t>
-      </w:r>
-      <w:r>
-        <w:rPr>
-          <w:b/>
-          <w:bCs/>
-        </w:rPr>
-        <w:t xml:space="preserve"> 2</w:t>
-      </w:r>
-      <w:r>
-        <w:rPr>
-          <w:b/>
-          <w:bCs/>
-        </w:rPr>
-        <w:t>:</w:t>
-      </w:r>
-    </w:p>
-    <w:p>
-      <w:r>
-        <w:t>Una empresa contrata a un proveedor tecnológico para alojar su base de datos de clientes. En esta situación, la empresa actúa como responsable del tratamiento, porque determina la finalidad y el uso de los datos personales, mientras que el proveedor tecnológico actúa como encargado del tratamiento, ya que administra la información siguiendo las instrucciones definidas por la empresa.</w:t>
+        <w:t>Una empresa contrata a un proveedor tecnológico para alojar su base de datos de clientes. En esta situación, la empresa actú</w:t>
+      </w:r>
+      <w:r>
+        <w:t>a como responsable del tratamiento, porque determina la finalidad y el uso de los datos personales, mientras que el proveedor tecnológico actúa como encargado del tratamiento, ya que administra la información siguiendo las instrucciones definidas por la em</w:t>
+      </w:r>
+      <w:r>
+        <w:t>presa.</w:t>
       </w:r>
     </w:p>
     <w:p>
@@ -4532,7 +4868,10 @@
         <w:t xml:space="preserve"> que se encuentra en la carpeta de anexos</w:t>
       </w:r>
       <w:r>
-        <w:t>, donde se aborda el ámbito de aplicación, las definiciones fundamentales, las obligaciones de las organizaciones y las excepciones previstas en la Ley 1581 de 2012 mediante casos de análisis y una actividad práctica.</w:t>
+        <w:t xml:space="preserve">, donde se aborda el ámbito de aplicación, las </w:t>
+      </w:r>
+      <w:r>
+        <w:t>definiciones fundamentales, las obligaciones de las organizaciones y las excepciones previstas en la Ley 1581 de 2012 mediante casos de análisis y una actividad práctica.</w:t>
       </w:r>
     </w:p>
     <w:p>
@@ -4553,12 +4892,24 @@
     </w:p>
     <w:p>
       <w:r>
-        <w:t>Los principios rectores constituyen la base sobre la cual se desarrolla el sistema de protección de datos personales. Estos principios orientan las actuaciones de las organizaciones que recopilan, almacenan, utilizan, comparten o eliminan información personal, garantizando que el tratamiento de los datos se realice de manera responsable, transparente y respetuosa de los derechos de los titulares.</w:t>
-      </w:r>
-    </w:p>
-    <w:p>
-      <w:r>
-        <w:t>Su aplicación permite establecer criterios claros para la gestión de la información y facilita el cumplimiento de las obligaciones legales relacionadas con la protección de datos personales. Su observancia es obligatoria para todos los responsables y encargados del tratamiento, independientemente del tamaño o la naturaleza de la organización. Más allá de su carácter jurídico, estos principios promueven una cultura organizacional basada en la confianza, la transparencia y el respeto por la privacidad de las personas.</w:t>
+        <w:t>Los principios rectores constituye</w:t>
+      </w:r>
+      <w:r>
+        <w:t>n la base sobre la cual se desarrolla el sistema de protección de datos personales. Estos principios orientan las actuaciones de las organizaciones que recopilan, almacenan, utilizan, comparten o eliminan información personal, garantizando que el tratamien</w:t>
+      </w:r>
+      <w:r>
+        <w:t>to de los datos se realice de manera responsable, transparente y respetuosa de los derechos de los titulares.</w:t>
+      </w:r>
+    </w:p>
+    <w:p>
+      <w:r>
+        <w:t>Su aplicación permite establecer criterios claros para la gestión de la información y facilita el cumplimiento de las obligaciones legales relacio</w:t>
+      </w:r>
+      <w:r>
+        <w:t>nadas con la protección de datos personales. Su observancia es obligatoria para todos los responsables y encargados del tratamiento, independientemente del tamaño o la naturaleza de la organización. Más allá de su carácter jurídico, estos principios promue</w:t>
+      </w:r>
+      <w:r>
+        <w:t>ven una cultura organizacional basada en la confianza, la transparencia y el respeto por la privacidad de las personas.</w:t>
       </w:r>
     </w:p>
     <w:p>
@@ -4576,7 +4927,13 @@
     </w:p>
     <w:p>
       <w:r>
-        <w:t>Los principios relacionados con la legalidad garantizan que el tratamiento de los datos personales se realice dentro del marco normativo vigente y con una finalidad claramente definida. Su aplicación evita prácticas arbitrarias o abusivas que puedan afectar los derechos de los titulares y exige que las organizaciones adopten procedimientos que permitan demostrar que la recolección y utilización de la información se desarrolla de forma legítima y conforme a la ley. Los principios relacionados con la legalidad se presentan a continuación:</w:t>
+        <w:t>Los principios relacionados con la legalidad garantizan que el tratamiento de los datos person</w:t>
+      </w:r>
+      <w:r>
+        <w:t>ales se realice dentro del marco normativo vigente y con una finalidad claramente definida. Su aplicación evita prácticas arbitrarias o abusivas que puedan afectar los derechos de los titulares y exige que las organizaciones adopten procedimientos que perm</w:t>
+      </w:r>
+      <w:r>
+        <w:t>itan demostrar que la recolección y utilización de la información se desarrolla de forma legítima y conforme a la ley. Los principios relacionados con la legalidad se presentan a continuación:</w:t>
       </w:r>
     </w:p>
     <w:p>
@@ -4591,11 +4948,17 @@
         <w:t>Legalidad.</w:t>
       </w:r>
       <w:r>
-        <w:t xml:space="preserve"> El tratamiento de datos personales es una actividad reglada que debe sujetarse a las disposiciones legales vigentes. Ninguna organización </w:t>
+        <w:t xml:space="preserve"> El tratamiento de datos personales es una actividad </w:t>
+      </w:r>
+      <w:r>
+        <w:t xml:space="preserve">reglada que debe sujetarse a las disposiciones legales vigentes. Ninguna organización </w:t>
       </w:r>
       <w:r>
         <w:lastRenderedPageBreak/>
-        <w:t>puede recopilar, utilizar o compartir información personal sin fundamento legal. Este principio exige que las actividades relacionadas con el tratamiento de datos se desarrollen dentro de un marco jurídico que proteja los derechos de los titulares y que los procedimientos internos se encuentren documentados y alineados con la normativa aplicable.</w:t>
+        <w:t>puede recopilar, utilizar o compartir información personal sin fundamento legal. Este principio exige que las actividades relacionadas con el tratamiento de datos se desa</w:t>
+      </w:r>
+      <w:r>
+        <w:t>rrollen dentro de un marco jurídico que proteja los derechos de los titulares y que los procedimientos internos se encuentren documentados y alineados con la normativa aplicable.</w:t>
       </w:r>
     </w:p>
     <w:p>
@@ -4610,7 +4973,13 @@
         <w:t>Finalidad.</w:t>
       </w:r>
       <w:r>
-        <w:t xml:space="preserve"> La recolección y el tratamiento de los datos personales deben responder a una finalidad legítima, específica y previamente informada al titular. La finalidad debe ser clara, verificable y coherente con las actividades de la organización. Los datos no pueden utilizarse para propósitos diferentes de aquellos para los cuales fueron recopilados, salvo que exista autorización del titular o una excepción prevista por la ley. </w:t>
+        <w:t xml:space="preserve"> La recolección y el tratamiento de los datos personales deben resp</w:t>
+      </w:r>
+      <w:r>
+        <w:t>onder a una finalidad legítima, específica y previamente informada al titular. La finalidad debe ser clara, verificable y coherente con las actividades de la organización. Los datos no pueden utilizarse para propósitos diferentes de aquellos para los cuale</w:t>
+      </w:r>
+      <w:r>
+        <w:t xml:space="preserve">s fueron recopilados, salvo que exista autorización del titular o una excepción prevista por la ley. </w:t>
       </w:r>
     </w:p>
     <w:p>
@@ -4625,12 +4994,21 @@
         <w:t>Libertad.</w:t>
       </w:r>
       <w:r>
-        <w:t xml:space="preserve"> El tratamiento de los datos personales solo puede realizarse con el consentimiento previo, expreso e informado del titular. Este principio reconoce el derecho de las personas a decidir sobre el uso de su información y exige que la autorización pueda demostrarse mediante mecanismos que evidencien la aceptación voluntaria del titular. Asimismo, esta conserva el derecho de revocar la autorización cuando la normativa lo permita. </w:t>
-      </w:r>
-    </w:p>
-    <w:p>
-      <w:r>
-        <w:t>Cada uno de estos principios orienta decisiones y actuaciones específicas dentro de las organizaciones, garantizando que el tratamiento de los datos personales se ajuste a los requisitos legales y respete los derechos de los titulares.</w:t>
+        <w:t xml:space="preserve"> El tratamiento de los datos personales solo puede realizarse con el consentimiento previo, expreso e informado del titular. Este principio recon</w:t>
+      </w:r>
+      <w:r>
+        <w:t>oce el derecho de las personas a decidir sobre el uso de su información y exige que la autorización pueda demostrarse mediante mecanismos que evidencien la aceptación voluntaria del titular. Asimismo, esta conserva el derecho de revocar la autorización cua</w:t>
+      </w:r>
+      <w:r>
+        <w:t xml:space="preserve">ndo la normativa lo permita. </w:t>
+      </w:r>
+    </w:p>
+    <w:p>
+      <w:r>
+        <w:t>Cada uno de estos principios orienta decisiones y actuaciones específicas dentro de las organizaciones, garantizando que el tratamiento de los datos personales se ajuste a los requisitos legales y respete los derechos de los t</w:t>
+      </w:r>
+      <w:r>
+        <w:t>itulares.</w:t>
       </w:r>
     </w:p>
     <w:p>
@@ -4647,7 +5025,10 @@
     </w:p>
     <w:p>
       <w:r>
-        <w:t xml:space="preserve">Una empresa solicita información personal a sus clientes para registrar las garantías de sus productos. Antes de recopilar los datos, informa claramente la finalidad del tratamiento y obtiene la autorización correspondiente. De esta manera, </w:t>
+        <w:t>Una empresa solicita información personal a sus clientes para registrar las garantías de sus productos. Antes de recopilar los datos, informa claramente la finalidad del tratamiento y obtiene la autorización correspondiente. De esta man</w:t>
+      </w:r>
+      <w:r>
+        <w:t xml:space="preserve">era, </w:t>
       </w:r>
       <w:r>
         <w:lastRenderedPageBreak/>
@@ -4728,20 +5109,40 @@
           <w:b/>
           <w:bCs/>
         </w:rPr>
-        <w:t>Trazabilidad</w:t>
+        <w:t>Trazabilida</w:t>
+      </w:r>
+      <w:r>
+        <w:rPr>
+          <w:b/>
+          <w:bCs/>
+        </w:rPr>
+        <w:t>d</w:t>
       </w:r>
       <w:r>
         <w:t>: la organización debe conservar evidencia que permita demostrar la finalidad para la cual fueron recopilados los datos personales.</w:t>
       </w:r>
     </w:p>
     <w:p>
-      <w:r>
+      <w:pPr>
+        <w:rPr>
+          <w:b/>
+          <w:bCs/>
+        </w:rPr>
+      </w:pPr>
+      <w:r>
+        <w:rPr>
+          <w:b/>
+          <w:bCs/>
+        </w:rPr>
         <w:t>Aplicación práctica</w:t>
       </w:r>
     </w:p>
     <w:p>
       <w:r>
-        <w:t>Cuando una organización implementa formularios físicos o digitales para recopilar datos personales, debe incorporar mecanismos que permitan obtener la autorización del titular, informar la finalidad del tratamiento y garantizar el cumplimiento de las disposiciones legales aplicables.</w:t>
+        <w:t>Cuando una organización implementa formularios físicos o digitales para recopilar datos personales, deb</w:t>
+      </w:r>
+      <w:r>
+        <w:t>e incorporar mecanismos que permitan obtener la autorización del titular, informar la finalidad del tratamiento y garantizar el cumplimiento de las disposiciones legales aplicables.</w:t>
       </w:r>
     </w:p>
     <w:p>
@@ -4759,13 +5160,22 @@
     </w:p>
     <w:p>
       <w:r>
-        <w:t>La calidad de la información constituye un elemento esencial para garantizar un tratamiento adecuado de los datos personales. La información debe mantenerse exacta, verificable, comprensible, actualizada y accesible para los titulares cuando ejerzan sus derechos.</w:t>
+        <w:t>La calidad de la</w:t>
+      </w:r>
+      <w:r>
+        <w:t xml:space="preserve"> información constituye un elemento esencial para garantizar un tratamiento adecuado de los datos personales. La información debe mantenerse exacta, verificable, comprensible, actualizada y accesible para los titulares cuando ejerzan sus derechos.</w:t>
       </w:r>
     </w:p>
     <w:p>
       <w:r>
         <w:lastRenderedPageBreak/>
-        <w:t>La aplicación de estos principios permite que las organizaciones administren información confiable, reduzcan riesgos asociados con errores en los datos y garanticen que los titulares puedan conocer, actualizar o rectificar su información cuando sea necesario. Los principios relacionados con la calidad de la información se presentan a continuación:</w:t>
+        <w:t>La aplic</w:t>
+      </w:r>
+      <w:r>
+        <w:t xml:space="preserve">ación de estos principios permite que las organizaciones administren información confiable, reduzcan riesgos asociados con errores en los datos y garanticen que los titulares puedan conocer, actualizar o rectificar su información cuando sea necesario. Los </w:t>
+      </w:r>
+      <w:r>
+        <w:t>principios relacionados con la calidad de la información se presentan a continuación:</w:t>
       </w:r>
     </w:p>
     <w:p>
@@ -4780,7 +5190,13 @@
         <w:t>Veracidad.</w:t>
       </w:r>
       <w:r>
-        <w:t xml:space="preserve"> La información sujeta a tratamiento debe ser veraz, completa, exacta, actualizada, comprobable y comprensible. Mantener datos de calidad permite evitar decisiones erróneas, proteger los derechos de los titulares y fortalecer la eficiencia de los procesos organizacionales. Por ello, las organizaciones deben establecer mecanismos que faciliten la actualización, verificación y corrección permanente de la información.</w:t>
+        <w:t xml:space="preserve"> La información sujeta a tratamiento debe ser veraz, completa, exacta, actualizada, comprobable y comprensible. Mantener datos de calidad permite evitar decisio</w:t>
+      </w:r>
+      <w:r>
+        <w:t>nes erróneas, proteger los derechos de los titulares y fortalecer la eficiencia de los procesos organizacionales. Por ello, las organizaciones deben establecer mecanismos que faciliten la actualización, verificación y corrección permanente de la informació</w:t>
+      </w:r>
+      <w:r>
+        <w:t>n.</w:t>
       </w:r>
     </w:p>
     <w:p>
@@ -4795,7 +5211,10 @@
         <w:t>Transparencia.</w:t>
       </w:r>
       <w:r>
-        <w:t xml:space="preserve"> Garantiza el derecho de los titulares a conocer la existencia de sus datos personales y las condiciones bajo las cuales son tratados. Las organizaciones deben disponer de mecanismos que permitan consultar la información almacenada, identificar las finalidades del tratamiento y conocer quiénes tienen acceso a ella. Este principio fortalece la confianza y favorece el cumplimiento de las obligaciones legales relacionadas con el tratamiento de datos personales. </w:t>
+        <w:t xml:space="preserve"> Garantiza el derecho de los titulares a conocer la existencia de sus datos personales y las condiciones bajo las cuales son tratados. Las organizaciones deben disponer de mecanismos que permitan consultar la información almacenada, identi</w:t>
+      </w:r>
+      <w:r>
+        <w:t xml:space="preserve">ficar las finalidades del tratamiento y conocer quiénes tienen acceso a ella. Este principio fortalece la confianza y favorece el cumplimiento de las obligaciones legales relacionadas con el tratamiento de datos personales. </w:t>
       </w:r>
     </w:p>
     <w:p>
@@ -4807,10 +5226,19 @@
         <w:rPr>
           <w:b/>
         </w:rPr>
-        <w:t>Acceso y circulación restringida.</w:t>
-      </w:r>
-      <w:r>
-        <w:t xml:space="preserve"> Los datos personales solo pueden ser consultados por personas autorizadas y utilizados para las finalidades previamente informadas al titular. La información no debe encontrarse disponible para cualquier persona ni divulgarse indiscriminadamente. Su aplicación exige controles de acceso, mecanismos de autenticación y </w:t>
+        <w:t>Acceso y circulación restringid</w:t>
+      </w:r>
+      <w:r>
+        <w:rPr>
+          <w:b/>
+        </w:rPr>
+        <w:t>a.</w:t>
+      </w:r>
+      <w:r>
+        <w:t xml:space="preserve"> Los datos personales solo pueden ser consultados por personas autorizadas y utilizados para las finalidades previamente informadas al titular. La información no debe encontrarse disponible para cualquier persona ni divulgarse indiscriminadamente. Su apl</w:t>
+      </w:r>
+      <w:r>
+        <w:t xml:space="preserve">icación exige controles de acceso, mecanismos de autenticación y </w:t>
       </w:r>
       <w:r>
         <w:lastRenderedPageBreak/>
@@ -4819,7 +5247,10 @@
     </w:p>
     <w:p>
       <w:r>
-        <w:t>La aplicación conjunta de estos principios contribuye a garantizar la calidad de la información, fortalecer la confianza de los titulares y reducir los riesgos derivados del tratamiento inadecuado de los datos personales.</w:t>
+        <w:t>La aplicación conjunta de estos principios contribuye a garantizar la c</w:t>
+      </w:r>
+      <w:r>
+        <w:t>alidad de la información, fortalecer la confianza de los titulares y reducir los riesgos derivados del tratamiento inadecuado de los datos personales.</w:t>
       </w:r>
     </w:p>
     <w:p>
@@ -4836,7 +5267,13 @@
     </w:p>
     <w:p>
       <w:r>
-        <w:t>Una entidad financiera mantiene desactualizada la dirección de un cliente y envía comunicaciones a una ubicación incorrecta. Esta situación evidencia la importancia de verificar periódicamente la exactitud de la información y de implementar mecanismos que permitan mantener los datos actualizados durante todo su ciclo de vida. Los principales beneficios de garantizar la veracidad de la información son los siguientes:</w:t>
+        <w:t xml:space="preserve">Una entidad financiera mantiene desactualizada la dirección de un cliente y envía </w:t>
+      </w:r>
+      <w:r>
+        <w:t>comunicaciones a una ubicación incorrecta. Esta situación evidencia la importancia de verificar periódicamente la exactitud de la información y de implementar mecanismos que permitan mantener los datos actualizados durante todo su ciclo de vida. Los princi</w:t>
+      </w:r>
+      <w:r>
+        <w:t>pales beneficios de garantizar la veracidad de la información son los siguientes:</w:t>
       </w:r>
     </w:p>
     <w:p>
@@ -4868,7 +5305,10 @@
         <w:t>Reducción de errores administrativos</w:t>
       </w:r>
       <w:r>
-        <w:t xml:space="preserve">: disminuye inconsistencias, reprocesos y errores derivados de datos incorrectos o desactualizados. </w:t>
+        <w:t>: disminu</w:t>
+      </w:r>
+      <w:r>
+        <w:t xml:space="preserve">ye inconsistencias, reprocesos y errores derivados de datos incorrectos o desactualizados. </w:t>
       </w:r>
     </w:p>
     <w:p>
@@ -4897,7 +5337,14 @@
           <w:b/>
           <w:bCs/>
         </w:rPr>
-        <w:t>Fortalecimiento de la confianza de los titulares</w:t>
+        <w:t xml:space="preserve">Fortalecimiento de la confianza de </w:t>
+      </w:r>
+      <w:r>
+        <w:rPr>
+          <w:b/>
+          <w:bCs/>
+        </w:rPr>
+        <w:t>los titulares</w:t>
       </w:r>
       <w:r>
         <w:t xml:space="preserve">: incrementa la credibilidad de la organización mediante un tratamiento responsable de los datos personales. </w:t>
@@ -4916,7 +5363,10 @@
         <w:t>Disminución de riesgos operativos</w:t>
       </w:r>
       <w:r>
-        <w:t>: reduce la probabilidad de incidentes asociados al uso de información inexacta, incompleta o desactualizada.</w:t>
+        <w:t>: reduce la probabilidad de incidentes asociados al uso de información inexacta, incompleta o desact</w:t>
+      </w:r>
+      <w:r>
+        <w:t>ualizada.</w:t>
       </w:r>
     </w:p>
     <w:p>
@@ -4935,12 +5385,18 @@
     </w:p>
     <w:p>
       <w:r>
-        <w:t>La protección de los datos personales requiere la implementación de medidas que garanticen la confidencialidad, la integridad y la disponibilidad de la información durante todo su ciclo de vida. Estos principios orientan a las organizaciones en la adopción de controles que permitan prevenir incidentes de seguridad y proteger los derechos de los titulares.</w:t>
-      </w:r>
-    </w:p>
-    <w:p>
-      <w:r>
-        <w:t>Su aplicación fortalece la gestión de la información, disminuye los riesgos asociados con el tratamiento de los datos personales y contribuye al cumplimiento de las obligaciones establecidas en la Ley 1581 de 2012. Los principios relacionados con la protección de la información se presentan a continuación:</w:t>
+        <w:t>La protección de los datos personales requiere la implementación de medidas que garanticen la confidencialidad, la integridad y la disponibilidad de la información durante todo su ciclo</w:t>
+      </w:r>
+      <w:r>
+        <w:t xml:space="preserve"> de vida. Estos principios orientan a las organizaciones en la adopción de controles que permitan prevenir incidentes de seguridad y proteger los derechos de los titulares.</w:t>
+      </w:r>
+    </w:p>
+    <w:p>
+      <w:r>
+        <w:t>Su aplicación fortalece la gestión de la información, disminuye los riesgos asociad</w:t>
+      </w:r>
+      <w:r>
+        <w:t>os con el tratamiento de los datos personales y contribuye al cumplimiento de las obligaciones establecidas en la Ley 1581 de 2012. Los principios relacionados con la protección de la información se presentan a continuación:</w:t>
       </w:r>
     </w:p>
     <w:p>
@@ -4955,7 +5411,13 @@
         <w:t>Seguridad.</w:t>
       </w:r>
       <w:r>
-        <w:t xml:space="preserve"> Las organizaciones deben adoptar medidas técnicas, humanas y administrativas que protejan los datos personales frente a riesgos de pérdida, alteración, acceso no autorizado, destrucción o uso fraudulento. La seguridad de la información no depende únicamente de herramientas tecnológicas; también comprende la capacitación del personal, la definición de procedimientos, la gestión de riesgos y la implementación de controles organizacionales que garanticen la protección de los datos durante todo su ciclo de vida.</w:t>
+        <w:t xml:space="preserve"> Las organizaciones d</w:t>
+      </w:r>
+      <w:r>
+        <w:t>eben adoptar medidas técnicas, humanas y administrativas que protejan los datos personales frente a riesgos de pérdida, alteración, acceso no autorizado, destrucción o uso fraudulento. La seguridad de la información no depende únicamente de herramientas te</w:t>
+      </w:r>
+      <w:r>
+        <w:t>cnológicas; también comprende la capacitación del personal, la definición de procedimientos, la gestión de riesgos y la implementación de controles organizacionales que garanticen la protección de los datos durante todo su ciclo de vida.</w:t>
       </w:r>
     </w:p>
     <w:p>
@@ -4970,7 +5432,13 @@
         <w:t>Confidencialidad.</w:t>
       </w:r>
       <w:r>
-        <w:t xml:space="preserve"> Todas las personas que intervienen en el tratamiento de datos personales tienen el deber de garantizar la reserva de la información, incluso después de finalizar su relación con la organización. Este principio impide que los datos sean divulgados o utilizados por personas no autorizadas y resulta especialmente relevante en sectores como salud, </w:t>
+        <w:t xml:space="preserve"> </w:t>
+      </w:r>
+      <w:r>
+        <w:t>Todas las personas que intervienen en el tratamiento de datos personales tienen el deber de garantizar la reserva de la información, incluso después de finalizar su relación con la organización. Este principio impide que los datos sean divulgados o utiliza</w:t>
+      </w:r>
+      <w:r>
+        <w:t xml:space="preserve">dos por personas no autorizadas y resulta especialmente relevante en sectores como salud, </w:t>
       </w:r>
       <w:r>
         <w:lastRenderedPageBreak/>
@@ -4989,12 +5457,24 @@
         <w:t>Aplicación de los principios.</w:t>
       </w:r>
       <w:r>
-        <w:t xml:space="preserve"> La protección efectiva de los datos personales requiere incorporar los principios rectores en las políticas, procedimientos y procesos institucionales. Cada actividad relacionada con la recolección, el almacenamiento, el uso, la circulación, la conservación y la supresión de la información debe desarrollarse conforme a los principios de legalidad, finalidad, libertad, veracidad, transparencia, acceso y circulación restringida, seguridad y confidencialidad. Su aplicación integral fortalece la protección de la información, reduce riesgos legales y operativos y consolida la confianza de los grupos de interés.</w:t>
-      </w:r>
-    </w:p>
-    <w:p>
-      <w:r>
-        <w:t xml:space="preserve">La implementación de estos principios debe complementarse con medidas de seguridad acordes con la naturaleza de la información y con los riesgos identificados por cada organización. Las principales medidas para fortalecer la seguridad de la información son las siguientes: </w:t>
+        <w:t xml:space="preserve"> La prot</w:t>
+      </w:r>
+      <w:r>
+        <w:t xml:space="preserve">ección efectiva de los datos personales requiere incorporar los principios rectores en las políticas, procedimientos y procesos institucionales. Cada actividad relacionada con la recolección, el almacenamiento, el uso, la circulación, la conservación y la </w:t>
+      </w:r>
+      <w:r>
+        <w:t>supresión de la información debe desarrollarse conforme a los principios de legalidad, finalidad, libertad, veracidad, transparencia, acceso y circulación restringida, seguridad y confidencialidad. Su aplicación integral fortalece la protección de la infor</w:t>
+      </w:r>
+      <w:r>
+        <w:t>mación, reduce riesgos legales y operativos y consolida la confianza de los grupos de interés.</w:t>
+      </w:r>
+    </w:p>
+    <w:p>
+      <w:r>
+        <w:t>La implementación de estos principios debe complementarse con medidas de seguridad acordes con la naturaleza de la información y con los riesgos identificados po</w:t>
+      </w:r>
+      <w:r>
+        <w:t xml:space="preserve">r cada organización. Las principales medidas para fortalecer la seguridad de la información son las siguientes: </w:t>
       </w:r>
     </w:p>
     <w:p>
@@ -5024,7 +5504,10 @@
         <w:t>Control de accesos.</w:t>
       </w:r>
       <w:r>
-        <w:t xml:space="preserve"> Limitar el acceso a la información únicamente al personal autorizado.</w:t>
+        <w:t xml:space="preserve"> Limi</w:t>
+      </w:r>
+      <w:r>
+        <w:t>tar el acceso a la información únicamente al personal autorizado.</w:t>
       </w:r>
     </w:p>
     <w:p>
@@ -5067,7 +5550,13 @@
           <w:b/>
         </w:rPr>
         <w:lastRenderedPageBreak/>
-        <w:t>Monitoreo de sistemas.</w:t>
+        <w:t>M</w:t>
+      </w:r>
+      <w:r>
+        <w:rPr>
+          <w:b/>
+        </w:rPr>
+        <w:t>onitoreo de sistemas.</w:t>
       </w:r>
       <w:r>
         <w:t xml:space="preserve"> Detectar oportunamente accesos no autorizados, incidentes y vulnerabilidades.</w:t>
@@ -5102,7 +5591,13 @@
     </w:p>
     <w:p>
       <w:r>
-        <w:t>Una entidad financiera mantiene desactualizada la dirección de un cliente y envía comunicaciones a una ubicación incorrecta. Esta situación evidencia la importancia de verificar periódicamente la exactitud de la información y de implementar mecanismos que permitan mantener los datos actualizados durante todo su ciclo de vida. Los principales beneficios de garantizar la veracidad de la información son los siguientes:</w:t>
+        <w:t>Una entidad fina</w:t>
+      </w:r>
+      <w:r>
+        <w:t>nciera mantiene desactualizada la dirección de un cliente y envía comunicaciones a una ubicación incorrecta. Esta situación evidencia la importancia de verificar periódicamente la exactitud de la información y de implementar mecanismos que permitan mantene</w:t>
+      </w:r>
+      <w:r>
+        <w:t>r los datos actualizados durante todo su ciclo de vida. Los principales beneficios de garantizar la veracidad de la información son los siguientes:</w:t>
       </w:r>
     </w:p>
     <w:p>
@@ -5118,7 +5613,10 @@
         <w:t>Acuerdos de confidencialidad</w:t>
       </w:r>
       <w:r>
-        <w:t>: formalizar el compromiso de proteger la información personal a la que se tiene acceso durante el desarrollo de las funciones.</w:t>
+        <w:t>: formalizar el compromiso de proteger la información personal a la que se tiene</w:t>
+      </w:r>
+      <w:r>
+        <w:t xml:space="preserve"> acceso durante el desarrollo de las funciones.</w:t>
       </w:r>
     </w:p>
     <w:p>
@@ -5150,7 +5648,10 @@
         <w:t>Capacitación del personal</w:t>
       </w:r>
       <w:r>
-        <w:t>: fortalecer el conocimiento sobre las obligaciones, responsabilidades y buenas prácticas en materia de protección de datos personales.</w:t>
+        <w:t xml:space="preserve">: fortalecer el </w:t>
+      </w:r>
+      <w:r>
+        <w:t>conocimiento sobre las obligaciones, responsabilidades y buenas prácticas en materia de protección de datos personales.</w:t>
       </w:r>
     </w:p>
     <w:p>
@@ -5166,7 +5667,10 @@
         <w:t>Supervisión del uso de la información</w:t>
       </w:r>
       <w:r>
-        <w:t>: verificar el cumplimiento de las políticas de tratamiento de datos y detectar oportunamente posibles incumplimientos.</w:t>
+        <w:t>: verificar el cumplimiento de las políticas de tratamiento de datos y detectar oportunamente posib</w:t>
+      </w:r>
+      <w:r>
+        <w:t>les incumplimientos.</w:t>
       </w:r>
     </w:p>
     <w:p>
@@ -5191,7 +5695,10 @@
         <w:pStyle w:val="Ttulo4"/>
       </w:pPr>
       <w:r>
-        <w:t>Actividades de aplicación y análisis de los principios rectores para el tratamiento de datos personales</w:t>
+        <w:t>Actividades de aplicación y análisis de los princi</w:t>
+      </w:r>
+      <w:r>
+        <w:t>pios rectores para el tratamiento de datos personales</w:t>
       </w:r>
     </w:p>
     <w:p>
@@ -5202,7 +5709,10 @@
         <w:t xml:space="preserve"> que se encuentra en la carpeta de anexos</w:t>
       </w:r>
       <w:r>
-        <w:t>, donde se aborda la aplicación práctica de los principios rectores establecidos en la Ley 1581 de 2012 mediante casos de análisis, ejemplos organizacionales y actividades de integración.</w:t>
+        <w:t>, donde se aborda la aplicac</w:t>
+      </w:r>
+      <w:r>
+        <w:t>ión práctica de los principios rectores establecidos en la Ley 1581 de 2012 mediante casos de análisis, ejemplos organizacionales y actividades de integración.</w:t>
       </w:r>
     </w:p>
     <w:p>
@@ -5223,22 +5733,43 @@
     </w:p>
     <w:p>
       <w:r>
-        <w:t>La protección de datos personales exige reconocer que no toda la información tiene el mismo nivel de sensibilidad, exposición o riesgo. Algunos datos pueden consultarse en fuentes públicas; otros requieren autorización para ser utilizados y algunos demandan medidas especiales de protección, debido a que pueden afectar la intimidad, la seguridad, la dignidad o los derechos fundamentales de una persona.</w:t>
-      </w:r>
-    </w:p>
-    <w:p>
-      <w:r>
-        <w:t>La clasificación de los datos personales permite a las organizaciones identificar el tipo de información que administran, determinar el nivel de protección que requiere cada categoría y definir los controles necesarios para prevenir usos indebidos. Asimismo, facilita la asignación de responsabilidades, la gestión de permisos de acceso, la implementación de mecanismos de almacenamiento, la definición de tiempos de conservación y la atención de las solicitudes presentadas por los titulares.</w:t>
-      </w:r>
-    </w:p>
-    <w:p>
-      <w:r>
-        <w:t>En el contexto organizacional, clasificar correctamente los datos constituye una actividad esencial para cumplir la normativa. No es equivalente tratar datos de contacto de un cliente que administrar historias clínicas, información financiera, datos biométricos o información de niños, niñas y adolescentes. Cada categoría requiere un tratamiento proporcional al nivel de riesgo que representa.</w:t>
-      </w:r>
-    </w:p>
-    <w:p>
-      <w:r>
-        <w:t xml:space="preserve">Además, esta clasificación facilita la elaboración de políticas de tratamiento de datos personales, inventarios de bases de datos, matrices de riesgos y controles de seguridad. Por ello, antes de recopilar información, la organización debe identificar qué datos necesita, con qué finalidad los utilizará, quién podrá acceder a ellos y cuáles serán las medidas implementadas para garantizar su protección. </w:t>
+        <w:t xml:space="preserve">La protección de datos personales exige </w:t>
+      </w:r>
+      <w:r>
+        <w:t>reconocer que no toda la información tiene el mismo nivel de sensibilidad, exposición o riesgo. Algunos datos pueden consultarse en fuentes públicas; otros requieren autorización para ser utilizados y algunos demandan medidas especiales de protección, debi</w:t>
+      </w:r>
+      <w:r>
+        <w:t>do a que pueden afectar la intimidad, la seguridad, la dignidad o los derechos fundamentales de una persona.</w:t>
+      </w:r>
+    </w:p>
+    <w:p>
+      <w:r>
+        <w:t>La clasificación de los datos personales permite a las organizaciones identificar el tipo de información que administran, determinar el nivel de pr</w:t>
+      </w:r>
+      <w:r>
+        <w:t xml:space="preserve">otección que requiere cada categoría y definir los controles necesarios para prevenir usos indebidos. Asimismo, facilita la asignación de responsabilidades, la gestión de permisos de acceso, la implementación de mecanismos de almacenamiento, la definición </w:t>
+      </w:r>
+      <w:r>
+        <w:t>de tiempos de conservación y la atención de las solicitudes presentadas por los titulares.</w:t>
+      </w:r>
+    </w:p>
+    <w:p>
+      <w:r>
+        <w:t>En el contexto organizacional, clasificar correctamente los datos constituye una actividad esencial para cumplir la normativa. No es equivalente tratar datos de cont</w:t>
+      </w:r>
+      <w:r>
+        <w:t>acto de un cliente que administrar historias clínicas, información financiera, datos biométricos o información de niños, niñas y adolescentes. Cada categoría requiere un tratamiento proporcional al nivel de riesgo que representa.</w:t>
+      </w:r>
+    </w:p>
+    <w:p>
+      <w:r>
+        <w:t>Además, esta clasificación</w:t>
+      </w:r>
+      <w:r>
+        <w:t xml:space="preserve"> facilita la elaboración de políticas de tratamiento de datos personales, inventarios de bases de datos, matrices de riesgos y controles de seguridad. Por ello, antes de recopilar información, la organización debe identificar qué datos necesita, con qué fi</w:t>
+      </w:r>
+      <w:r>
+        <w:t xml:space="preserve">nalidad los utilizará, quién podrá acceder a ellos y cuáles serán las medidas implementadas para garantizar su protección. </w:t>
       </w:r>
     </w:p>
     <w:p>
@@ -5257,17 +5788,29 @@
     </w:p>
     <w:p>
       <w:r>
-        <w:t>La clasificación de los datos personales consiste en organizar la información de acuerdo con su naturaleza, nivel de acceso, grado de sensibilidad y posible impacto sobre los derechos del titular. Este proceso permite diferenciar los datos que pueden consultarse públicamente de aquellos que requieren reserva o un nivel reforzado de protección.</w:t>
-      </w:r>
-    </w:p>
-    <w:p>
-      <w:r>
-        <w:t>En las organizaciones, esta clasificación debe aplicarse desde el diseño de formularios, bases de datos, sistemas de información, procesos de selección, registros de clientes, expedientes laborales, historias clínicas, plataformas educativas y cualquier otro mecanismo mediante el cual se recopilen datos personales.</w:t>
-      </w:r>
-    </w:p>
-    <w:p>
-      <w:r>
-        <w:t>Una adecuada clasificación evita tratar toda la información como si fuera pública o, por el contrario, aplicar restricciones innecesarias a datos que presentan un bajo nivel de riesgo. En consecuencia, las medidas de protección deben ser proporcionales a la naturaleza del dato y al riesgo asociado. Los principales tipos de datos personales se relacionan a continuación:</w:t>
+        <w:t xml:space="preserve">La clasificación de los datos personales consiste en organizar la información de acuerdo con </w:t>
+      </w:r>
+      <w:r>
+        <w:t>su naturaleza, nivel de acceso, grado de sensibilidad y posible impacto sobre los derechos del titular. Este proceso permite diferenciar los datos que pueden consultarse públicamente de aquellos que requieren reserva o un nivel reforzado de protección.</w:t>
+      </w:r>
+    </w:p>
+    <w:p>
+      <w:r>
+        <w:t xml:space="preserve">En </w:t>
+      </w:r>
+      <w:r>
+        <w:t xml:space="preserve">las organizaciones, esta clasificación debe aplicarse desde el diseño de formularios, bases de datos, sistemas de información, procesos de selección, registros de clientes, expedientes laborales, historias clínicas, plataformas educativas y cualquier otro </w:t>
+      </w:r>
+      <w:r>
+        <w:t>mecanismo mediante el cual se recopilen datos personales.</w:t>
+      </w:r>
+    </w:p>
+    <w:p>
+      <w:r>
+        <w:t>Una adecuada clasificación evita tratar toda la información como si fuera pública o, por el contrario, aplicar restricciones innecesarias a datos que presentan un bajo nivel de riesgo. En consecuenc</w:t>
+      </w:r>
+      <w:r>
+        <w:t>ia, las medidas de protección deben ser proporcionales a la naturaleza del dato y al riesgo asociado. Los principales tipos de datos personales se relacionan a continuación:</w:t>
       </w:r>
     </w:p>
     <w:p>
@@ -5280,7 +5823,10 @@
     </w:p>
     <w:p>
       <w:r>
-        <w:t>Corresponden a información que no tiene carácter reservado y que puede ser conocida por terceros conforme a la ley. Aunque su acceso es permitido, su tratamiento debe respetar los principios de legalidad, finalidad, transparencia y seguridad.</w:t>
+        <w:t>Corresponden a información que no tiene carácter reservado y que pu</w:t>
+      </w:r>
+      <w:r>
+        <w:t>ede ser conocida por terceros conforme a la ley. Aunque su acceso es permitido, su tratamiento debe respetar los principios de legalidad, finalidad, transparencia y seguridad.</w:t>
       </w:r>
     </w:p>
     <w:p>
@@ -5302,7 +5848,10 @@
         <w:t xml:space="preserve">. </w:t>
       </w:r>
       <w:r>
-        <w:t>Estado civil, profesión u oficio, calidad de comerciante, información contenida en documentos públicos, registros mercantiles y demás fuentes públicas autorizadas.</w:t>
+        <w:t>Estado civil, profesión u oficio, calidad de comerciante, información c</w:t>
+      </w:r>
+      <w:r>
+        <w:t>ontenida en documentos públicos, registros mercantiles y demás fuentes públicas autorizadas.</w:t>
       </w:r>
     </w:p>
     <w:p>
@@ -5319,7 +5868,27 @@
         <w:t>Medidas</w:t>
       </w:r>
       <w:r>
-        <w:t xml:space="preserve"> o consideracionesDeben utilizarse únicamente para finalidades legítimas. Se recomienda documentar la fuente consultada, la finalidad del tratamiento y el responsable de la consulta.</w:t>
+        <w:rPr>
+          <w:b/>
+          <w:bCs/>
+        </w:rPr>
+        <w:t xml:space="preserve"> o consideraciones</w:t>
+      </w:r>
+      <w:r>
+        <w:rPr>
+          <w:b/>
+          <w:bCs/>
+        </w:rPr>
+        <w:t>.</w:t>
+      </w:r>
+      <w:r>
+        <w:t xml:space="preserve"> </w:t>
+      </w:r>
+      <w:r>
+        <w:t>Deben utilizarse únicamente para finalidades legítimas. Se recomienda documentar la fuente consultada, la finalidad del tratamiento y el r</w:t>
+      </w:r>
+      <w:r>
+        <w:t>esponsable de la consulta.</w:t>
       </w:r>
     </w:p>
     <w:p>
@@ -5351,7 +5920,10 @@
         <w:t xml:space="preserve">. </w:t>
       </w:r>
       <w:r>
-        <w:t>Información salarial, datos familiares, información financiera, información tributaria, evaluaciones de desempeño, expedientes laborales e información contractual.</w:t>
+        <w:t>Inf</w:t>
+      </w:r>
+      <w:r>
+        <w:t>ormación salarial, datos familiares, información financiera, información tributaria, evaluaciones de desempeño, expedientes laborales e información contractual.</w:t>
       </w:r>
     </w:p>
     <w:p>
@@ -5370,7 +5942,10 @@
         <w:t xml:space="preserve">. </w:t>
       </w:r>
       <w:r>
-        <w:t>Requieren controles estrictos de acceso, almacenamiento seguro, políticas internas de protección y mecanismos que prevengan pérdidas, alteraciones o divulgaciones no autorizadas.</w:t>
+        <w:t>Requieren controles estrictos de acceso, almacenamiento seguro, polí</w:t>
+      </w:r>
+      <w:r>
+        <w:t>ticas internas de protección y mecanismos que prevengan pérdidas, alteraciones o divulgaciones no autorizadas.</w:t>
       </w:r>
     </w:p>
     <w:p>
@@ -5383,7 +5958,10 @@
     </w:p>
     <w:p>
       <w:r>
-        <w:t>Son datos cuyo conocimiento puede interesar a un sector determinado o a personas autorizadas para una finalidad legítima. No pertenecen al ámbito íntimo del titular, pero tampoco son de libre consulta.</w:t>
+        <w:t>Son datos cuyo conocimiento puede interesar a un sector determinado o a personas autorizadas para una finalidad legítima. No p</w:t>
+      </w:r>
+      <w:r>
+        <w:t>ertenecen al ámbito íntimo del titular, pero tampoco son de libre consulta.</w:t>
       </w:r>
     </w:p>
     <w:p>
@@ -5421,13 +5999,19 @@
         <w:t xml:space="preserve">. </w:t>
       </w:r>
       <w:r>
-        <w:t>Su consulta debe responder a una finalidad legítima y, cuando corresponda, contar con la autorización del titular o con habilitación legal. Es recomendable registrar las consultas realizadas y verificar la pertinencia del tratamiento.</w:t>
+        <w:t>Su consulta debe responder a una finalidad le</w:t>
+      </w:r>
+      <w:r>
+        <w:t>gítima y, cuando corresponda, contar con la autorización del titular o con habilitación legal. Es recomendable registrar las consultas realizadas y verificar la pertinencia del tratamiento.</w:t>
       </w:r>
     </w:p>
     <w:p>
       <w:r>
         <w:lastRenderedPageBreak/>
-        <w:t>La correcta clasificación de la información permite establecer controles diferenciados para cada categoría de datos personales y fortalece el cumplimiento de las obligaciones establecidas en la Ley 1581 de 2012.</w:t>
+        <w:t>La correcta clasificación de la información permite establecer con</w:t>
+      </w:r>
+      <w:r>
+        <w:t>troles diferenciados para cada categoría de datos personales y fortalece el cumplimiento de las obligaciones establecidas en la Ley 1581 de 2012.</w:t>
       </w:r>
     </w:p>
     <w:p>
@@ -5444,7 +6028,29 @@
     </w:p>
     <w:p>
       <w:r>
-        <w:t>Una empresa consulta el registro mercantil de un proveedor antes de iniciar un proceso de contratación. La información corresponde a datos públicos y se utiliza para verificar la existencia legal del proveedor dentro de una finalidad legítima relacionada con el proceso contractual.Por su parte, el área de talento humano administra hojas de vida, contratos, evaluaciones de desempeño, incapacidades y datos familiares de los trabajadores. Esta información corresponde a datos privados y debe conservarse con medidas de seguridad que limiten su consulta al personal autorizado.De igual forma, una entidad financiera consulta el historial crediticio de una persona que solicita un préstamo. En este caso, la información corresponde a datos semiprivados y su tratamiento debe realizarse conforme a las condiciones legales aplicables y a la finalidad relacionada con la evaluación del riesgo crediticio.</w:t>
+        <w:t xml:space="preserve">Una empresa consulta el registro mercantil de un proveedor antes de iniciar un proceso de </w:t>
+      </w:r>
+      <w:r>
+        <w:t>contratación. La información corresponde a datos públicos y se utiliza para verificar la existencia legal del proveedor dentro de una finalidad legítima relacionada con el proceso contractual.</w:t>
+      </w:r>
+    </w:p>
+    <w:p>
+      <w:r>
+        <w:t>Por su parte, el área de talento humano administra hojas de vida</w:t>
+      </w:r>
+      <w:r>
+        <w:t>, contratos, evaluaciones de desempeño, incapacidades y datos familiares de los trabajadores. Esta información corresponde a datos privados y debe conservarse con medidas de seguridad que limiten su consulta al personal autorizado.</w:t>
+      </w:r>
+    </w:p>
+    <w:p>
+      <w:r>
+        <w:t>De igual forma, una entid</w:t>
+      </w:r>
+      <w:r>
+        <w:t>ad financiera consulta el historial crediticio de una persona que solicita un préstamo. En este caso, la información corresponde a datos semiprivados y su tratamiento debe realizarse conforme a las condiciones legales aplicables y a la finalidad relacionad</w:t>
+      </w:r>
+      <w:r>
+        <w:t>a con la evaluación del riesgo crediticio.</w:t>
       </w:r>
     </w:p>
     <w:p>
@@ -5464,7 +6070,10 @@
     </w:p>
     <w:p>
       <w:r>
-        <w:t xml:space="preserve">Para gestionar adecuadamente las diferentes categorías de datos personales, las organizaciones pueden implementar procedimientos que permitan identificar el tipo de información recopilada, definir quién puede acceder a ella, establecer la finalidad del tratamiento y documentar las evidencias de las consultas realizadas. Estas acciones fortalecen el cumplimiento normativo y reducen los riesgos asociados con el tratamiento de la información. </w:t>
+        <w:t>Para gestionar adecuadamente las diferentes categorías de datos personales, las organizaciones pueden implementar procedimientos que permitan identificar el tipo de información recopilada, defi</w:t>
+      </w:r>
+      <w:r>
+        <w:t xml:space="preserve">nir quién puede acceder a ella, establecer la finalidad del tratamiento y documentar las evidencias de las consultas realizadas. Estas acciones fortalecen el cumplimiento normativo y reducen los riesgos asociados con el tratamiento de la información. </w:t>
       </w:r>
     </w:p>
     <w:p>
@@ -5474,23 +6083,41 @@
       <w:bookmarkStart w:id="15" w:name="_Toc241671595"/>
       <w:r>
         <w:lastRenderedPageBreak/>
-        <w:t>Datos sensibles</w:t>
+        <w:t>Dato</w:t>
+      </w:r>
+      <w:r>
+        <w:t>s sensibles</w:t>
       </w:r>
       <w:bookmarkEnd w:id="15"/>
     </w:p>
     <w:p>
       <w:r>
-        <w:t>Los datos sensibles constituyen una categoría especial dentro de la protección de datos personales. Corresponden a información que puede afectar la intimidad del titular o cuyo uso indebido puede generar discriminación, exclusión, afectaciones laborales, daño moral, vulneración de la dignidad humana o riesgos para la seguridad personal.</w:t>
-      </w:r>
-    </w:p>
-    <w:p>
-      <w:r>
-        <w:t>Debido a su naturaleza, estos datos requieren un nivel de protección superior al de las demás categorías de información. Su tratamiento solo puede realizarse cuando exista una finalidad legítima, una autorización válida o una de las excepciones previstas en la ley, además de medidas de seguridad acordes con el nivel de riesgo. En el contexto organizacional, los datos sensibles pueden estar presentes en procesos de seguridad y salud en el trabajo, historias clínicas, controles biométricos, programas de bienestar, investigaciones internas, procesos educativos y demás actividades que impliquen el tratamiento de información especialmente protegida.</w:t>
-      </w:r>
-    </w:p>
-    <w:p>
-      <w:r>
-        <w:t xml:space="preserve">La adecuada gestión de estos datos exige aplicar controles específicos durante todo su ciclo de vida, ya que una falla en su tratamiento puede generar consecuencias para los titulares y responsabilidades legales para la organización. Los principales aspectos relacionados con el tratamiento de datos sensibles se presentan a continuación: </w:t>
+        <w:t xml:space="preserve">Los datos sensibles constituyen una categoría especial dentro de la protección de datos personales. Corresponden a información que puede afectar la intimidad del titular o cuyo uso indebido puede generar discriminación, exclusión, afectaciones </w:t>
+      </w:r>
+      <w:r>
+        <w:t>laborales, daño moral, vulneración de la dignidad humana o riesgos para la seguridad personal.</w:t>
+      </w:r>
+    </w:p>
+    <w:p>
+      <w:r>
+        <w:t xml:space="preserve">Debido a su naturaleza, estos datos requieren un nivel de protección superior al de las demás categorías de información. Su tratamiento solo puede </w:t>
+      </w:r>
+      <w:r>
+        <w:t xml:space="preserve">realizarse cuando exista una finalidad legítima, una autorización válida o una de las excepciones previstas en la ley, además de medidas de seguridad acordes con el nivel de riesgo. En el contexto organizacional, los datos sensibles pueden estar presentes </w:t>
+      </w:r>
+      <w:r>
+        <w:t>en procesos de seguridad y salud en el trabajo, historias clínicas, controles biométricos, programas de bienestar, investigaciones internas, procesos educativos y demás actividades que impliquen el tratamiento de información especialmente protegida.</w:t>
+      </w:r>
+    </w:p>
+    <w:p>
+      <w:r>
+        <w:t>La ade</w:t>
+      </w:r>
+      <w:r>
+        <w:t>cuada gestión de estos datos exige aplicar controles específicos durante todo su ciclo de vida, ya que una falla en su tratamiento puede generar consecuencias para los titulares y responsabilidades legales para la organización. Los principales aspectos rel</w:t>
+      </w:r>
+      <w:r>
+        <w:t xml:space="preserve">acionados con el tratamiento de datos sensibles se presentan a continuación: </w:t>
       </w:r>
     </w:p>
     <w:p>
@@ -5505,11 +6132,17 @@
         <w:t>Concepto y características.</w:t>
       </w:r>
       <w:r>
-        <w:t xml:space="preserve"> Los datos sensibles corresponden a información relacionada con aspectos íntimos o especialmente protegidos de una persona, como el origen racial o étnico, la orientación política, las convicciones religiosas o filosóficas, la afiliación sindical, la información sobre salud, los datos biométricos y la información relativa a la vida sexual. Su </w:t>
+        <w:t xml:space="preserve"> Los datos sensibles corresponden a información relacionada con aspectos íntimos o especialmente protegidos de una persona, como el origen racial o étn</w:t>
+      </w:r>
+      <w:r>
+        <w:t xml:space="preserve">ico, la orientación política, las convicciones religiosas o filosóficas, la afiliación sindical, la información sobre salud, los datos biométricos y la información relativa a la vida sexual. Su </w:t>
       </w:r>
       <w:r>
         <w:lastRenderedPageBreak/>
-        <w:t>tratamiento exige protección reforzada, autorización expresa, una finalidad específica, acceso restringido y la aplicación del principio de necesidad, evitando solicitar este tipo de información cuando no resulte indispensable para cumplir la finalidad prevista.</w:t>
+        <w:t xml:space="preserve">tratamiento exige protección reforzada, autorización expresa, </w:t>
+      </w:r>
+      <w:r>
+        <w:t>una finalidad específica, acceso restringido y la aplicación del principio de necesidad, evitando solicitar este tipo de información cuando no resulte indispensable para cumplir la finalidad prevista.</w:t>
       </w:r>
     </w:p>
     <w:p>
@@ -5524,7 +6157,13 @@
         <w:t>Restricciones para su tratamiento.</w:t>
       </w:r>
       <w:r>
-        <w:t xml:space="preserve"> Como regla general, ninguna persona está obligada a suministrar datos sensibles. Antes de su recolección, la organización debe informar al titular que se trata de información especialmente protegida, explicar claramente la finalidad del tratamiento, indicar el carácter facultativo de la entrega de la información cuando corresponda y obtener una autorización expresa. Además, el acceso debe limitarse al personal autorizado y cualquier comunicación a terceros debe realizarse conforme a las condiciones establecidas por la ley.</w:t>
+        <w:t xml:space="preserve"> Como regla general, </w:t>
+      </w:r>
+      <w:r>
+        <w:t>ninguna persona está obligada a suministrar datos sensibles. Antes de su recolección, la organización debe informar al titular que se trata de información especialmente protegida, explicar claramente la finalidad del tratamiento, indicar el carácter facult</w:t>
+      </w:r>
+      <w:r>
+        <w:t>ativo de la entrega de la información cuando corresponda y obtener una autorización expresa. Además, el acceso debe limitarse al personal autorizado y cualquier comunicación a terceros debe realizarse conforme a las condiciones establecidas por la ley.</w:t>
       </w:r>
     </w:p>
     <w:p>
@@ -5536,10 +6175,22 @@
         <w:rPr>
           <w:b/>
         </w:rPr>
-        <w:t>Medidas de protección.</w:t>
-      </w:r>
-      <w:r>
-        <w:t xml:space="preserve"> La protección de los datos sensibles requiere medidas técnicas, administrativas y organizacionales. Estas incluyen controles de acceso, cifrado de la información, autenticación multifactor, copias de respaldo, acuerdos de confidencialidad, capacitación del personal, definición de responsables, matrices de permisos, auditorías internas y protocolos para la atención de incidentes. La combinación de estas medidas fortalece la seguridad de la información y reduce la probabilidad de accesos no autorizados o divulgaciones indebidas.</w:t>
+        <w:t>Med</w:t>
+      </w:r>
+      <w:r>
+        <w:rPr>
+          <w:b/>
+        </w:rPr>
+        <w:t>idas de protección.</w:t>
+      </w:r>
+      <w:r>
+        <w:t xml:space="preserve"> La protección de los datos sensibles requiere medidas técnicas, administrativas y organizacionales. Estas incluyen controles de acceso, cifrado de la información, autenticación multifactor, copias de respaldo, acuerdos de confidencialid</w:t>
+      </w:r>
+      <w:r>
+        <w:t>ad, capacitación del personal, definición de responsables, matrices de permisos, auditorías internas y protocolos para la atención de incidentes. La combinación de estas medidas fortalece la seguridad de la información y reduce la probabilidad de accesos n</w:t>
+      </w:r>
+      <w:r>
+        <w:t>o autorizados o divulgaciones indebidas.</w:t>
       </w:r>
     </w:p>
     <w:p>
@@ -5572,7 +6223,13 @@
           <w:b/>
         </w:rPr>
         <w:lastRenderedPageBreak/>
-        <w:t>Riesgo de discriminación.</w:t>
+        <w:t>Riesgo de discrimin</w:t>
+      </w:r>
+      <w:r>
+        <w:rPr>
+          <w:b/>
+        </w:rPr>
+        <w:t>ación.</w:t>
       </w:r>
       <w:r>
         <w:t xml:space="preserve"> Su uso indebido puede afectar la igualdad, la dignidad y otros derechos fundamentales del titular.</w:t>
@@ -5590,7 +6247,10 @@
         <w:t>Autorización expresa.</w:t>
       </w:r>
       <w:r>
-        <w:t xml:space="preserve"> El titular debe aceptar de manera libre, previa, expresa e informada el tratamiento de la información, salvo las excepciones legales.</w:t>
+        <w:t xml:space="preserve"> El titular debe aceptar de manera libre, previa, expresa e informada el tratamiento de la información, salvo las excepciones leg</w:t>
+      </w:r>
+      <w:r>
+        <w:t>ales.</w:t>
       </w:r>
     </w:p>
     <w:p>
@@ -5647,7 +6307,21 @@
     </w:p>
     <w:p>
       <w:r>
-        <w:t xml:space="preserve">Una clínica administra historias clínicas que contienen diagnósticos, tratamientos, antecedentes médicos y resultados de exámenes. Debido a la naturaleza de esta información, debe implementar controles reforzados que garanticen la confidencialidad, la integridad y la disponibilidad de los datos.Otro ejemplo corresponde a una empresa que utiliza la huella dactilar para controlar el ingreso de sus trabajadores. Al tratarse de un dato biométrico, la organización debe justificar su utilización, obtener la autorización correspondiente e implementar medidas técnicas y administrativas que garanticen su protección. </w:t>
+        <w:t>Una clínica admini</w:t>
+      </w:r>
+      <w:r>
+        <w:t>stra historias clínicas que contienen diagnósticos, tratamientos, antecedentes médicos y resultados de exámenes. Debido a la naturaleza de esta información, debe implementar controles reforzados que garanticen la confidencialidad, la integridad y la dispon</w:t>
+      </w:r>
+      <w:r>
+        <w:t>ibilidad de los datos.</w:t>
+      </w:r>
+    </w:p>
+    <w:p>
+      <w:r>
+        <w:t>Otro ejemplo corresponde a una empresa que utiliza la huella dactilar para controlar el ingreso de sus trabajadores. Al tratarse de un dato biométrico, la organización debe justificar su utilización, obtener la autorización correspond</w:t>
+      </w:r>
+      <w:r>
+        <w:t xml:space="preserve">iente e implementar medidas técnicas y administrativas que garanticen su protección. </w:t>
       </w:r>
     </w:p>
     <w:p>
@@ -5668,7 +6342,10 @@
         <w:t>Informar la naturaleza sensible del dato</w:t>
       </w:r>
       <w:r>
-        <w:t>: comunicar al titular que la información corresponde a un dato sensible y requiere un nivel especial de protección.</w:t>
+        <w:t>: comunicar al titular que la información co</w:t>
+      </w:r>
+      <w:r>
+        <w:t>rresponde a un dato sensible y requiere un nivel especial de protección.</w:t>
       </w:r>
     </w:p>
     <w:p>
@@ -5701,7 +6378,10 @@
         <w:t>Obtener autorización expresa</w:t>
       </w:r>
       <w:r>
-        <w:t>: conservar evidencia de la autorización libre, previa, expresa e informada del titular, cuando la normativa lo exija.</w:t>
+        <w:t xml:space="preserve">: conservar evidencia de </w:t>
+      </w:r>
+      <w:r>
+        <w:t>la autorización libre, previa, expresa e informada del titular, cuando la normativa lo exija.</w:t>
       </w:r>
     </w:p>
     <w:p>
@@ -5733,7 +6413,10 @@
         <w:t>Proteger el acceso</w:t>
       </w:r>
       <w:r>
-        <w:t>: restringir el acceso a la información sensible exclusivamente al personal autorizado mediante controles de seguridad adecuados.</w:t>
+        <w:t>: restrin</w:t>
+      </w:r>
+      <w:r>
+        <w:t>gir el acceso a la información sensible exclusivamente al personal autorizado mediante controles de seguridad adecuados.</w:t>
       </w:r>
     </w:p>
     <w:p>
@@ -5753,7 +6436,13 @@
     </w:p>
     <w:p>
       <w:r>
-        <w:t>Una empresa solicita información sobre las condiciones médicas de sus trabajadores para desarrollar actividades de seguridad y salud en el trabajo. Antes de recopilar esta información, informa la finalidad del tratamiento, limita el acceso al personal competente y adopta medidas de seguridad para proteger los documentos físicos y digitales donde se almacena la información. Las principales medidas para fortalecer la protección de los datos sensibles se presentan a continuación:</w:t>
+        <w:t xml:space="preserve">Una empresa solicita información sobre las condiciones médicas de sus trabajadores para desarrollar actividades </w:t>
+      </w:r>
+      <w:r>
+        <w:t>de seguridad y salud en el trabajo. Antes de recopilar esta información, informa la finalidad del tratamiento, limita el acceso al personal competente y adopta medidas de seguridad para proteger los documentos físicos y digitales donde se almacena la infor</w:t>
+      </w:r>
+      <w:r>
+        <w:t>mación. Las principales medidas para fortalecer la protección de los datos sensibles se presentan a continuación:</w:t>
       </w:r>
     </w:p>
     <w:p>
@@ -5851,7 +6540,10 @@
               <w:pStyle w:val="TextoTablas"/>
             </w:pPr>
             <w:r>
-              <w:t>Cifrado de bases de datos.</w:t>
+              <w:t xml:space="preserve">Cifrado de bases de </w:t>
+            </w:r>
+            <w:r>
+              <w:t>datos.</w:t>
             </w:r>
           </w:p>
         </w:tc>
@@ -5957,7 +6649,10 @@
               <w:pStyle w:val="TextoTablas"/>
             </w:pPr>
             <w:r>
-              <w:t>Definir quién puede consultar, modificar o administrar los datos sensibles.</w:t>
+              <w:t xml:space="preserve">Definir quién puede </w:t>
+            </w:r>
+            <w:r>
+              <w:t>consultar, modificar o administrar los datos sensibles.</w:t>
             </w:r>
           </w:p>
         </w:tc>
@@ -6048,7 +6743,10 @@
               <w:pStyle w:val="TextoTablas"/>
             </w:pPr>
             <w:r>
-              <w:t>Responder oportunamente ante vulneraciones de seguridad.</w:t>
+              <w:t>Responder oportunamente ante vulneraciones</w:t>
+            </w:r>
+            <w:r>
+              <w:t xml:space="preserve"> de seguridad.</w:t>
             </w:r>
           </w:p>
         </w:tc>
@@ -6066,23 +6764,38 @@
     </w:p>
     <w:p>
       <w:r>
-        <w:t>Los datos personales de niños, niñas y adolescentes cuentan con una protección especial, debido a que sus titulares se encuentran en una condición que exige mayores garantías para la protección de sus derechos. En consecuencia, cualquier tratamiento de esta información debe orientarse por el principio del interés superior del menor y por el respeto de sus derechos fundamentales.</w:t>
-      </w:r>
-    </w:p>
-    <w:p>
-      <w:r>
-        <w:t>Las organizaciones que administran información de menores de edad, como instituciones educativas, entidades deportivas, fundaciones, plataformas tecnológicas, programas sociales, entidades de salud y organizaciones recreativas, deben actuar con especial diligencia durante la recolección, el uso, el almacenamiento, la circulación y la eliminación de estos datos.</w:t>
-      </w:r>
-    </w:p>
-    <w:p>
-      <w:r>
-        <w:t>El tratamiento de esta información no debe limitarse al cumplimiento de requisitos administrativos. También debe considerar los riesgos derivados de la posible exposición de fotografías, información académica, datos familiares, información médica, datos de ubicación o cualquier otro dato que pueda comprometer la seguridad, la intimidad o el desarrollo integral del menor.</w:t>
+        <w:t>Los datos personales de niños, niñas y adolescentes cuentan con una protección especial, debido a que sus titulares se encuentran en una condición que exige mayores garantías para la protección de sus de</w:t>
+      </w:r>
+      <w:r>
+        <w:t>rechos. En consecuencia, cualquier tratamiento de esta información debe orientarse por el principio del interés superior del menor y por el respeto de sus derechos fundamentales.</w:t>
+      </w:r>
+    </w:p>
+    <w:p>
+      <w:r>
+        <w:t>Las organizaciones que administran información de menores de edad, como insti</w:t>
+      </w:r>
+      <w:r>
+        <w:t xml:space="preserve">tuciones educativas, entidades deportivas, fundaciones, plataformas tecnológicas, programas sociales, entidades de salud y organizaciones recreativas, deben actuar con especial diligencia durante la recolección, el uso, el almacenamiento, la circulación y </w:t>
+      </w:r>
+      <w:r>
+        <w:t>la eliminación de estos datos.</w:t>
+      </w:r>
+    </w:p>
+    <w:p>
+      <w:r>
+        <w:t>El tratamiento de esta información no debe limitarse al cumplimiento de requisitos administrativos. También debe considerar los riesgos derivados de la posible exposición de fotografías, información académica, datos familiare</w:t>
+      </w:r>
+      <w:r>
+        <w:t>s, información médica, datos de ubicación o cualquier otro dato que pueda comprometer la seguridad, la intimidad o el desarrollo integral del menor.</w:t>
       </w:r>
     </w:p>
     <w:p>
       <w:r>
         <w:lastRenderedPageBreak/>
-        <w:t>Por esta razón, las organizaciones deben establecer procedimientos específicos para garantizar un tratamiento seguro, proporcional y conforme con la normativa vigente. Los principales aspectos relacionados con el tratamiento de datos personales de niños, niñas y adolescentes se presentan a continuación:</w:t>
+        <w:t>Por esta razón, las organizaciones deben establecer procedimientos específicos para garantizar un tratamien</w:t>
+      </w:r>
+      <w:r>
+        <w:t>to seguro, proporcional y conforme con la normativa vigente. Los principales aspectos relacionados con el tratamiento de datos personales de niños, niñas y adolescentes se presentan a continuación:</w:t>
       </w:r>
     </w:p>
     <w:p>
@@ -6097,7 +6810,13 @@
         <w:t>Protección especial.</w:t>
       </w:r>
       <w:r>
-        <w:t xml:space="preserve"> La protección de los datos personales de niños, niñas y adolescentes tiene como finalidad garantizar su desarrollo integral, su dignidad, su seguridad y el ejercicio pleno de sus derechos. Toda decisión relacionada con el tratamiento de esta información debe responder al principio del interés superior del menor, evitando cualquier uso que pueda generar exposición, discriminación, afectaciones a la intimidad o riesgos para su integridad. </w:t>
+        <w:t xml:space="preserve"> La protección de los datos personales</w:t>
+      </w:r>
+      <w:r>
+        <w:t xml:space="preserve"> de niños, niñas y adolescentes tiene como finalidad garantizar su desarrollo integral, su dignidad, su seguridad y el ejercicio pleno de sus derechos. Toda decisión relacionada con el tratamiento de esta información debe responder al principio del interés</w:t>
+      </w:r>
+      <w:r>
+        <w:t xml:space="preserve"> superior del menor, evitando cualquier uso que pueda generar exposición, discriminación, afectaciones a la intimidad o riesgos para su integridad. </w:t>
       </w:r>
     </w:p>
     <w:p>
@@ -6112,7 +6831,13 @@
         <w:t>Requisitos para el tratamiento.</w:t>
       </w:r>
       <w:r>
-        <w:t xml:space="preserve"> El tratamiento debe responder a una finalidad legítima y necesaria, contar con la autorización del representante legal cuando sea exigible, aplicar medidas de seguridad apropiadas y limitar la recolección únicamente a los datos indispensables para cumplir la finalidad prevista. Además, la organización debe garantizar que la información permanezca protegida durante todo su ciclo de vida.</w:t>
+        <w:t xml:space="preserve"> El tratamiento debe responder a una finalidad legítima y necesaria, contar </w:t>
+      </w:r>
+      <w:r>
+        <w:t>con la autorización del representante legal cuando sea exigible, aplicar medidas de seguridad apropiadas y limitar la recolección únicamente a los datos indispensables para cumplir la finalidad prevista. Además, la organización debe garantizar que la infor</w:t>
+      </w:r>
+      <w:r>
+        <w:t>mación permanezca protegida durante todo su ciclo de vida.</w:t>
       </w:r>
     </w:p>
     <w:p>
@@ -6127,13 +6852,19 @@
         <w:t>Casos de aplicación.</w:t>
       </w:r>
       <w:r>
-        <w:t xml:space="preserve"> Los datos de niños, niñas y adolescentes se tratan en diferentes contextos, como instituciones educativas, escuelas deportivas, plataformas digitales y programas sociales. En todos los casos, la organización debe evaluar el tipo de información tratada, los riesgos asociados, los permisos de acceso, las autorizaciones obtenidas y las medidas de protección implementadas para garantizar el respeto de los derechos de los menores.</w:t>
+        <w:t xml:space="preserve"> Los datos de niños, niñas y adolescentes se tratan en diferentes contextos, como instituciones educativas, escuelas deportivas, plataformas digitales y programas sociales. En t</w:t>
+      </w:r>
+      <w:r>
+        <w:t>odos los casos, la organización debe evaluar el tipo de información tratada, los riesgos asociados, los permisos de acceso, las autorizaciones obtenidas y las medidas de protección implementadas para garantizar el respeto de los derechos de los menores.</w:t>
       </w:r>
     </w:p>
     <w:p>
       <w:r>
         <w:lastRenderedPageBreak/>
-        <w:t>Las principales situaciones que requieren una protección especial se relacionan a continuación:</w:t>
+        <w:t>La</w:t>
+      </w:r>
+      <w:r>
+        <w:t>s principales situaciones que requieren una protección especial se relacionan a continuación:</w:t>
       </w:r>
     </w:p>
     <w:p>
@@ -6217,7 +6948,10 @@
               <w:pStyle w:val="TextoTablas"/>
             </w:pPr>
             <w:r>
-              <w:t>Publicación de fotografías de menores.</w:t>
+              <w:t xml:space="preserve">Publicación de </w:t>
+            </w:r>
+            <w:r>
+              <w:t>fotografías de menores.</w:t>
             </w:r>
           </w:p>
         </w:tc>
@@ -6289,7 +7023,10 @@
               <w:pStyle w:val="TextoTablas"/>
             </w:pPr>
             <w:r>
-              <w:t>Restringir el acceso y utilizar canales institucionales seguros.</w:t>
+              <w:t>Restringir el acceso y utilizar canales institucional</w:t>
+            </w:r>
+            <w:r>
+              <w:t>es seguros.</w:t>
             </w:r>
           </w:p>
         </w:tc>
@@ -6403,7 +7140,13 @@
     </w:p>
     <w:p>
       <w:r>
-        <w:t>Una institución educativa toma fotografías durante una actividad académica y desea publicarlas en sus medios institucionales. Antes de hacerlo, debe verificar que cuenta con la autorización correspondiente, que existe una finalidad legítima para el tratamiento y que la publicación no expone innecesariamente a los estudiantes. Los principales requisitos para el tratamiento de datos personales de menores de edad son los siguientes:</w:t>
+        <w:t>Una institución educativa toma fotografías durante una actividad académica y desea publicarlas en sus medios institucionales. Antes de hacerlo, debe verifi</w:t>
+      </w:r>
+      <w:r>
+        <w:t>car que cuenta con la autorización correspondiente, que existe una finalidad legítima para el tratamiento y que la publicación no expone innecesariamente a los estudiantes. Los principales requisitos para el tratamiento de datos personales de menores de ed</w:t>
+      </w:r>
+      <w:r>
+        <w:t>ad son los siguientes:</w:t>
       </w:r>
     </w:p>
     <w:p>
@@ -6436,7 +7179,10 @@
         <w:t>Necesidad</w:t>
       </w:r>
       <w:r>
-        <w:t>: confirmar que los datos solicitados sean indispensables para cumplir la finalidad prevista.</w:t>
+        <w:t>: confirmar que los datos solicitados sean indispensables pa</w:t>
+      </w:r>
+      <w:r>
+        <w:t>ra cumplir la finalidad prevista.</w:t>
       </w:r>
     </w:p>
     <w:p>
@@ -6468,7 +7214,10 @@
         <w:t>Seguridad:</w:t>
       </w:r>
       <w:r>
-        <w:t xml:space="preserve"> garantizar que la información se almacene, consulte y proteja mediante controles de seguridad adecuados.</w:t>
+        <w:t xml:space="preserve"> garantizar que la información se almacene, consulte y proteja mediante controles de seguridad adecua</w:t>
+      </w:r>
+      <w:r>
+        <w:t>dos.</w:t>
       </w:r>
     </w:p>
     <w:p>
@@ -6497,7 +7246,13 @@
     </w:p>
     <w:p>
       <w:r>
-        <w:t>Al revisar un formulario de inscripción dirigido a menores de edad, la organización debe verificar que cada dato solicitado tenga una finalidad claramente justificada. Cuando un dato no resulte necesario para la prestación del servicio o el desarrollo de la actividad, debe eliminarse del formulario o justificarse técnicamente su necesidad. Los principales entornos en los que se realiza el tratamiento de datos personales de niños, niñas y adolescentes son los siguientes:</w:t>
+        <w:t>Al revisar un formulario de inscripción dirigido a menores de edad, la organización debe verificar que</w:t>
+      </w:r>
+      <w:r>
+        <w:t xml:space="preserve"> cada dato solicitado tenga una finalidad claramente justificada. Cuando un dato no resulte necesario para la prestación del servicio o el desarrollo de la actividad, debe eliminarse del formulario o justificarse técnicamente su necesidad. Los principales </w:t>
+      </w:r>
+      <w:r>
+        <w:t>entornos en los que se realiza el tratamiento de datos personales de niños, niñas y adolescentes son los siguientes:</w:t>
       </w:r>
     </w:p>
     <w:p>
@@ -6577,7 +7332,10 @@
               <w:pStyle w:val="TextoTablas"/>
             </w:pPr>
             <w:r>
-              <w:t>Control recomendado</w:t>
+              <w:t xml:space="preserve">Control </w:t>
+            </w:r>
+            <w:r>
+              <w:t>recomendado</w:t>
             </w:r>
           </w:p>
         </w:tc>
@@ -6683,7 +7441,10 @@
               <w:pStyle w:val="TextoTablas"/>
             </w:pPr>
             <w:r>
-              <w:t>Uso indebido de la imagen o de la información médica.</w:t>
+              <w:t>Uso in</w:t>
+            </w:r>
+            <w:r>
+              <w:t>debido de la imagen o de la información médica.</w:t>
             </w:r>
           </w:p>
         </w:tc>
@@ -6758,7 +7519,10 @@
               <w:pStyle w:val="TextoTablas"/>
             </w:pPr>
             <w:r>
-              <w:t>Configuración de privacidad, autenticación y monitoreo.</w:t>
+              <w:t>Configuración de privacidad, autenticación y mo</w:t>
+            </w:r>
+            <w:r>
+              <w:t>nitoreo.</w:t>
             </w:r>
           </w:p>
         </w:tc>
@@ -6828,7 +7592,10 @@
         <w:pStyle w:val="Ttulo4"/>
       </w:pPr>
       <w:r>
-        <w:t>Actividades de aplicación y análisis de las categorías especiales de datos personales</w:t>
+        <w:t xml:space="preserve">Actividades de aplicación y análisis de las categorías </w:t>
+      </w:r>
+      <w:r>
+        <w:t>especiales de datos personales</w:t>
       </w:r>
     </w:p>
     <w:p>
@@ -6839,7 +7606,10 @@
         <w:t xml:space="preserve"> que se encuentra en la carpeta de anexos</w:t>
       </w:r>
       <w:r>
-        <w:t>, donde se aborda la clasificación de los datos personales, el tratamiento de datos sensibles y de niños, niñas y adolescentes, así como las medidas de protección exigidas por la Ley 1581 de 2012.</w:t>
+        <w:t>, donde se aborda la clasificación de los datos personales, el tratam</w:t>
+      </w:r>
+      <w:r>
+        <w:t>iento de datos sensibles y de niños, niñas y adolescentes, así como las medidas de protección exigidas por la Ley 1581 de 2012.</w:t>
       </w:r>
     </w:p>
     <w:p>
@@ -6860,17 +7630,32 @@
     </w:p>
     <w:p>
       <w:r>
-        <w:t>El tratamiento de datos personales no se limita a la recolección, el almacenamiento o el uso de la información. También implica garantizar que los titulares puedan ejercer control sobre sus datos y que las organizaciones actúen bajo condiciones legales claras, verificables y respetuosas de los derechos fundamentales. En este sentido, la Ley 1581 de 2012 desarrolla el derecho de las personas a conocer, actualizar, rectificar y, cuando corresponda, solicitar la supresión de la información recopilada sobre ellas en bases de datos o archivos.</w:t>
-      </w:r>
-    </w:p>
-    <w:p>
-      <w:r>
-        <w:t>En el contexto organizacional, el cumplimiento de estas condiciones va más allá de disponer de un aviso de privacidad o de una autorización firmada. También exige demostrar que la información se recopila para finalidades legítimas, que el titular conoce el uso de sus datos, que existen mecanismos para atender consultas y reclamaciones y que se aplican medidas de seguridad durante todo el ciclo de vida de la información.</w:t>
-      </w:r>
-    </w:p>
-    <w:p>
-      <w:r>
-        <w:t>El desconocimiento de los derechos de los titulares o el tratamiento de datos sin cumplir los requisitos legales puede generar reclamaciones, investigaciones administrativas, sanciones, pérdida de confianza y afectaciones reputacionales. Por ello, las organizaciones deben implementar procedimientos que garanticen el ejercicio efectivo de estos derechos.</w:t>
+        <w:t>El tratamiento de datos personales no se limita a la recolecc</w:t>
+      </w:r>
+      <w:r>
+        <w:t>ión, el almacenamiento o el uso de la información. También implica garantizar que los titulares puedan ejercer control sobre sus datos y que las organizaciones actúen bajo condiciones legales claras, verificables y respetuosas de los derechos fundamentales</w:t>
+      </w:r>
+      <w:r>
+        <w:t>. En este sentido, la Ley 1581 de 2012 desarrolla el derecho de las personas a conocer, actualizar, rectificar y, cuando corresponda, solicitar la supresión de la información recopilada sobre ellas en bases de datos o archivos.</w:t>
+      </w:r>
+    </w:p>
+    <w:p>
+      <w:r>
+        <w:t>En el contexto organizaciona</w:t>
+      </w:r>
+      <w:r>
+        <w:t>l, el cumplimiento de estas condiciones va más allá de disponer de un aviso de privacidad o de una autorización firmada. También exige demostrar que la información se recopila para finalidades legítimas, que el titular conoce el uso de sus datos, que exist</w:t>
+      </w:r>
+      <w:r>
+        <w:t>en mecanismos para atender consultas y reclamaciones y que se aplican medidas de seguridad durante todo el ciclo de vida de la información.</w:t>
+      </w:r>
+    </w:p>
+    <w:p>
+      <w:r>
+        <w:t>El desconocimiento de los derechos de los titulares o el tratamiento de datos sin cumplir los requisitos legales pue</w:t>
+      </w:r>
+      <w:r>
+        <w:t>de generar reclamaciones, investigaciones administrativas, sanciones, pérdida de confianza y afectaciones reputacionales. Por ello, las organizaciones deben implementar procedimientos que garanticen el ejercicio efectivo de estos derechos.</w:t>
       </w:r>
     </w:p>
     <w:p>
@@ -6879,7 +7664,10 @@
       </w:pPr>
       <w:bookmarkStart w:id="18" w:name="_Toc241671598"/>
       <w:r>
-        <w:t>Derechos de los titulares</w:t>
+        <w:t xml:space="preserve">Derechos de los </w:t>
+      </w:r>
+      <w:r>
+        <w:t>titulares</w:t>
       </w:r>
       <w:bookmarkEnd w:id="18"/>
       <w:r>
@@ -6892,12 +7680,18 @@
       </w:r>
       <w:r>
         <w:lastRenderedPageBreak/>
-        <w:t>privadas, instituciones educativas, prestadores de servicios, plataformas digitales y demás organizaciones que realizan tratamiento de datos personales.</w:t>
-      </w:r>
-    </w:p>
-    <w:p>
-      <w:r>
-        <w:t>El ejercicio de estos derechos exige que las organizaciones cuenten con canales de atención, procedimientos internos, responsables definidos y tiempos de respuesta que permitan atender oportunamente las solicitudes de los titulares. Los principales derechos reconocidos por la Ley 1581 de 2012 se presentan a continuación:</w:t>
+        <w:t xml:space="preserve">privadas, </w:t>
+      </w:r>
+      <w:r>
+        <w:t>instituciones educativas, prestadores de servicios, plataformas digitales y demás organizaciones que realizan tratamiento de datos personales.</w:t>
+      </w:r>
+    </w:p>
+    <w:p>
+      <w:r>
+        <w:t>El ejercicio de estos derechos exige que las organizaciones cuenten con canales de atención, procedimientos inter</w:t>
+      </w:r>
+      <w:r>
+        <w:t>nos, responsables definidos y tiempos de respuesta que permitan atender oportunamente las solicitudes de los titulares. Los principales derechos reconocidos por la Ley 1581 de 2012 se presentan a continuación:</w:t>
       </w:r>
     </w:p>
     <w:p>
@@ -6910,7 +7704,10 @@
     </w:p>
     <w:p>
       <w:r>
-        <w:t>Permite al titular conocer qué datos personales conserva la organización, las finalidades del tratamiento, el uso de la información y, cuando corresponda, los terceros con quienes ha sido compartida.</w:t>
+        <w:t>Permite al titular cono</w:t>
+      </w:r>
+      <w:r>
+        <w:t>cer qué datos personales conserva la organización, las finalidades del tratamiento, el uso de la información y, cuando corresponda, los terceros con quienes ha sido compartida.</w:t>
       </w:r>
     </w:p>
     <w:p>
@@ -6930,7 +7727,10 @@
     </w:p>
     <w:p>
       <w:r>
-        <w:t>Solicitar copia de la información registrada en una base de datos de clientes.</w:t>
+        <w:t xml:space="preserve">Solicitar copia de la información registrada en una base </w:t>
+      </w:r>
+      <w:r>
+        <w:t>de datos de clientes.</w:t>
       </w:r>
     </w:p>
     <w:p>
@@ -6963,7 +7763,10 @@
     </w:p>
     <w:p>
       <w:r>
-        <w:t>Modificar el número telefónico, la dirección, el correo electrónico o corregir un documento de identidad registrado de forma incorrecta.</w:t>
+        <w:t>Modificar el número telefónico, la dirección, el correo electrónico o c</w:t>
+      </w:r>
+      <w:r>
+        <w:t>orregir un documento de identidad registrado de forma incorrecta.</w:t>
       </w:r>
     </w:p>
     <w:p>
@@ -7010,7 +7813,10 @@
     </w:p>
     <w:p>
       <w:r>
-        <w:t>Permite retirar el consentimiento previamente otorgado para el tratamiento de los datos personales, cuando ello sea procedente conforme a la ley.</w:t>
+        <w:t xml:space="preserve">Permite retirar el consentimiento previamente otorgado para el tratamiento de los datos personales, cuando ello sea </w:t>
+      </w:r>
+      <w:r>
+        <w:t>procedente conforme a la ley.</w:t>
       </w:r>
     </w:p>
     <w:p>
@@ -7035,7 +7841,10 @@
     </w:p>
     <w:p>
       <w:r>
-        <w:t>La aplicación de estos derechos fortalece la transparencia, favorece el cumplimiento de la normativa y promueve una relación de confianza entre los titulares y las organizaciones. Los principales aspectos relacionados con el ejercicio de estos derechos se presentan a continuación:</w:t>
+        <w:t>La aplicación de estos derechos fortalece la transparencia, favorece el cumplimiento de la normativa y promueve una relación de c</w:t>
+      </w:r>
+      <w:r>
+        <w:t>onfianza entre los titulares y las organizaciones. Los principales aspectos relacionados con el ejercicio de estos derechos se presentan a continuación:</w:t>
       </w:r>
     </w:p>
     <w:p>
@@ -7048,7 +7857,13 @@
     </w:p>
     <w:p>
       <w:r>
-        <w:t>El titular puede solicitar información sobre los datos personales que conserva la organización, las finalidades del tratamiento, el uso de la información y los terceros con quienes ha sido compartida, cuando corresponda. Para garantizar este derecho, la organización debe disponer de canales físicos o digitales que permitan atender las consultas de manera clara, verificable y oportuna.</w:t>
+        <w:t>El titular puede solicitar información sobre los datos personales que conserva l</w:t>
+      </w:r>
+      <w:r>
+        <w:t>a organización, las finalidades del tratamiento, el uso de la información y los terceros con quienes ha sido compartida, cuando corresponda. Para garantizar este derecho, la organización debe disponer de canales físicos o digitales que permitan atender las</w:t>
+      </w:r>
+      <w:r>
+        <w:t xml:space="preserve"> consultas de manera clara, verificable y oportuna.</w:t>
       </w:r>
     </w:p>
     <w:p>
@@ -7082,7 +7897,10 @@
     </w:p>
     <w:p>
       <w:r>
-        <w:t>El titular puede solicitar la corrección de datos incompletos, inexactos, desactualizados o erróneos. La organización debe verificar la identidad del solicitante, validar la información suministrada y realizar las actualizaciones en todos los sistemas donde los datos se encuentren registrados.</w:t>
+        <w:t>El titular puede solicitar la corrección de datos incompleto</w:t>
+      </w:r>
+      <w:r>
+        <w:t>s, inexactos, desactualizados o erróneos. La organización debe verificar la identidad del solicitante, validar la información suministrada y realizar las actualizaciones en todos los sistemas donde los datos se encuentren registrados.</w:t>
       </w:r>
     </w:p>
     <w:p>
@@ -7102,7 +7920,10 @@
     </w:p>
     <w:p>
       <w:r>
-        <w:t>Garantiza la calidad de la información y evita errores que puedan afectar decisiones administrativas, comerciales o legales.</w:t>
+        <w:t>G</w:t>
+      </w:r>
+      <w:r>
+        <w:t>arantiza la calidad de la información y evita errores que puedan afectar decisiones administrativas, comerciales o legales.</w:t>
       </w:r>
     </w:p>
     <w:p>
@@ -7115,7 +7936,10 @@
     </w:p>
     <w:p>
       <w:r>
-        <w:t>El titular puede solicitar la eliminación de sus datos personales cuando ya no sean necesarios para la finalidad autorizada o cuando el tratamiento no se ajuste a la normativa. Antes de atender la solicitud, la organización debe verificar si existen obligaciones legales o contractuales que exijan conservar la información.</w:t>
+        <w:t>El titular puede solicitar la eliminación de sus datos personales cuando ya no sean necesarios para la finalida</w:t>
+      </w:r>
+      <w:r>
+        <w:t>d autorizada o cuando el tratamiento no se ajuste a la normativa. Antes de atender la solicitud, la organización debe verificar si existen obligaciones legales o contractuales que exijan conservar la información.</w:t>
       </w:r>
     </w:p>
     <w:p>
@@ -7135,12 +7959,18 @@
     </w:p>
     <w:p>
       <w:r>
-        <w:t>La supresión puede implicar la eliminación, el bloqueo, la anonimización o la restricción del uso de los datos, según cada caso.</w:t>
-      </w:r>
-    </w:p>
-    <w:p>
-      <w:r>
-        <w:t>Para atender adecuadamente el derecho a conocer la información, las organizaciones deben estar en capacidad de suministrar, como mínimo, la siguiente información:</w:t>
+        <w:t>La supresión puede impl</w:t>
+      </w:r>
+      <w:r>
+        <w:t>icar la eliminación, el bloqueo, la anonimización o la restricción del uso de los datos, según cada caso.</w:t>
+      </w:r>
+    </w:p>
+    <w:p>
+      <w:r>
+        <w:t xml:space="preserve">Para atender adecuadamente el derecho a conocer la información, las organizaciones deben estar en capacidad de suministrar, como mínimo, la siguiente </w:t>
+      </w:r>
+      <w:r>
+        <w:t>información:</w:t>
       </w:r>
     </w:p>
     <w:p>
@@ -7213,7 +8043,13 @@
         <w:rPr>
           <w:b/>
         </w:rPr>
-        <w:t>Canales de atención.</w:t>
+        <w:t>Canales de at</w:t>
+      </w:r>
+      <w:r>
+        <w:rPr>
+          <w:b/>
+        </w:rPr>
+        <w:t>ención.</w:t>
       </w:r>
       <w:r>
         <w:t xml:space="preserve"> Medios habilitados para consultas, reclamaciones o ejercicio de derechos.</w:t>
@@ -7243,7 +8079,10 @@
     </w:p>
     <w:p>
       <w:r>
-        <w:t>Una persona solicita a una empresa de servicios públicos conocer los datos personales que conserva sobre ella. La organización verifica la identidad del solicitante, consulta sus bases de datos y suministra información sobre los datos registrados, las finalidades del tratamiento y los canales disponibles para ejercer los demás derechos reconocidos por la Ley 1581 de 2012.</w:t>
+        <w:t>Una persona solicita a una empresa de servicios públicos conocer los datos personales que conserva sobre ella. La organización verifica la identidad del solicitante,</w:t>
+      </w:r>
+      <w:r>
+        <w:t xml:space="preserve"> consulta sus bases de datos y suministra información sobre los datos registrados, las finalidades del tratamiento y los canales disponibles para ejercer los demás derechos reconocidos por la Ley 1581 de 2012.</w:t>
       </w:r>
     </w:p>
     <w:p>
@@ -7256,7 +8095,13 @@
     </w:p>
     <w:p>
       <w:r>
-        <w:t>Las respuestas a las consultas de los titulares deben ser específicas, verificables y relacionadas con la información solicitada. Respuestas generales o ambiguas no garantizan el ejercicio efectivo del derecho a conocer la información ni evidencian el cumplimiento del principio de transparencia. Las situaciones más frecuentes relacionadas con el derecho de actualización y rectificación se presentan a continuación:</w:t>
+        <w:t>Las respuestas a las consu</w:t>
+      </w:r>
+      <w:r>
+        <w:t xml:space="preserve">ltas de los titulares deben ser específicas, verificables y relacionadas con la información solicitada. Respuestas generales o ambiguas no garantizan el ejercicio efectivo del derecho a conocer la información ni evidencian el cumplimiento del principio de </w:t>
+      </w:r>
+      <w:r>
+        <w:t>transparencia. Las situaciones más frecuentes relacionadas con el derecho de actualización y rectificación se presentan a continuación:</w:t>
       </w:r>
     </w:p>
     <w:p/>
@@ -7325,7 +8170,10 @@
               <w:pStyle w:val="TextoTablas"/>
             </w:pPr>
             <w:r>
-              <w:t>Acción recomendada</w:t>
+              <w:t>Acción re</w:t>
+            </w:r>
+            <w:r>
+              <w:t>comendada</w:t>
             </w:r>
           </w:p>
         </w:tc>
@@ -7416,7 +8264,10 @@
               <w:pStyle w:val="TextoTablas"/>
             </w:pPr>
             <w:r>
-              <w:t>Verificar el soporte documental y corregir la información.</w:t>
+              <w:t xml:space="preserve">Verificar el soporte documental y </w:t>
+            </w:r>
+            <w:r>
+              <w:t>corregir la información.</w:t>
             </w:r>
           </w:p>
         </w:tc>
@@ -7525,12 +8376,21 @@
     </w:p>
     <w:p>
       <w:r>
-        <w:t>La autorización es la manifestación de voluntad mediante la cual el titular permite que sus datos personales sean tratados para una o varias finalidades determinadas. Constituye una de las principales condiciones de legalidad previstas en la Ley 1581 de 2012 y representa una garantía tanto para el titular como para la organización que realiza el tratamiento.</w:t>
-      </w:r>
-    </w:p>
-    <w:p>
-      <w:r>
-        <w:t>Para que la autorización sea válida, debe obtenerse antes del tratamiento de los datos, expresar de manera clara la aceptación del titular y suministrar información suficiente sobre la finalidad del tratamiento, los derechos que puede ejercer y los canales disponibles para presentar consultas o reclamaciones.</w:t>
+        <w:t>La autorización es la manifestación de voluntad mediante la cual el titular permite que sus datos personales sean tratados para una o varias finali</w:t>
+      </w:r>
+      <w:r>
+        <w:t>dades determinadas. Constituye una de las principales condiciones de legalidad previstas en la Ley 1581 de 2012 y representa una garantía tanto para el titular como para la organización que realiza el tratamiento.</w:t>
+      </w:r>
+    </w:p>
+    <w:p>
+      <w:r>
+        <w:t xml:space="preserve">Para que la autorización sea válida, debe </w:t>
+      </w:r>
+      <w:r>
+        <w:t>obtenerse antes del tratamiento de los datos, expresar de manera clara la aceptación del titular y suministrar información suficiente sobre la finalidad del tratamiento, los derechos que puede ejercer y los canales disponibles para presentar consultas o re</w:t>
+      </w:r>
+      <w:r>
+        <w:t>clamaciones.</w:t>
       </w:r>
     </w:p>
     <w:p>
@@ -7539,12 +8399,18 @@
       </w:r>
       <w:r>
         <w:lastRenderedPageBreak/>
-        <w:t>demuestre su existencia y garantizar que pueda consultarse cuando sea requerida por el titular o por las autoridades competentes.</w:t>
-      </w:r>
-    </w:p>
-    <w:p>
-      <w:r>
-        <w:t>A continuación, se presenta un pódcast sobre la autorización para el tratamiento de datos personales, en el que se describen sus elementos, características, los medios para obtenerla y la importancia de conservar las evidencias que demuestran el consentimiento otorgado por el titular.</w:t>
+        <w:t>demuestre su existencia y garantizar que pueda consultarse cuando sea requerida por e</w:t>
+      </w:r>
+      <w:r>
+        <w:t>l titular o por las autoridades competentes.</w:t>
+      </w:r>
+    </w:p>
+    <w:p>
+      <w:r>
+        <w:t>A continuación, se presenta un pódcast sobre la autorización para el tratamiento de datos personales, en el que se describen sus elementos, características, los medios para obtenerla y la importancia de conserva</w:t>
+      </w:r>
+      <w:r>
+        <w:t>r las evidencias que demuestran el consentimiento otorgado por el titular.</w:t>
       </w:r>
     </w:p>
     <w:tbl>
@@ -7735,7 +8601,10 @@
     <w:p>
       <w:r>
         <w:lastRenderedPageBreak/>
-        <w:t>Los elementos mínimos que debe contener una autorización se relacionan a continuación:</w:t>
+        <w:t>Los elementos mínimos que de</w:t>
+      </w:r>
+      <w:r>
+        <w:t>be contener una autorización se relacionan a continuación:</w:t>
       </w:r>
     </w:p>
     <w:p>
@@ -7754,10 +8623,7 @@
         <w:t>Identificación del titular</w:t>
       </w:r>
       <w:r>
-        <w:t xml:space="preserve">. </w:t>
-      </w:r>
-      <w:r>
-        <w:t>Permite asociar la autorización con una persona determinada.</w:t>
+        <w:t>. Permite asociar la autorización con una persona determinada.</w:t>
       </w:r>
     </w:p>
     <w:p>
@@ -7776,10 +8642,7 @@
         <w:t>Finalidad del tratamiento</w:t>
       </w:r>
       <w:r>
-        <w:t xml:space="preserve">. </w:t>
-      </w:r>
-      <w:r>
-        <w:t>Explica para qué serán utilizados los datos personales.</w:t>
+        <w:t>. Explica para qué serán utilizados los datos personales.</w:t>
       </w:r>
     </w:p>
     <w:p>
@@ -7798,10 +8661,7 @@
         <w:t>Datos objeto del tratamiento</w:t>
       </w:r>
       <w:r>
-        <w:t xml:space="preserve">. </w:t>
-      </w:r>
-      <w:r>
-        <w:t>Indica la información que será recopilada o utilizada.</w:t>
+        <w:t>. Indica la información que será recopilada o utilizada.</w:t>
       </w:r>
     </w:p>
     <w:p>
@@ -7817,20 +8677,10 @@
           <w:b/>
           <w:bCs/>
         </w:rPr>
-        <w:t>Derechos del titular</w:t>
-      </w:r>
-      <w:r>
-        <w:rPr>
-          <w:b/>
-          <w:bCs/>
-        </w:rPr>
-        <w:t>.</w:t>
-      </w:r>
-      <w:r>
-        <w:t xml:space="preserve"> </w:t>
-      </w:r>
-      <w:r>
-        <w:t>Informa los derechos que puede ejercer conforme a la Ley 1581 de 2012.</w:t>
+        <w:t>Derechos del titular.</w:t>
+      </w:r>
+      <w:r>
+        <w:t xml:space="preserve"> Informa los derechos que puede ejercer conforme a la Ley 1581 de 2012.</w:t>
       </w:r>
     </w:p>
     <w:p>
@@ -7849,10 +8699,7 @@
         <w:t>Canales de atención</w:t>
       </w:r>
       <w:r>
-        <w:t xml:space="preserve">. </w:t>
-      </w:r>
-      <w:r>
-        <w:t>Señala los medios disponibles para consultas, reclamos y solicitudes.</w:t>
+        <w:t>. Señala los medios disponibles para consultas, reclamos y solicitudes.</w:t>
       </w:r>
     </w:p>
     <w:p>
@@ -7871,10 +8718,7 @@
         <w:t>Evidencia de la autorización</w:t>
       </w:r>
       <w:r>
-        <w:t xml:space="preserve">. </w:t>
-      </w:r>
-      <w:r>
-        <w:t>Permite demostrar que el titular otorgó su consentimiento.</w:t>
+        <w:t>. Permite demostrar que el titular otorgó su consentimiento.</w:t>
       </w:r>
     </w:p>
     <w:p>
@@ -7920,7 +8764,10 @@
               <w:pStyle w:val="TextoTablas"/>
             </w:pPr>
             <w:r>
-              <w:t>Característica</w:t>
+              <w:t>Caracterí</w:t>
+            </w:r>
+            <w:r>
+              <w:t>stica</w:t>
             </w:r>
           </w:p>
         </w:tc>
@@ -8039,7 +8886,10 @@
               <w:pStyle w:val="TextoTablas"/>
             </w:pPr>
             <w:r>
-              <w:t>Firma, casilla de aceptación voluntaria o confirmación verificable.</w:t>
+              <w:t xml:space="preserve">Firma, </w:t>
+            </w:r>
+            <w:r>
+              <w:t>casilla de aceptación voluntaria o confirmación verificable.</w:t>
             </w:r>
           </w:p>
         </w:tc>
@@ -8116,7 +8966,10 @@
               <w:pStyle w:val="TextoTablas"/>
             </w:pPr>
             <w:r>
-              <w:t>Puede demostrarse posteriormente mediante evidencias.</w:t>
+              <w:t>Puede demostrarse poster</w:t>
+            </w:r>
+            <w:r>
+              <w:t>iormente mediante evidencias.</w:t>
             </w:r>
           </w:p>
         </w:tc>
@@ -8153,7 +9006,13 @@
     </w:p>
     <w:p>
       <w:r>
-        <w:t>Una empresa de capacitación recopila datos de personas interesadas en un curso. Antes de registrar la información, presenta un aviso en el que informa que los datos serán utilizados para gestionar la inscripción, establecer contacto con el participante y enviar información relacionada con la actividad académica. Posteriormente, solicita la aceptación mediante una casilla de consentimiento que el usuario debe seleccionar de manera voluntaria. Los principales medios para obtener la autorización son los siguientes:</w:t>
+        <w:t>Una empresa de capacitación recopila datos de personas interesadas en un curso. Antes de registrar la información, presenta un aviso en el que informa que</w:t>
+      </w:r>
+      <w:r>
+        <w:t xml:space="preserve"> los datos serán utilizados para gestionar la inscripción, establecer contacto con el participante y enviar información relacionada con la actividad académica. Posteriormente, solicita la aceptación mediante una casilla de consentimiento que el usuario deb</w:t>
+      </w:r>
+      <w:r>
+        <w:t>e seleccionar de manera voluntaria. Los principales medios para obtener la autorización son los siguientes:</w:t>
       </w:r>
     </w:p>
     <w:p>
@@ -8169,7 +9028,10 @@
         <w:t>Formato físico</w:t>
       </w:r>
       <w:r>
-        <w:t xml:space="preserve">: utilizado en inscripciones, contratos y trámites presenciales. La evidencia recomendada es el documento firmado y debidamente archivado. </w:t>
+        <w:t>: utilizado en inscripciones, contratos y trámites presenciales. La evidencia recomendada es el documento firmado y debidamente archiv</w:t>
+      </w:r>
+      <w:r>
+        <w:t xml:space="preserve">ado. </w:t>
       </w:r>
     </w:p>
     <w:p>
@@ -8202,7 +9064,10 @@
         <w:t>Grabación telefónica</w:t>
       </w:r>
       <w:r>
-        <w:t xml:space="preserve">: utilizada en procesos de ventas o atención mediante llamadas. La evidencia consiste en el archivo de audio asociado al titular. </w:t>
+        <w:t xml:space="preserve">: utilizada en procesos de ventas o </w:t>
+      </w:r>
+      <w:r>
+        <w:t xml:space="preserve">atención mediante llamadas. La evidencia consiste en el archivo de audio asociado al titular. </w:t>
       </w:r>
     </w:p>
     <w:p>
@@ -8218,7 +9083,10 @@
         <w:t>Correo electrónico</w:t>
       </w:r>
       <w:r>
-        <w:t xml:space="preserve">: empleado para confirmaciones o solicitudes específicas. La evidencia corresponde al mensaje completo y a la trazabilidad de su envío y recepción. </w:t>
+        <w:t>: empleado para confirmaciones o solicitudes específicas. La evidencia corresponde al mensaje completo y a la trazabilidad de su envío y recepc</w:t>
+      </w:r>
+      <w:r>
+        <w:t xml:space="preserve">ión. </w:t>
       </w:r>
     </w:p>
     <w:p>
@@ -8238,8 +9106,22 @@
       </w:r>
     </w:p>
     <w:p>
-      <w:r>
-        <w:t>Aplicación prácticaAl seleccionar el mecanismo para obtener la autorización, la organización debe considerar el tipo de información que será tratada y el nivel de riesgo asociado. Para datos básicos puede ser suficiente un formulario claro y verificable; en el caso de datos sensibles, es recomendable utilizar mecanismos de autenticación y conservación de evidencias que ofrezcan mayores garantías de seguridad y trazabilidad.</w:t>
+      <w:pPr>
+        <w:pStyle w:val="Ttulo3"/>
+      </w:pPr>
+      <w:r>
+        <w:t>Aplicación práctica</w:t>
+      </w:r>
+    </w:p>
+    <w:p>
+      <w:r>
+        <w:t xml:space="preserve">Al seleccionar el mecanismo para obtener la </w:t>
+      </w:r>
+      <w:r>
+        <w:t>autorización, la organización debe considerar el tipo de información que será tratada y el nivel de riesgo asociado. Para datos básicos puede ser suficiente un formulario claro y verificable; en el caso de datos sensibles, es recomendable utilizar mecanism</w:t>
+      </w:r>
+      <w:r>
+        <w:t>os de autenticación y conservación de evidencias que ofrezcan mayores garantías de seguridad y trazabilidad.</w:t>
       </w:r>
     </w:p>
     <w:p>
@@ -8289,10 +9171,7 @@
         <w:t>Registro web</w:t>
       </w:r>
       <w:r>
-        <w:t xml:space="preserve">. </w:t>
-      </w:r>
-      <w:r>
-        <w:t>Usuario, fecha, hora, dirección IP, finalidad aceptada y evidencia del consentimiento.</w:t>
+        <w:t>. Usuario, fecha, hora, dirección IP, finalidad aceptada y evidencia del consentimiento.</w:t>
       </w:r>
     </w:p>
     <w:p>
@@ -8334,13 +9213,11 @@
           <w:b/>
           <w:bCs/>
         </w:rPr>
+        <w:lastRenderedPageBreak/>
         <w:t>Correo electrónico</w:t>
       </w:r>
       <w:r>
-        <w:t xml:space="preserve">. </w:t>
-      </w:r>
-      <w:r>
-        <w:t>Mensaje enviado, respuesta del titular y trazabilidad de la comunicación.</w:t>
+        <w:t>. Mensaje enviado, respuesta del titular y trazabilidad de la comunicación.</w:t>
       </w:r>
     </w:p>
     <w:p>
@@ -8355,14 +9232,10 @@
         <w:rPr>
           <w:b/>
         </w:rPr>
-        <w:lastRenderedPageBreak/>
         <w:t>Contrato</w:t>
       </w:r>
       <w:r>
-        <w:t xml:space="preserve">. </w:t>
-      </w:r>
-      <w:r>
-        <w:t>Cláusula de tratamiento de datos, aceptación y fecha de suscripción.</w:t>
+        <w:t>. Cláusula de tratamiento de datos, aceptación y fecha de suscripción.</w:t>
       </w:r>
     </w:p>
     <w:p>
@@ -8380,12 +9253,26 @@
     </w:p>
     <w:p>
       <w:r>
-        <w:t>Las condiciones de legalidad corresponden a los requisitos que permiten determinar si el tratamiento de datos personales se realiza conforme a la Ley 1581 de 2012 y a las demás disposiciones aplicables. Estas condiciones garantizan que la recolección, el uso, el almacenamiento, la circulación, la conservación y la supresión de la información respeten los derechos de los titulares y respondan a una finalidad legítima.</w:t>
-      </w:r>
-    </w:p>
-    <w:p>
-      <w:r>
-        <w:t>Una organización puede disponer de procesos bien estructurados y herramientas tecnológicas avanzadas; sin embargo, si recopila información sin autorización, la utiliza para finalidades diferentes a las informadas o no garantiza el ejercicio de los derechos de los titulares, el tratamiento puede resultar contrario a la normativa.</w:t>
+        <w:t xml:space="preserve">Las condiciones de legalidad corresponden a los requisitos que permiten </w:t>
+      </w:r>
+      <w:r>
+        <w:t>determinar si el tratamiento de datos personales se realiza conforme a la Ley 1581 de 2012 y a las demás disposiciones aplicables. Estas condiciones garantizan que la recolección, el uso, el almacenamiento, la circulación, la conservación y la supresión de</w:t>
+      </w:r>
+      <w:r>
+        <w:t xml:space="preserve"> la información respeten los derechos de los titulares y respondan a una finalidad legítima.</w:t>
+      </w:r>
+    </w:p>
+    <w:p>
+      <w:r>
+        <w:t>Una organización puede disponer de procesos bien estructurados y herramientas tecnológicas avanzadas; sin embargo, si recopila información sin autorización, la uti</w:t>
+      </w:r>
+      <w:r>
+        <w:t>liza para finalidades diferentes a las informadas o no garantiza el ejercicio de los derechos de los titulares, el tratamiento puede resultar contrario a la normativa.</w:t>
+      </w:r>
+    </w:p>
+    <w:p>
+      <w:r>
+        <w:t>La verificación de las condiciones de legalidad debe realizarse antes de iniciar el tratamiento, durante su ejecución y al finalizar el ciclo de vida de los datos personales. Este proceso permite identificar riesgos, prevenir incumplimientos y fortalecer la gestión de la información. Los principales aspectos relacionados con las condiciones de legalidad se presentan a continuación:</w:t>
       </w:r>
     </w:p>
     <w:p>
@@ -8400,7 +9287,17 @@
         <w:t>Condiciones de legalidad.</w:t>
       </w:r>
       <w:r>
-        <w:t xml:space="preserve"> El tratamiento de datos personales debe sustentarse en una finalidad legítima, contar con la autorización cuando sea exigible, informar previamente al titular sobre el tratamiento, aplicar el principio de proporcionalidad, proteger la información mediante medidas de seguridad y garantizar canales para el ejercicio de los derechos de los titulares.</w:t>
+        <w:t xml:space="preserve"> El tratamiento de datos personales debe sustentarse en una fin</w:t>
+      </w:r>
+      <w:r>
+        <w:t xml:space="preserve">alidad legítima, contar con la autorización cuando sea exigible, informar previamente al titular sobre el tratamiento, aplicar el </w:t>
+      </w:r>
+      <w:r>
+        <w:lastRenderedPageBreak/>
+        <w:t>principio de proporcionalidad, proteger la información mediante medidas de seguridad y garantizar canales para el ejercicio de</w:t>
+      </w:r>
+      <w:r>
+        <w:t xml:space="preserve"> los derechos de los titulares.</w:t>
       </w:r>
     </w:p>
     <w:p>
@@ -8415,11 +9312,10 @@
         <w:t>Tratamiento autorizado.</w:t>
       </w:r>
       <w:r>
-        <w:t xml:space="preserve"> Existe cuando la organización cuenta con una base legal válida para tratar los datos personales y respeta los límites de la autorización otorgada por el titular. El uso de la información debe ser </w:t>
-      </w:r>
-      <w:r>
-        <w:lastRenderedPageBreak/>
-        <w:t>coherente con la finalidad informada y respaldarse mediante evidencias que permitan demostrar el cumplimiento de la normativa.</w:t>
+        <w:t xml:space="preserve"> Existe cuando la organización cuenta con una base legal válida para tratar los datos personales y respeta los límites de la autorización otorgada por el titular. El uso de la información debe ser cohe</w:t>
+      </w:r>
+      <w:r>
+        <w:t>rente con la finalidad informada y respaldarse mediante evidencias que permitan demostrar el cumplimiento de la normativa.</w:t>
       </w:r>
     </w:p>
     <w:p>
@@ -8434,7 +9330,10 @@
         <w:t>Tratamiento sin autorización.</w:t>
       </w:r>
       <w:r>
-        <w:t xml:space="preserve"> Se presenta cuando la organización recopila, utiliza, conserva o comparte datos personales sin autorización del titular o sin otra condición legal que habilite el tratamiento. También ocurre cuando los datos se utilizan para finalidades diferentes de aquellas informadas inicialmente.</w:t>
+        <w:t xml:space="preserve"> Se presenta cuando la organización recopila, utiliza, conserva o comparte datos personales sin autoriza</w:t>
+      </w:r>
+      <w:r>
+        <w:t>ción del titular o sin otra condición legal que habilite el tratamiento. También ocurre cuando los datos se utilizan para finalidades diferentes de aquellas informadas inicialmente.</w:t>
       </w:r>
     </w:p>
     <w:p>
@@ -8449,12 +9348,18 @@
         <w:t>Consecuencias del incumplimiento.</w:t>
       </w:r>
       <w:r>
-        <w:t xml:space="preserve"> El incumplimiento de las condiciones de legalidad puede generar investigaciones administrativas, sanciones, pérdidas económicas, afectaciones reputacionales, interrupciones operativas y vulneraciones de los derechos de los titulares.</w:t>
-      </w:r>
-    </w:p>
-    <w:p>
-      <w:r>
-        <w:t>Las principales condiciones que deben verificarse antes de realizar el tratamiento de datos personales son las siguientes:</w:t>
+        <w:t xml:space="preserve"> El incumplimiento de las condiciones de </w:t>
+      </w:r>
+      <w:r>
+        <w:t>legalidad puede generar investigaciones administrativas, sanciones, pérdidas económicas, afectaciones reputacionales, interrupciones operativas y vulneraciones de los derechos de los titulares.</w:t>
+      </w:r>
+    </w:p>
+    <w:p>
+      <w:r>
+        <w:t>Las principales condiciones que deben verificarse antes de rea</w:t>
+      </w:r>
+      <w:r>
+        <w:t>lizar el tratamiento de datos personales son las siguientes:</w:t>
       </w:r>
     </w:p>
     <w:p>
@@ -8499,7 +9404,10 @@
         <w:t>Información previa.</w:t>
       </w:r>
       <w:r>
-        <w:t xml:space="preserve"> ¿El titular recibió información suficiente sobre el tratamiento de sus datos?</w:t>
+        <w:t xml:space="preserve"> </w:t>
+      </w:r>
+      <w:r>
+        <w:t>¿El titular recibió información suficiente sobre el tratamiento de sus datos?</w:t>
       </w:r>
     </w:p>
     <w:p>
@@ -8511,6 +9419,7 @@
         <w:rPr>
           <w:b/>
         </w:rPr>
+        <w:lastRenderedPageBreak/>
         <w:t>Proporcionalidad.</w:t>
       </w:r>
       <w:r>
@@ -8541,7 +9450,13 @@
         <w:rPr>
           <w:b/>
         </w:rPr>
-        <w:t>Atención de derechos.</w:t>
+        <w:t>Atenció</w:t>
+      </w:r>
+      <w:r>
+        <w:rPr>
+          <w:b/>
+        </w:rPr>
+        <w:t>n de derechos.</w:t>
       </w:r>
       <w:r>
         <w:t xml:space="preserve"> ¿La organización dispone de canales para atender consultas, reclamos y solicitudes? </w:t>
@@ -8549,8 +9464,10 @@
     </w:p>
     <w:p>
       <w:r>
-        <w:lastRenderedPageBreak/>
-        <w:t>La aplicación de estas condiciones permite demostrar que el tratamiento de los datos personales se desarrolla conforme a los principios de legalidad, finalidad, transparencia y responsabilidad. Los elementos que caracterizan un tratamiento autorizado se presentan a continuación:</w:t>
+        <w:t>La aplicación de estas condiciones permite demostrar que el tratamiento de los datos personales se desarrolla conforme a los principios de legalidad, finali</w:t>
+      </w:r>
+      <w:r>
+        <w:t>dad, transparencia y responsabilidad. Los elementos que caracterizan un tratamiento autorizado se presentan a continuación:</w:t>
       </w:r>
     </w:p>
     <w:p>
@@ -8566,7 +9483,10 @@
         <w:t>Finalidad</w:t>
       </w:r>
       <w:r>
-        <w:t xml:space="preserve">: definir un propósito claro, específico y conocido por el titular antes de realizar el tratamiento de los datos personales. </w:t>
+        <w:t>: definir un propósito claro, específico y conocido por el titular antes de realizar el tratamiento de los datos personales</w:t>
+      </w:r>
+      <w:r>
+        <w:t xml:space="preserve">. </w:t>
       </w:r>
     </w:p>
     <w:p>
@@ -8611,7 +9531,14 @@
           <w:b/>
           <w:bCs/>
         </w:rPr>
-        <w:t>Acceso interno</w:t>
+        <w:t>A</w:t>
+      </w:r>
+      <w:r>
+        <w:rPr>
+          <w:b/>
+          <w:bCs/>
+        </w:rPr>
+        <w:t>cceso interno</w:t>
       </w:r>
       <w:r>
         <w:t>: restringir el acceso a los datos personales exclusivamente al personal autorizado según sus funciones.</w:t>
@@ -8630,7 +9557,10 @@
         <w:t>Evidencia</w:t>
       </w:r>
       <w:r>
-        <w:t xml:space="preserve">: conservar los soportes y registros necesarios para demostrar el cumplimiento de las obligaciones en procesos de verificación o auditoría. </w:t>
+        <w:t xml:space="preserve">: conservar los soportes y registros necesarios para demostrar el cumplimiento de las obligaciones en procesos de verificación o </w:t>
+      </w:r>
+      <w:r>
+        <w:t xml:space="preserve">auditoría. </w:t>
       </w:r>
     </w:p>
     <w:p>
@@ -8657,7 +9587,14 @@
     </w:p>
     <w:p>
       <w:r>
-        <w:t>Una tienda virtual solicita el nombre, la dirección, el número telefónico y el correo electrónico de sus clientes para gestionar la compra y realizar la entrega de un producto. Cuando informa claramente esta finalidad y obtiene la autorización correspondiente, puede utilizar los datos para ejecutar el proceso de venta. Si posteriormente desea enviar campañas publicitarias, deberá contar con una autorización específica para esa nueva finalidad.</w:t>
+        <w:t xml:space="preserve">Una tienda virtual solicita el nombre, la dirección, el número telefónico y el correo electrónico de sus clientes para gestionar la compra y realizar la entrega de un producto. Cuando informa claramente esta finalidad y </w:t>
+      </w:r>
+      <w:r>
+        <w:t xml:space="preserve">obtiene la autorización </w:t>
+      </w:r>
+      <w:r>
+        <w:lastRenderedPageBreak/>
+        <w:t>correspondiente, puede utilizar los datos para ejecutar el proceso de venta. Si posteriormente desea enviar campañas publicitarias, deberá contar con una autorización específica para esa nueva finalidad.</w:t>
       </w:r>
     </w:p>
     <w:p>
@@ -8677,8 +9614,13 @@
     </w:p>
     <w:p>
       <w:r>
-        <w:lastRenderedPageBreak/>
-        <w:t>Antes de utilizar una base de datos para una nueva campaña comercial, la organización debe verificar que la finalidad correspondiente haya sido autorizada por los titulares. Si no existe evidencia suficiente, deberá abstenerse de utilizar la información hasta obtener la autorización requerida o identificar otra base legal que permita el tratamiento.</w:t>
+        <w:t>Antes de</w:t>
+      </w:r>
+      <w:r>
+        <w:t xml:space="preserve"> utilizar una base de datos para una nueva campaña comercial, la organización debe verificar que la finalidad correspondiente haya sido autorizada por los titulares. Si no existe evidencia suficiente, deberá abstenerse de utilizar la información hasta obte</w:t>
+      </w:r>
+      <w:r>
+        <w:t>ner la autorización requerida o identificar otra base legal que permita el tratamiento.</w:t>
       </w:r>
     </w:p>
     <w:p>
@@ -8691,7 +9633,10 @@
         <w:pStyle w:val="Tabla"/>
       </w:pPr>
       <w:r>
-        <w:t>Riesgos y acciones para garantizar una autorización válida en el tratamiento de datos personales</w:t>
+        <w:t xml:space="preserve">Riesgos y acciones para garantizar una autorización válida </w:t>
+      </w:r>
+      <w:r>
+        <w:t>en el tratamiento de datos personales</w:t>
       </w:r>
     </w:p>
     <w:tbl>
@@ -8811,7 +9756,10 @@
               <w:pStyle w:val="TextoTablas"/>
             </w:pPr>
             <w:r>
-              <w:t>Envío de publicidad sin autorización.</w:t>
+              <w:t>Envío de pu</w:t>
+            </w:r>
+            <w:r>
+              <w:t>blicidad sin autorización.</w:t>
             </w:r>
           </w:p>
         </w:tc>
@@ -8872,7 +9820,10 @@
               <w:pStyle w:val="TextoTablas"/>
             </w:pPr>
             <w:r>
-              <w:t>Divulgación no autorizada de información personal.</w:t>
+              <w:t xml:space="preserve">Divulgación no autorizada de información </w:t>
+            </w:r>
+            <w:r>
+              <w:t>personal.</w:t>
             </w:r>
           </w:p>
         </w:tc>
@@ -8902,6 +9853,7 @@
               <w:pStyle w:val="TextoTablas"/>
             </w:pPr>
             <w:r>
+              <w:lastRenderedPageBreak/>
               <w:t>Formularios sin información sobre la finalidad.</w:t>
             </w:r>
           </w:p>
@@ -8930,7 +9882,10 @@
               <w:pStyle w:val="TextoTablas"/>
             </w:pPr>
             <w:r>
-              <w:t>Ajustar los formatos e incorporar la información requerida por la normativa.</w:t>
+              <w:t xml:space="preserve">Ajustar los formatos e incorporar la información requerida por la </w:t>
+            </w:r>
+            <w:r>
+              <w:t>normativa.</w:t>
             </w:r>
           </w:p>
         </w:tc>
@@ -8988,8 +9943,10 @@
         <w:pStyle w:val="Ttulo4"/>
       </w:pPr>
       <w:r>
-        <w:lastRenderedPageBreak/>
-        <w:t>Actividades de aplicación y análisis de los derechos de los titulares y las condiciones de legalidad</w:t>
+        <w:t>Actividades de aplicación y análisis de los derechos de los titul</w:t>
+      </w:r>
+      <w:r>
+        <w:t>ares y las condiciones de legalidad</w:t>
       </w:r>
     </w:p>
     <w:p>
@@ -9000,7 +9957,10 @@
         <w:t xml:space="preserve"> que se encuentra en la carpeta de anexos</w:t>
       </w:r>
       <w:r>
-        <w:t>, donde se aborda la aplicación práctica de los derechos de los titulares, la autorización para el tratamiento de datos personales y las condiciones de legalidad establecidas en la Ley 1581 de 2012.</w:t>
+        <w:t>, donde se aborda la aplicación práctica de los d</w:t>
+      </w:r>
+      <w:r>
+        <w:t>erechos de los titulares, la autorización para el tratamiento de datos personales y las condiciones de legalidad establecidas en la Ley 1581 de 2012.</w:t>
       </w:r>
     </w:p>
     <w:p>
@@ -9021,12 +9981,24 @@
     </w:p>
     <w:p>
       <w:r>
-        <w:t>El tratamiento de datos personales dentro de una organización involucra diferentes personas, áreas, proveedores, sistemas y terceros que participan en la recolección, el almacenamiento, el uso, la circulación, la actualización y la supresión de la información. Por esta razón, es indispensable identificar quién toma las decisiones sobre los datos, quién ejecuta las actividades de tratamiento y cuáles son las responsabilidades que corresponden a cada actor.</w:t>
-      </w:r>
-    </w:p>
-    <w:p>
-      <w:r>
-        <w:t>La Ley 1581 de 2012 establece dos figuras fundamentales para la gestión de los datos personales: el responsable del tratamiento y el encargado del tratamiento. Esta diferenciación permite definir quién determina las finalidades y condiciones del tratamiento y quién desarrolla las actividades sobre los datos siguiendo las instrucciones del responsable. La correcta identificación de estos roles facilita el cumplimiento de la normativa, fortalece la protección de la información y permite atender adecuadamente los derechos de los titulares.</w:t>
+        <w:t xml:space="preserve">El tratamiento de datos personales dentro de una organización </w:t>
+      </w:r>
+      <w:r>
+        <w:t>involucra diferentes personas, áreas, proveedores, sistemas y terceros que participan en la recolección, el almacenamiento, el uso, la circulación, la actualización y la supresión de la información. Por esta razón, es indispensable identificar quién toma l</w:t>
+      </w:r>
+      <w:r>
+        <w:t>as decisiones sobre los datos, quién ejecuta las actividades de tratamiento y cuáles son las responsabilidades que corresponden a cada actor.</w:t>
+      </w:r>
+    </w:p>
+    <w:p>
+      <w:r>
+        <w:t>La Ley 1581 de 2012 establece dos figuras fundamentales para la gestión de los datos personales: el responsable de</w:t>
+      </w:r>
+      <w:r>
+        <w:t>l tratamiento y el encargado del tratamiento. Esta diferenciación permite definir quién determina las finalidades y condiciones del tratamiento y quién desarrolla las actividades sobre los datos siguiendo las instrucciones del responsable. La correcta iden</w:t>
+      </w:r>
+      <w:r>
+        <w:t>tificación de estos roles facilita el cumplimiento de la normativa, fortalece la protección de la información y permite atender adecuadamente los derechos de los titulares.</w:t>
       </w:r>
     </w:p>
     <w:p>
@@ -9044,12 +10016,21 @@
     </w:p>
     <w:p>
       <w:r>
-        <w:t>El responsable del tratamiento es la persona natural o jurídica, pública o privada, que decide sobre la base de datos o sobre el tratamiento de los datos personales. Es quien determina qué información se recopila, con qué finalidad se utiliza, durante cuánto tiempo se conserva y bajo qué condiciones puede compartirse.</w:t>
-      </w:r>
-    </w:p>
-    <w:p>
-      <w:r>
-        <w:t xml:space="preserve">Aunque una organización delegue actividades operativas en proveedores o terceros, continúa siendo responsable frente a los titulares cuando mantiene el control sobre las finalidades y las decisiones relacionadas con el tratamiento de los datos </w:t>
+        <w:t xml:space="preserve">El responsable del tratamiento es la persona </w:t>
+      </w:r>
+      <w:r>
+        <w:t xml:space="preserve">natural o jurídica, pública o privada, que decide sobre la base de datos o sobre el tratamiento de los datos personales. Es quien determina qué información se recopila, con qué finalidad se utiliza, durante cuánto tiempo se conserva y bajo qué condiciones </w:t>
+      </w:r>
+      <w:r>
+        <w:t>puede compartirse.</w:t>
+      </w:r>
+    </w:p>
+    <w:p>
+      <w:r>
+        <w:t>Aunque una organización delegue actividades operativas en proveedores o terceros, continúa siendo responsable frente a los titulares cuando mantiene el control sobre las finalidades y las decisiones relacionadas con el tratamiento de los</w:t>
+      </w:r>
+      <w:r>
+        <w:t xml:space="preserve"> datos </w:t>
       </w:r>
       <w:r>
         <w:lastRenderedPageBreak/>
@@ -9068,7 +10049,13 @@
         <w:t>Concepto y alcance.</w:t>
       </w:r>
       <w:r>
-        <w:t xml:space="preserve"> El responsable del tratamiento es quien define las finalidades, los medios y las condiciones para el tratamiento de los datos personales. Su responsabilidad comprende todas las etapas del ciclo de vida de la información, desde la recolección hasta la supresión de los datos, garantizando el cumplimiento de la Ley 1581 de 2012 y la protección de los derechos de los titulares.</w:t>
+        <w:t xml:space="preserve"> El responsable del tratamiento es quien define las finalidades, los medios y las condiciones para el tratamiento de</w:t>
+      </w:r>
+      <w:r>
+        <w:t xml:space="preserve"> los datos personales. Su responsabilidad comprende todas las etapas del ciclo de vida de la información, desde la recolección hasta la supresión de los datos, garantizando el cumplimiento de la Ley 1581 de 2012 y la protección de los derechos de los titul</w:t>
+      </w:r>
+      <w:r>
+        <w:t>ares.</w:t>
       </w:r>
     </w:p>
     <w:p>
@@ -9083,7 +10070,10 @@
         <w:t>Funciones principales.</w:t>
       </w:r>
       <w:r>
-        <w:t xml:space="preserve"> Entre sus funciones se encuentran definir la finalidad del tratamiento, informar al titular sobre el uso de sus datos, obtener la autorización cuando sea necesaria, conservar las evidencias correspondientes, garantizar el ejercicio de los derechos de los titulares, implementar medidas de seguridad y supervisar el cumplimiento de las obligaciones por parte de los encargados del tratamiento.</w:t>
+        <w:t xml:space="preserve"> Entre sus funciones se encuentran definir la finalidad del tratamiento, informar al titular sobre el uso de sus datos, obtener la autorización cuando sea necesaria, conservar las evidencias correspondientes, garantizar el ejerc</w:t>
+      </w:r>
+      <w:r>
+        <w:t>icio de los derechos de los titulares, implementar medidas de seguridad y supervisar el cumplimiento de las obligaciones por parte de los encargados del tratamiento.</w:t>
       </w:r>
     </w:p>
     <w:p>
@@ -9098,7 +10088,13 @@
         <w:t>Obligaciones legales.</w:t>
       </w:r>
       <w:r>
-        <w:t xml:space="preserve"> El responsable debe garantizar que el tratamiento se realice conforme a la normativa, proteger la información, conservar las autorizaciones, atender consultas y reclamaciones, actualizar los datos cuando corresponda, supervisar a los encargados y demostrar el cumplimiento de las disposiciones legales mediante políticas, procedimientos y controles adecuados.</w:t>
+        <w:t xml:space="preserve"> El responsable debe garantizar que el tratamiento se realice conform</w:t>
+      </w:r>
+      <w:r>
+        <w:t>e a la normativa, proteger la información, conservar las autorizaciones, atender consultas y reclamaciones, actualizar los datos cuando corresponda, supervisar a los encargados y demostrar el cumplimiento de las disposiciones legales mediante políticas, pr</w:t>
+      </w:r>
+      <w:r>
+        <w:t>ocedimientos y controles adecuados.</w:t>
       </w:r>
     </w:p>
     <w:p>
@@ -9131,7 +10127,13 @@
           <w:b/>
         </w:rPr>
         <w:lastRenderedPageBreak/>
-        <w:t>¿Qué define?</w:t>
+        <w:t>¿Q</w:t>
+      </w:r>
+      <w:r>
+        <w:rPr>
+          <w:b/>
+        </w:rPr>
+        <w:t>ué define?</w:t>
       </w:r>
       <w:r>
         <w:t xml:space="preserve"> Las finalidades, los medios de tratamiento, la conservación y la circulación de los datos.</w:t>
@@ -9164,7 +10166,10 @@
         <w:t>Responsabilidad principal.</w:t>
       </w:r>
       <w:r>
-        <w:t xml:space="preserve"> Garantizar el cumplimiento de la normativa sobre protección de datos personales.</w:t>
+        <w:t xml:space="preserve"> Garantizar el cumplimiento de la n</w:t>
+      </w:r>
+      <w:r>
+        <w:t>ormativa sobre protección de datos personales.</w:t>
       </w:r>
     </w:p>
     <w:p>
@@ -9201,12 +10206,29 @@
           <w:b/>
           <w:bCs/>
         </w:rPr>
-        <w:t xml:space="preserve"> Aplicado</w:t>
-      </w:r>
-    </w:p>
-    <w:p>
-      <w:r>
-        <w:t>Una empresa de comercio electrónico solicita el nombre, la dirección, el teléfono, el correo electrónico y los datos necesarios para procesar las compras de sus clientes. Como define qué información recopila, con qué finalidad la utiliza y cómo será administrada, actúa como responsable del tratamiento.</w:t>
+        <w:t xml:space="preserve"> </w:t>
+      </w:r>
+      <w:r>
+        <w:rPr>
+          <w:b/>
+          <w:bCs/>
+        </w:rPr>
+        <w:t>a</w:t>
+      </w:r>
+      <w:r>
+        <w:rPr>
+          <w:b/>
+          <w:bCs/>
+        </w:rPr>
+        <w:t>plicado</w:t>
+      </w:r>
+    </w:p>
+    <w:p>
+      <w:r>
+        <w:t>Una empresa de comercio electrónico solicita el nombre, la dirección, el teléfono, el correo electrónico y los datos n</w:t>
+      </w:r>
+      <w:r>
+        <w:t>ecesarios para procesar las compras de sus clientes. Como define qué información recopila, con qué finalidad la utiliza y cómo será administrada, actúa como responsable del tratamiento.</w:t>
       </w:r>
     </w:p>
     <w:p>
@@ -9219,7 +10241,10 @@
     </w:p>
     <w:p>
       <w:r>
-        <w:t>Antes de iniciar un nuevo tratamiento de datos personales, el responsable puede utilizar una matriz de verificación como la siguiente para comprobar el cumplimiento de sus obligaciones:</w:t>
+        <w:t>Antes de iniciar un nuevo tratamiento de datos per</w:t>
+      </w:r>
+      <w:r>
+        <w:t>sonales, el responsable puede utilizar una matriz de verificación como la siguiente para comprobar el cumplimiento de sus obligaciones:</w:t>
       </w:r>
     </w:p>
     <w:p>
@@ -9299,7 +10324,10 @@
               <w:pStyle w:val="TextoTablas"/>
             </w:pPr>
             <w:r>
-              <w:t>Acción requerida</w:t>
+              <w:t>Acción req</w:t>
+            </w:r>
+            <w:r>
+              <w:t>uerida</w:t>
             </w:r>
           </w:p>
         </w:tc>
@@ -9426,7 +10454,10 @@
               <w:pStyle w:val="TextoTablas"/>
             </w:pPr>
             <w:r>
-              <w:t>¿Existe autorización cuando la normativa la exige?</w:t>
+              <w:t xml:space="preserve">¿Existe autorización cuando la </w:t>
+            </w:r>
+            <w:r>
+              <w:t>normativa la exige?</w:t>
             </w:r>
           </w:p>
         </w:tc>
@@ -9569,7 +10600,10 @@
               <w:pStyle w:val="TextoTablas"/>
             </w:pPr>
             <w:r>
-              <w:t>Designar responsables y establecer procedimientos de atención.</w:t>
+              <w:t xml:space="preserve">Designar </w:t>
+            </w:r>
+            <w:r>
+              <w:t>responsables y establecer procedimientos de atención.</w:t>
             </w:r>
           </w:p>
         </w:tc>
@@ -9642,23 +10676,38 @@
     </w:p>
     <w:p>
       <w:r>
-        <w:t>El encargado del tratamiento es la persona natural o jurídica, pública o privada, que realiza el tratamiento de datos personales por cuenta del responsable. A diferencia del responsable, el encargado no define la finalidad del tratamiento, sino que ejecuta las actividades relacionadas con los datos siguiendo las instrucciones recibidas.</w:t>
-      </w:r>
-    </w:p>
-    <w:p>
-      <w:r>
-        <w:t>Esta figura es frecuente cuando las organizaciones contratan proveedores tecnológicos, empresas de archivo, servicios de nómina, plataformas de correo electrónico, sistemas de gestión académica, servicios de almacenamiento en la nube, empresas de mensajería, call centers u otras entidades que requieren acceso a datos personales para prestar un servicio.</w:t>
+        <w:t xml:space="preserve">El encargado del tratamiento es la </w:t>
+      </w:r>
+      <w:r>
+        <w:t>persona natural o jurídica, pública o privada, que realiza el tratamiento de datos personales por cuenta del responsable. A diferencia del responsable, el encargado no define la finalidad del tratamiento, sino que ejecuta las actividades relacionadas con l</w:t>
+      </w:r>
+      <w:r>
+        <w:t>os datos siguiendo las instrucciones recibidas.</w:t>
+      </w:r>
+    </w:p>
+    <w:p>
+      <w:r>
+        <w:t xml:space="preserve">Esta figura es frecuente cuando las organizaciones contratan proveedores tecnológicos, empresas de archivo, servicios de nómina, plataformas de correo electrónico, sistemas de gestión académica, servicios de </w:t>
+      </w:r>
+      <w:r>
+        <w:t>almacenamiento en la nube, empresas de mensajería, call centers u otras entidades que requieren acceso a datos personales para prestar un servicio.</w:t>
       </w:r>
     </w:p>
     <w:p>
       <w:r>
         <w:lastRenderedPageBreak/>
-        <w:t>Aunque el encargado no determina la finalidad del tratamiento, tiene obligaciones específicas relacionadas con la protección de la información. Entre ellas se encuentran garantizar la confidencialidad, aplicar medidas de seguridad, cumplir las instrucciones impartidas por el responsable y abstenerse de utilizar los datos para fines distintos de los autorizados.</w:t>
-      </w:r>
-    </w:p>
-    <w:p>
-      <w:r>
-        <w:t>La relación entre el responsable y el encargado debe formalizarse mediante documentos que definan las responsabilidades, las condiciones del tratamiento, las medidas de seguridad y las actuaciones que deberán realizarse al finalizar la relación contractual. Los principales aspectos relacionados con el encargado del tratamiento se presentan a continuación:</w:t>
+        <w:t>Aunque el encargado no determina la finalidad del tratamiento, tiene obligaciones específicas relacionadas c</w:t>
+      </w:r>
+      <w:r>
+        <w:t>on la protección de la información. Entre ellas se encuentran garantizar la confidencialidad, aplicar medidas de seguridad, cumplir las instrucciones impartidas por el responsable y abstenerse de utilizar los datos para fines distintos de los autorizados.</w:t>
+      </w:r>
+    </w:p>
+    <w:p>
+      <w:r>
+        <w:t>La relación entre el responsable y el encargado debe formalizarse mediante documentos que definan las responsabilidades, las condiciones del tratamiento, las medidas de seguridad y las actuaciones que deberán realizarse al finalizar la relación contractual</w:t>
+      </w:r>
+      <w:r>
+        <w:t>. Los principales aspectos relacionados con el encargado del tratamiento se presentan a continuación:</w:t>
       </w:r>
     </w:p>
     <w:p>
@@ -9673,7 +10722,13 @@
         <w:t>Concepto y alcance.</w:t>
       </w:r>
       <w:r>
-        <w:t xml:space="preserve"> El encargado del tratamiento realiza operaciones sobre los datos personales por cuenta del responsable y conforme a sus instrucciones. Su intervención puede comprender actividades como el almacenamiento de información, la administración de plataformas, el procesamiento de nómina, la custodia documental, el soporte tecnológico o cualquier otra labor que implique acceso a datos personales. No puede utilizar la información para finalidades propias ni conservarla una vez finalice la prestación del servicio, salvo que exista una obligación legal o una instrucción expresa del responsable.</w:t>
+        <w:t xml:space="preserve"> El encargado del tratamiento realiza operaciones sobre los datos personales por cuenta del responsable y conforme a sus instrucciones.</w:t>
+      </w:r>
+      <w:r>
+        <w:t xml:space="preserve"> Su intervención puede comprender actividades como el almacenamiento de información, la administración de plataformas, el procesamiento de nómina, la custodia documental, el soporte tecnológico o cualquier otra labor que implique acceso a datos personales.</w:t>
+      </w:r>
+      <w:r>
+        <w:t xml:space="preserve"> No puede utilizar la información para finalidades propias ni conservarla una vez finalice la prestación del servicio, salvo que exista una obligación legal o una instrucción expresa del responsable.</w:t>
       </w:r>
     </w:p>
     <w:p>
@@ -9688,11 +10743,17 @@
         <w:t>Responsabilidades operativas.</w:t>
       </w:r>
       <w:r>
-        <w:t xml:space="preserve"> El encargado debe tratar los datos únicamente para cumplir el servicio contratado, proteger la información mediante medidas técnicas, administrativas y organizacionales, mantener la confidencialidad, limitar el acceso al personal autorizado, informar </w:t>
+        <w:t xml:space="preserve"> El encargado debe tratar l</w:t>
+      </w:r>
+      <w:r>
+        <w:t xml:space="preserve">os datos únicamente para cumplir el servicio contratado, proteger la información mediante medidas técnicas, administrativas y organizacionales, mantener la confidencialidad, limitar el acceso al personal autorizado, informar </w:t>
       </w:r>
       <w:r>
         <w:lastRenderedPageBreak/>
-        <w:t>oportunamente los incidentes de seguridad y apoyar al responsable en la atención de consultas y solicitudes de los titulares.</w:t>
+        <w:t>oportunamente los incidentes de</w:t>
+      </w:r>
+      <w:r>
+        <w:t xml:space="preserve"> seguridad y apoyar al responsable en la atención de consultas y solicitudes de los titulares.</w:t>
       </w:r>
     </w:p>
     <w:p>
@@ -9707,12 +10768,18 @@
         <w:t>Relación con el responsable.</w:t>
       </w:r>
       <w:r>
-        <w:t xml:space="preserve"> La relación entre ambas partes debe sustentarse en contratos, acuerdos de tratamiento de datos, cláusulas de confidencialidad y demás documentos que definan las instrucciones, los controles de seguridad, las responsabilidades de cada parte y el procedimiento para la devolución, eliminación o bloqueo de la información cuando finalice el contrato.</w:t>
-      </w:r>
-    </w:p>
-    <w:p>
-      <w:r>
-        <w:t>Los principales elementos que caracterizan al encargado del tratamiento se presentan a continuación:</w:t>
+        <w:t xml:space="preserve"> La relación entre ambas partes debe sustentarse en contratos, acuerdos de tratamiento de datos, cláusulas de confidencialidad y demá</w:t>
+      </w:r>
+      <w:r>
+        <w:t>s documentos que definan las instrucciones, los controles de seguridad, las responsabilidades de cada parte y el procedimiento para la devolución, eliminación o bloqueo de la información cuando finalice el contrato.</w:t>
+      </w:r>
+    </w:p>
+    <w:p>
+      <w:r>
+        <w:t>Los principales elementos que caracteriz</w:t>
+      </w:r>
+      <w:r>
+        <w:t>an al encargado del tratamiento se presentan a continuación:</w:t>
       </w:r>
     </w:p>
     <w:p>
@@ -9744,7 +10811,10 @@
         <w:t>Qué hace</w:t>
       </w:r>
       <w:r>
-        <w:t>: ejecuta las operaciones de recolección, almacenamiento, uso, circulación o supresión de los datos personales conforme a las instrucciones recibidas.</w:t>
+        <w:t>: ejecuta las operaciones de recolección, almacenamiento, u</w:t>
+      </w:r>
+      <w:r>
+        <w:t>so, circulación o supresión de los datos personales conforme a las instrucciones recibidas.</w:t>
       </w:r>
     </w:p>
     <w:p>
@@ -9773,7 +10843,14 @@
           <w:b/>
           <w:bCs/>
         </w:rPr>
-        <w:t>Fuente de instrucciones</w:t>
+        <w:t>Fuente de in</w:t>
+      </w:r>
+      <w:r>
+        <w:rPr>
+          <w:b/>
+          <w:bCs/>
+        </w:rPr>
+        <w:t>strucciones</w:t>
       </w:r>
       <w:r>
         <w:t>: actúa de acuerdo con las directrices impartidas por el responsable del tratamiento.</w:t>
@@ -9845,7 +10922,21 @@
           <w:b/>
           <w:bCs/>
         </w:rPr>
-        <w:t xml:space="preserve"> Aplicado</w:t>
+        <w:t xml:space="preserve"> </w:t>
+      </w:r>
+      <w:r>
+        <w:rPr>
+          <w:b/>
+          <w:bCs/>
+        </w:rPr>
+        <w:t>a</w:t>
+      </w:r>
+      <w:r>
+        <w:rPr>
+          <w:b/>
+          <w:bCs/>
+        </w:rPr>
+        <w:t>plicado</w:t>
       </w:r>
     </w:p>
     <w:p>
@@ -9859,7 +10950,10 @@
         <w:t>software</w:t>
       </w:r>
       <w:r>
-        <w:t xml:space="preserve"> para administrar la nómina de sus trabajadores. El proveedor procesa información laboral y financiera siguiendo las instrucciones impartidas por la empresa. En este caso, el proveedor actúa como encargado del tratamiento.</w:t>
+        <w:t xml:space="preserve"> para administrar la nómina de sus trabajadores. El proveedor procesa información laboral y financiera siguiendo las instrucciones impartidas por la empresa. En este caso, el proveedor actúa como encargado d</w:t>
+      </w:r>
+      <w:r>
+        <w:t>el tratamiento.</w:t>
       </w:r>
     </w:p>
     <w:p>
@@ -9894,7 +10988,10 @@
         <w:t>Garantizar la seguridad de la información.</w:t>
       </w:r>
       <w:r>
-        <w:t xml:space="preserve"> Implementar controles de acceso, cifrado, copias de respaldo y demás medidas de protección.</w:t>
+        <w:t xml:space="preserve"> Impl</w:t>
+      </w:r>
+      <w:r>
+        <w:t>ementar controles de acceso, cifrado, copias de respaldo y demás medidas de protección.</w:t>
       </w:r>
     </w:p>
     <w:p>
@@ -9924,7 +11021,10 @@
         <w:t>Reportar incidentes de seguridad.</w:t>
       </w:r>
       <w:r>
-        <w:t xml:space="preserve"> Informar oportunamente cualquier situación que pueda afectar la protección de los datos personales.</w:t>
+        <w:t xml:space="preserve"> Informar oportunamente cualquier situaci</w:t>
+      </w:r>
+      <w:r>
+        <w:t>ón que pueda afectar la protección de los datos personales.</w:t>
       </w:r>
     </w:p>
     <w:p>
@@ -9954,7 +11054,10 @@
         <w:t>Devolver, eliminar o bloquear la información.</w:t>
       </w:r>
       <w:r>
-        <w:t xml:space="preserve"> Cumplir las instrucciones del responsable cuando finalice la relación contractual.</w:t>
+        <w:t xml:space="preserve"> Cumplir las instrucciones del respons</w:t>
+      </w:r>
+      <w:r>
+        <w:t>able cuando finalice la relación contractual.</w:t>
       </w:r>
     </w:p>
     <w:p>
@@ -9983,7 +11086,10 @@
     </w:p>
     <w:p>
       <w:r>
-        <w:t>Antes de contratar un proveedor que tendrá acceso a datos personales, la organización debe verificar los siguientes aspectos:</w:t>
+        <w:t xml:space="preserve">Antes de contratar un proveedor que </w:t>
+      </w:r>
+      <w:r>
+        <w:t>tendrá acceso a datos personales, la organización debe verificar los siguientes aspectos:</w:t>
       </w:r>
     </w:p>
     <w:p>
@@ -10001,7 +11107,10 @@
         <w:ind w:left="1134"/>
       </w:pPr>
       <w:r>
-        <w:t>Finalidad del acceso: verificar que el tratamiento de los datos responda exclusivamente al servicio contratado y a las instrucciones del responsable.</w:t>
+        <w:t>Finalidad de</w:t>
+      </w:r>
+      <w:r>
+        <w:t>l acceso: verificar que el tratamiento de los datos responda exclusivamente al servicio contratado y a las instrucciones del responsable.</w:t>
       </w:r>
     </w:p>
     <w:p>
@@ -10010,7 +11119,10 @@
         <w:ind w:left="1134"/>
       </w:pPr>
       <w:r>
-        <w:t>Medidas de seguridad implementadas: confirmar que el proveedor aplica controles técnicos, administrativos y organizacionales adecuados para proteger la información.</w:t>
+        <w:t>Medidas de seguridad implementadas: confirmar que el proveedor aplica controles técnicos, administrativos y organizaci</w:t>
+      </w:r>
+      <w:r>
+        <w:t>onales adecuados para proteger la información.</w:t>
       </w:r>
     </w:p>
     <w:p>
@@ -10028,7 +11140,10 @@
         <w:ind w:left="1134"/>
       </w:pPr>
       <w:r>
-        <w:t>Tratamiento de la información al finalizar el contrato: establecer si los datos personales serán devueltos, eliminados o bloqueados una vez concluida la relación contractual.</w:t>
+        <w:t>Tratamiento de la información al finalizar el contrato: estable</w:t>
+      </w:r>
+      <w:r>
+        <w:t>cer si los datos personales serán devueltos, eliminados o bloqueados una vez concluida la relación contractual.</w:t>
       </w:r>
     </w:p>
     <w:p>
@@ -10037,7 +11152,10 @@
         <w:ind w:left="1134"/>
       </w:pPr>
       <w:r>
-        <w:t>Gestión de incidentes de seguridad: definir el procedimiento para reportar, atender y documentar los incidentes que puedan afectar la información.</w:t>
+        <w:t>Gestión de incidentes de seguridad: definir el procedimiento para reportar, atender y documentar los incidentes que puedan afectar la informació</w:t>
+      </w:r>
+      <w:r>
+        <w:t>n.</w:t>
       </w:r>
     </w:p>
     <w:p>
@@ -10061,21 +11179,36 @@
     </w:p>
     <w:p>
       <w:r>
-        <w:t xml:space="preserve">La gestión organizacional del tratamiento de datos comprende el conjunto de roles, procedimientos, controles y documentos que permiten administrar la información personal de manera organizada, segura y conforme a la Ley 1581 de 2012. </w:t>
+        <w:t>La gestión organizacional d</w:t>
+      </w:r>
+      <w:r>
+        <w:t xml:space="preserve">el tratamiento de datos comprende el conjunto de roles, procedimientos, controles y documentos que permiten administrar la información personal de manera organizada, segura y conforme a la Ley 1581 de 2012. </w:t>
       </w:r>
       <w:r>
         <w:lastRenderedPageBreak/>
-        <w:t>Su propósito es integrar la protección de datos a los procesos cotidianos de la organización y garantizar que el cumplimiento normativo se refleje en las actividades diarias.</w:t>
-      </w:r>
-    </w:p>
-    <w:p>
-      <w:r>
-        <w:t>Contar con políticas institucionales no es suficiente si no existen responsables claramente definidos, procedimientos documentados, controles de acceso, mecanismos para atender los derechos de los titulares y evidencias que respalden el tratamiento de la información. Por ello, la protección de datos debe incorporarse como parte de la gestión organizacional y no limitarse a un requisito documental.</w:t>
-      </w:r>
-    </w:p>
-    <w:p>
-      <w:r>
-        <w:t>Una adecuada gestión también reduce la improvisación, fortalece la coordinación entre las diferentes áreas y mejora la capacidad de respuesta frente a consultas, reclamaciones, auditorías e incidentes de seguridad. Los principales componentes de la gestión organizacional del tratamiento de datos se presentan a continuación:</w:t>
+        <w:t>Su propósito es integrar la protección de datos a</w:t>
+      </w:r>
+      <w:r>
+        <w:t xml:space="preserve"> los procesos cotidianos de la organización y garantizar que el cumplimiento normativo se refleje en las actividades diarias.</w:t>
+      </w:r>
+    </w:p>
+    <w:p>
+      <w:r>
+        <w:t>Contar con políticas institucionales no es suficiente si no existen responsables claramente definidos, procedimientos documentados</w:t>
+      </w:r>
+      <w:r>
+        <w:t>, controles de acceso, mecanismos para atender los derechos de los titulares y evidencias que respalden el tratamiento de la información. Por ello, la protección de datos debe incorporarse como parte de la gestión organizacional y no limitarse a un requisi</w:t>
+      </w:r>
+      <w:r>
+        <w:t>to documental.</w:t>
+      </w:r>
+    </w:p>
+    <w:p>
+      <w:r>
+        <w:t>Una adecuada gestión también reduce la improvisación, fortalece la coordinación entre las diferentes áreas y mejora la capacidad de respuesta frente a consultas, reclamaciones, auditorías e incidentes de seguridad. Los principales componente</w:t>
+      </w:r>
+      <w:r>
+        <w:t>s de la gestión organizacional del tratamiento de datos se presentan a continuación:</w:t>
       </w:r>
     </w:p>
     <w:p>
@@ -10090,7 +11223,10 @@
         <w:t>Roles internos.</w:t>
       </w:r>
       <w:r>
-        <w:t xml:space="preserve"> La organización debe definir responsabilidades para las áreas y personas que intervienen en el tratamiento de datos personales. Cada dependencia debe conocer sus funciones, los procedimientos que debe aplicar y la forma de atender las obligaciones relacionadas con la protección de la información.</w:t>
+        <w:t xml:space="preserve"> La organización debe definir responsabilidades para las áreas y personas que intervienen en el tratamiento de datos personales. Cada dependencia debe conoc</w:t>
+      </w:r>
+      <w:r>
+        <w:t>er sus funciones, los procedimientos que debe aplicar y la forma de atender las obligaciones relacionadas con la protección de la información.</w:t>
       </w:r>
     </w:p>
     <w:p>
@@ -10105,7 +11241,13 @@
         <w:t>Procedimientos de control.</w:t>
       </w:r>
       <w:r>
-        <w:t xml:space="preserve"> Corresponden a los procesos documentados que regulan actividades como la recolección, actualización, consulta, almacenamiento, acceso, transferencia, supresión de datos, gestión de autorizaciones, atención de solicitudes y respuesta a incidentes de seguridad. Su aplicación permite estandarizar las actuaciones y reducir riesgos de incumplimiento.</w:t>
+        <w:t xml:space="preserve"> Corresponden a los procesos documentados que regulan actividades como la recolección, </w:t>
+      </w:r>
+      <w:r>
+        <w:t>actualización, consulta, almacenamiento, acceso, transferencia, supresión de datos, gestión de autorizaciones, atención de solicitudes y respuesta a incidentes de seguridad. Su aplicación permite estandarizar las actuaciones y reducir riesgos de incumplimi</w:t>
+      </w:r>
+      <w:r>
+        <w:t>ento.</w:t>
       </w:r>
     </w:p>
     <w:p>
@@ -10121,7 +11263,10 @@
         <w:t>Documentación requerida.</w:t>
       </w:r>
       <w:r>
-        <w:t xml:space="preserve"> Comprende las políticas, procedimientos, registros y demás documentos que permiten demostrar el cumplimiento de la normativa. Esta documentación debe mantenerse actualizada, organizada y disponible para las áreas autorizadas y para las autoridades competentes cuando sea necesario.</w:t>
+        <w:t xml:space="preserve"> Comprende las políticas, procedimientos, registros y demás documentos que permiten demostrar el cumplimiento de la normativa. Esta documentación debe mantenerse actualizada, organizada y disponible para las áreas autorizadas </w:t>
+      </w:r>
+      <w:r>
+        <w:t>y para las autoridades competentes cuando sea necesario.</w:t>
       </w:r>
     </w:p>
     <w:p>
@@ -10141,7 +11286,10 @@
         <w:t>Alta dirección.</w:t>
       </w:r>
       <w:r>
-        <w:t xml:space="preserve"> Aprobar las políticas institucionales, asignar recursos y respaldar el cumplimiento de la normativa.</w:t>
+        <w:t xml:space="preserve"> Aprobar la</w:t>
+      </w:r>
+      <w:r>
+        <w:t>s políticas institucionales, asignar recursos y respaldar el cumplimiento de la normativa.</w:t>
       </w:r>
     </w:p>
     <w:p>
@@ -10171,7 +11319,10 @@
         <w:t>Tecnología.</w:t>
       </w:r>
       <w:r>
-        <w:t xml:space="preserve"> Implementar controles de seguridad, administrar accesos y proteger los sistemas de información.</w:t>
+        <w:t xml:space="preserve"> Implementar controles de </w:t>
+      </w:r>
+      <w:r>
+        <w:t>seguridad, administrar accesos y proteger los sistemas de información.</w:t>
       </w:r>
     </w:p>
     <w:p>
@@ -10213,7 +11364,13 @@
         <w:rPr>
           <w:b/>
         </w:rPr>
-        <w:t>Servicio al cliente.</w:t>
+        <w:t>Serv</w:t>
+      </w:r>
+      <w:r>
+        <w:rPr>
+          <w:b/>
+        </w:rPr>
+        <w:t>icio al cliente.</w:t>
       </w:r>
       <w:r>
         <w:t xml:space="preserve"> Recibir y gestionar consultas, solicitudes y reclamaciones de los titulares.</w:t>
@@ -10246,7 +11403,10 @@
         <w:t>Coordinador de protección de datos.</w:t>
       </w:r>
       <w:r>
-        <w:t xml:space="preserve"> Coordinar los procedimientos, realizar seguimiento al cumplimiento y promover la mejora continua.</w:t>
+        <w:t xml:space="preserve"> Coordinar l</w:t>
+      </w:r>
+      <w:r>
+        <w:t>os procedimientos, realizar seguimiento al cumplimiento y promover la mejora continua.</w:t>
       </w:r>
     </w:p>
     <w:p>
@@ -10274,7 +11434,13 @@
     </w:p>
     <w:p>
       <w:r>
-        <w:t>En una empresa comercial, el área de mercadeo desea desarrollar una campaña dirigida a antiguos clientes. Antes de utilizar la base de datos, verifica con el responsable de protección de datos que exista autorización para esa finalidad. Posteriormente, el área de tecnología garantiza la seguridad de la información y el servicio de atención al cliente dispone de los mecanismos necesarios para atender solicitudes de actualización, revocatoria o supresión.</w:t>
+        <w:t>En una empresa comercial, el área de mercadeo desea desarrollar una campaña dirigida a antiguos clientes. Antes de utilizar la base de datos, verifica con el re</w:t>
+      </w:r>
+      <w:r>
+        <w:t>sponsable de protección de datos que exista autorización para esa finalidad. Posteriormente, el área de tecnología garantiza la seguridad de la información y el servicio de atención al cliente dispone de los mecanismos necesarios para atender solicitudes d</w:t>
+      </w:r>
+      <w:r>
+        <w:t>e actualización, revocatoria o supresión.</w:t>
       </w:r>
     </w:p>
     <w:p>
@@ -10287,7 +11453,10 @@
         <w:pStyle w:val="Tabla"/>
       </w:pPr>
       <w:r>
-        <w:t>Procedimientos para la gestión del tratamiento de datos personales y sus evidencias</w:t>
+        <w:t xml:space="preserve">Procedimientos para la gestión del tratamiento de datos </w:t>
+      </w:r>
+      <w:r>
+        <w:t>personales y sus evidencias</w:t>
       </w:r>
     </w:p>
     <w:tbl>
@@ -10407,7 +11576,10 @@
               <w:pStyle w:val="TextoTablas"/>
             </w:pPr>
             <w:r>
-              <w:t>Actualización de datos</w:t>
+              <w:t>A</w:t>
+            </w:r>
+            <w:r>
+              <w:t>ctualización de datos</w:t>
             </w:r>
           </w:p>
         </w:tc>
@@ -10482,7 +11654,10 @@
               <w:pStyle w:val="TextoTablas"/>
             </w:pPr>
             <w:r>
-              <w:t>Radicado, respuesta y registro de seguimiento.</w:t>
+              <w:t xml:space="preserve">Radicado, </w:t>
+            </w:r>
+            <w:r>
+              <w:t>respuesta y registro de seguimiento.</w:t>
             </w:r>
           </w:p>
         </w:tc>
@@ -10651,7 +11826,10 @@
               <w:pStyle w:val="TextoTablas"/>
             </w:pPr>
             <w:r>
-              <w:t>Eliminar, bloquear o anonimizar la información cuando proceda.</w:t>
+              <w:t>Elimina</w:t>
+            </w:r>
+            <w:r>
+              <w:t>r, bloquear o anonimizar la información cuando proceda.</w:t>
             </w:r>
           </w:p>
         </w:tc>
@@ -10688,7 +11866,10 @@
     </w:p>
     <w:p>
       <w:r>
-        <w:t>La documentación relacionada con el tratamiento de datos personales debe mantenerse organizada, actualizada y protegida mediante controles de acceso. Asimismo, es recomendable establecer responsables de su administración, fechas de revisión periódica y mecanismos de control de versiones que permitan asegurar que toda la organización utilice los documentos vigentes.</w:t>
+        <w:t>La documentación relacionada con el tratamiento de datos personales debe mantenerse organizada, actualizada y protegida med</w:t>
+      </w:r>
+      <w:r>
+        <w:t>iante controles de acceso. Asimismo, es recomendable establecer responsables de su administración, fechas de revisión periódica y mecanismos de control de versiones que permitan asegurar que toda la organización utilice los documentos vigentes.</w:t>
       </w:r>
     </w:p>
     <w:p>
@@ -10703,28 +11884,43 @@
       <w:bookmarkStart w:id="25" w:name="_Toc241671605"/>
       <w:r>
         <w:lastRenderedPageBreak/>
-        <w:t>Vigilancia, control y sanciones</w:t>
+        <w:t>Vigilanci</w:t>
+      </w:r>
+      <w:r>
+        <w:t>a, control y sanciones</w:t>
       </w:r>
       <w:bookmarkEnd w:id="25"/>
     </w:p>
     <w:p>
       <w:r>
-        <w:t>La protección de los datos personales no depende únicamente del compromiso de las organizaciones. Para garantizar el cumplimiento de la Ley 1581 de 2012. Existen mecanismos de vigilancia, control y sanción orientados a verificar que los responsables y encargados del tratamiento actúen conforme a la normativa vigente.</w:t>
-      </w:r>
-    </w:p>
-    <w:p>
-      <w:r>
-        <w:t>Estos mecanismos buscan proteger los derechos de los titulares frente a situaciones como el uso no autorizado de datos personales, la ausencia de políticas de tratamiento, la falta de respuesta a consultas o reclamaciones, la divulgación indebida de información, la pérdida de bases de datos o el incumplimiento de las medidas de seguridad.</w:t>
-      </w:r>
-    </w:p>
-    <w:p>
-      <w:r>
-        <w:t>En el contexto organizacional, conocer el funcionamiento de estos mecanismos permite prevenir riesgos legales, fortalecer los controles internos y demostrar el cumplimiento de las obligaciones relacionadas con el tratamiento de datos personales.</w:t>
-      </w:r>
-    </w:p>
-    <w:p>
-      <w:r>
-        <w:t>Además de su función correctiva, la vigilancia y el control cumplen un propósito preventivo, ya que promueven la adopción de buenas prácticas, la mejora continua de los procesos y el fortalecimiento de la cultura organizacional en materia de protección de datos.</w:t>
+        <w:t xml:space="preserve">La protección de los datos personales no depende únicamente del compromiso de las organizaciones. Para garantizar el cumplimiento de la Ley 1581 de 2012. Existen mecanismos de vigilancia, control y sanción orientados a verificar que </w:t>
+      </w:r>
+      <w:r>
+        <w:t>los responsables y encargados del tratamiento actúen conforme a la normativa vigente.</w:t>
+      </w:r>
+    </w:p>
+    <w:p>
+      <w:r>
+        <w:t xml:space="preserve">Estos mecanismos buscan proteger los derechos de los titulares frente a situaciones como el uso no autorizado de datos personales, la ausencia de políticas de </w:t>
+      </w:r>
+      <w:r>
+        <w:t>tratamiento, la falta de respuesta a consultas o reclamaciones, la divulgación indebida de información, la pérdida de bases de datos o el incumplimiento de las medidas de seguridad.</w:t>
+      </w:r>
+    </w:p>
+    <w:p>
+      <w:r>
+        <w:t>En el contexto organizacional, conocer el funcionamiento de estos mecanism</w:t>
+      </w:r>
+      <w:r>
+        <w:t>os permite prevenir riesgos legales, fortalecer los controles internos y demostrar el cumplimiento de las obligaciones relacionadas con el tratamiento de datos personales.</w:t>
+      </w:r>
+    </w:p>
+    <w:p>
+      <w:r>
+        <w:t>Además de su función correctiva, la vigilancia y el control cumplen un propósito pre</w:t>
+      </w:r>
+      <w:r>
+        <w:t>ventivo, ya que promueven la adopción de buenas prácticas, la mejora continua de los procesos y el fortalecimiento de la cultura organizacional en materia de protección de datos.</w:t>
       </w:r>
     </w:p>
     <w:p>
@@ -10739,18 +11935,33 @@
     </w:p>
     <w:p>
       <w:r>
-        <w:t>Las autoridades de control son las entidades encargadas de vigilar el cumplimiento de las normas relacionadas con la protección de datos personales. Su función consiste en verificar que los responsables y encargados del tratamiento respeten los derechos de los titulares y cumplan las obligaciones establecidas por la normativa.</w:t>
+        <w:t>Las autoridades de control son las entidades encargada</w:t>
+      </w:r>
+      <w:r>
+        <w:t>s de vigilar el cumplimiento de las normas relacionadas con la protección de datos personales. Su función consiste en verificar que los responsables y encargados del tratamiento respeten los derechos de los titulares y cumplan las obligaciones establecidas</w:t>
+      </w:r>
+      <w:r>
+        <w:t xml:space="preserve"> por la normativa.</w:t>
       </w:r>
     </w:p>
     <w:p>
       <w:r>
         <w:lastRenderedPageBreak/>
-        <w:t>En Colombia, la Superintendencia de Industria y Comercio (SIC) ejerce la autoridad nacional de protección de datos personales. Entre sus funciones se encuentran recibir quejas, adelantar investigaciones, impartir instrucciones, realizar actividades de inspección y vigilancia, ordenar medidas correctivas e imponer sanciones cuando se evidencien incumplimientos.</w:t>
-      </w:r>
-    </w:p>
-    <w:p>
-      <w:r>
-        <w:t xml:space="preserve">Para las organizaciones, la existencia de una autoridad de control implica la necesidad de conservar evidencias que demuestren el cumplimiento de la normativa. Las políticas, autorizaciones, procedimientos, registros, contratos y controles de seguridad constituyen elementos esenciales para acreditar una gestión adecuada del tratamiento de los datos personales. Los principales aspectos relacionados con las autoridades de control se presentan a continuación: </w:t>
+        <w:t xml:space="preserve">En Colombia, la Superintendencia de Industria y Comercio (SIC) ejerce la autoridad nacional de protección de datos personales. Entre sus funciones se encuentran recibir quejas, adelantar investigaciones, impartir instrucciones, realizar </w:t>
+      </w:r>
+      <w:r>
+        <w:t>actividades de inspección y vigilancia, ordenar medidas correctivas e imponer sanciones cuando se evidencien incumplimientos.</w:t>
+      </w:r>
+    </w:p>
+    <w:p>
+      <w:r>
+        <w:t xml:space="preserve">Para las organizaciones, la existencia de una autoridad de control implica la necesidad de conservar evidencias que demuestren el </w:t>
+      </w:r>
+      <w:r>
+        <w:t>cumplimiento de la normativa. Las políticas, autorizaciones, procedimientos, registros, contratos y controles de seguridad constituyen elementos esenciales para acreditar una gestión adecuada del tratamiento de los datos personales. Los principales aspecto</w:t>
+      </w:r>
+      <w:r>
+        <w:t xml:space="preserve">s relacionados con las autoridades de control se presentan a continuación: </w:t>
       </w:r>
     </w:p>
     <w:p>
@@ -10765,7 +11976,13 @@
         <w:t>Funciones de supervisión.</w:t>
       </w:r>
       <w:r>
-        <w:t xml:space="preserve"> Consisten en verificar que las organizaciones realicen el tratamiento de datos personales conforme a la normativa. La supervisión puede originarse por quejas de los titulares, actuaciones de oficio, requerimientos de información o investigaciones administrativas. Durante este proceso se revisan políticas, autorizaciones, medidas de seguridad, atención de derechos y procedimientos internos para determinar el nivel de cumplimiento de la organización.</w:t>
+        <w:t xml:space="preserve"> Consisten en verificar que las organizaciones realicen el tratamiento de datos personales conforme a la normativa. La supervisión puede originarse por que</w:t>
+      </w:r>
+      <w:r>
+        <w:t>jas de los titulares, actuaciones de oficio, requerimientos de información o investigaciones administrativas. Durante este proceso se revisan políticas, autorizaciones, medidas de seguridad, atención de derechos y procedimientos internos para determinar el</w:t>
+      </w:r>
+      <w:r>
+        <w:t xml:space="preserve"> nivel de cumplimiento de la organización.</w:t>
       </w:r>
     </w:p>
     <w:p>
@@ -10780,7 +11997,10 @@
         <w:t>Facultades de inspección.</w:t>
       </w:r>
       <w:r>
-        <w:t xml:space="preserve"> Permiten solicitar información, revisar documentos, requerir explicaciones, evaluar procedimientos y verificar las medidas implementadas para proteger los datos personales. Estas actuaciones pueden dar lugar a recomendaciones, requerimientos, medidas correctivas o, cuando corresponda, al inicio de investigaciones administrativas.</w:t>
+        <w:t xml:space="preserve"> Permiten solicitar información, revisar documentos, requerir explicaciones, evaluar procedimientos y verificar las medidas implementadas para proteger los datos personales. Estas actuacio</w:t>
+      </w:r>
+      <w:r>
+        <w:t>nes pueden dar lugar a recomendaciones, requerimientos, medidas correctivas o, cuando corresponda, al inicio de investigaciones administrativas.</w:t>
       </w:r>
     </w:p>
     <w:p>
@@ -10796,7 +12016,13 @@
         <w:t>Procesos de investigación.</w:t>
       </w:r>
       <w:r>
-        <w:t xml:space="preserve"> Se desarrollan cuando existen indicios de posibles incumplimientos en el tratamiento de datos personales. Durante la investigación se analizan los hechos, las evidencias, las actuaciones de la organización y las posibles afectaciones a los titulares. Como resultado, la autoridad puede ordenar acciones correctivas o imponer las sanciones previstas en la normativa.</w:t>
+        <w:t xml:space="preserve"> Se desarrollan cuando existen indicios de posibles incumplimientos en el tratamiento</w:t>
+      </w:r>
+      <w:r>
+        <w:t xml:space="preserve"> de datos personales. Durante la investigación se analizan los hechos, las evidencias, las actuaciones de la organización y las posibles afectaciones a los titulares. Como resultado, la autoridad puede ordenar acciones correctivas o imponer las sanciones p</w:t>
+      </w:r>
+      <w:r>
+        <w:t>revistas en la normativa.</w:t>
       </w:r>
     </w:p>
     <w:p>
@@ -10831,7 +12057,10 @@
         <w:t>Autorizaciones.</w:t>
       </w:r>
       <w:r>
-        <w:t xml:space="preserve"> Que sean previas, expresas, informadas y verificables.</w:t>
+        <w:t xml:space="preserve"> Que sean previa</w:t>
+      </w:r>
+      <w:r>
+        <w:t>s, expresas, informadas y verificables.</w:t>
       </w:r>
     </w:p>
     <w:p>
@@ -10861,7 +12090,10 @@
         <w:t>Atención de los derechos de los titulares.</w:t>
       </w:r>
       <w:r>
-        <w:t xml:space="preserve"> Que existan canales de atención y respuestas oportunas a consultas y reclamaciones.</w:t>
+        <w:t xml:space="preserve"> Que existan canales de atención y respuestas oportunas a cons</w:t>
+      </w:r>
+      <w:r>
+        <w:t>ultas y reclamaciones.</w:t>
       </w:r>
     </w:p>
     <w:p>
@@ -10891,7 +12123,10 @@
         <w:t>Relación con los encargados del tratamiento.</w:t>
       </w:r>
       <w:r>
-        <w:t xml:space="preserve"> Que existan contratos, instrucciones y controles sobre los proveedores que tratan datos personales.</w:t>
+        <w:t xml:space="preserve"> Que existan contratos, instrucciones y controles sobre los pro</w:t>
+      </w:r>
+      <w:r>
+        <w:t>veedores que tratan datos personales.</w:t>
       </w:r>
     </w:p>
     <w:p>
@@ -10918,7 +12153,10 @@
     </w:p>
     <w:p>
       <w:r>
-        <w:t>Una empresa continúa enviando mensajes promocionales a un cliente que previamente solicitó ser retirado de la base de datos comercial. Ante la reclamación presentada, la autoridad de control puede verificar si la organización atendió la solicitud, actualizó la base de datos y conservó las evidencias correspondientes.</w:t>
+        <w:t>Una empresa continúa enviando mensajes promocionales a un cliente que previamente solicitó ser retirado de la base de datos comercial. Ante la reclamación presentada, la autoridad de control puede verificar s</w:t>
+      </w:r>
+      <w:r>
+        <w:t>i la organización atendió la solicitud, actualizó la base de datos y conservó las evidencias correspondientes.</w:t>
       </w:r>
     </w:p>
     <w:p>
@@ -10932,7 +12170,13 @@
     </w:p>
     <w:p>
       <w:r>
-        <w:t>Para facilitar una eventual actividad de supervisión, la organización debe mantener organizada y actualizada la documentación relacionada con la protección de datos personales, incluyendo las autorizaciones, las políticas de tratamiento, los registros de solicitudes, las respuestas suministradas a los titulares, los contratos con encargados y las evidencias de las medidas de seguridad implementadas. Los principales documentos que pueden ser requeridos durante una inspección son los siguientes:</w:t>
+        <w:t>Para facilitar una eventual actividad de supervisión, la organización debe mantener organizada y actualizada la documentación</w:t>
+      </w:r>
+      <w:r>
+        <w:t xml:space="preserve"> relacionada con la protección de datos personales, incluyendo las autorizaciones, las políticas de tratamiento, los registros de solicitudes, las respuestas suministradas a los titulares, los contratos con encargados y las evidencias de las medidas de seg</w:t>
+      </w:r>
+      <w:r>
+        <w:t>uridad implementadas. Los principales documentos que pueden ser requeridos durante una inspección son los siguientes:</w:t>
       </w:r>
     </w:p>
     <w:p>
@@ -10989,7 +12233,13 @@
         <w:rPr>
           <w:b/>
         </w:rPr>
-        <w:t>Inventario de bases de datos.</w:t>
+        <w:t>Inventario de ba</w:t>
+      </w:r>
+      <w:r>
+        <w:rPr>
+          <w:b/>
+        </w:rPr>
+        <w:t>ses de datos.</w:t>
       </w:r>
       <w:r>
         <w:t xml:space="preserve"> Identificar la información administrada por la organización.</w:t>
@@ -11022,7 +12272,10 @@
         <w:t>Contratos con encargados.</w:t>
       </w:r>
       <w:r>
-        <w:t xml:space="preserve"> Demostrar el control ejercido sobre los terceros que procesan datos personales.</w:t>
+        <w:t xml:space="preserve"> Demostrar el control ejercido sobre los terceros que p</w:t>
+      </w:r>
+      <w:r>
+        <w:t>rocesan datos personales.</w:t>
       </w:r>
     </w:p>
     <w:p>
@@ -11056,29 +12309,70 @@
       </w:r>
     </w:p>
     <w:p>
-      <w:r>
+      <w:pPr>
+        <w:pStyle w:val="Listaconvietas"/>
+        <w:numPr>
+          <w:ilvl w:val="0"/>
+          <w:numId w:val="0"/>
+        </w:numPr>
+        <w:ind w:left="360" w:hanging="360"/>
+      </w:pPr>
+    </w:p>
+    <w:p>
+      <w:pPr>
+        <w:rPr>
+          <w:b/>
+          <w:bCs/>
+        </w:rPr>
+      </w:pPr>
+      <w:r>
+        <w:rPr>
+          <w:b/>
+          <w:bCs/>
+        </w:rPr>
         <w:lastRenderedPageBreak/>
-        <w:t>EjemploUna institución educativa recibe un requerimiento para explicar cómo protege los datos personales de sus estudiantes menores de edad. Para responder, presenta las políticas institucionales, las autorizaciones otorgadas por los acudientes, los procedimientos de acceso a las plataformas académicas y las medidas de seguridad implementadas para proteger la información.</w:t>
-      </w:r>
-    </w:p>
-    <w:p>
-      <w:pPr>
+        <w:t>Ejemplo</w:t>
+      </w:r>
+      <w:r>
         <w:rPr>
           <w:b/>
           <w:bCs/>
         </w:rPr>
-      </w:pPr>
-      <w:r>
+        <w:t>:</w:t>
+      </w:r>
+    </w:p>
+    <w:p>
+      <w:r>
+        <w:t>Una institución educativa recibe un requerimiento para explicar cómo protege los datos personales de sus estudiantes menores de edad. Para responder, presenta las políticas institucion</w:t>
+      </w:r>
+      <w:r>
+        <w:t>ales, las autorizaciones otorgadas por los acudientes, los procedimientos de acceso a las plataformas académicas y las medidas de seguridad implementadas para proteger la información.</w:t>
+      </w:r>
+    </w:p>
+    <w:p>
+      <w:pPr>
         <w:rPr>
           <w:b/>
           <w:bCs/>
         </w:rPr>
+      </w:pPr>
+      <w:r>
+        <w:rPr>
+          <w:b/>
+          <w:bCs/>
+        </w:rPr>
         <w:t>Aplicación práctica</w:t>
       </w:r>
     </w:p>
     <w:p>
       <w:r>
-        <w:t>Toda organización debe establecer un procedimiento para atender requerimientos de las autoridades de control. Este procedimiento debe definir quién recibe la comunicación, qué áreas participan en la preparación de la respuesta, cómo se recopilan las evidencias, quién valida la información antes de su envío y cómo se conservan los soportes relacionados con el proceso.</w:t>
+        <w:t>Toda organización debe establecer un procedimiento p</w:t>
+      </w:r>
+      <w:r>
+        <w:t xml:space="preserve">ara atender requerimientos de las autoridades de control. Este procedimiento debe definir quién recibe la comunicación, qué áreas participan en la preparación de la respuesta, cómo se recopilan las evidencias, quién valida la información antes de su envío </w:t>
+      </w:r>
+      <w:r>
+        <w:t>y cómo se conservan los soportes relacionados con el proceso.</w:t>
       </w:r>
     </w:p>
     <w:p>
@@ -11093,21 +12387,30 @@
     </w:p>
     <w:p>
       <w:r>
-        <w:t>El régimen sancionatorio establece las consecuencias que pueden imponerse cuando una organización incumple las obligaciones relacionadas con la protección de datos personales. Su finalidad es corregir prácticas contrarias a la normativa, proteger los derechos de los titulares y promover una gestión responsable de la información.</w:t>
-      </w:r>
-    </w:p>
-    <w:p>
-      <w:r>
-        <w:t>Las sanciones pueden derivarse de situaciones como la recolección de datos sin autorización, el uso de información para finalidades diferentes a las informadas, la falta de atención de los derechos de los titulares, el incumplimiento de las medidas de seguridad, la divulgación indebida de datos personales o el desconocimiento de las instrucciones impartidas por la autoridad competente.</w:t>
-      </w:r>
-    </w:p>
-    <w:p>
-      <w:r>
-        <w:t xml:space="preserve">El régimen sancionatorio aplica a cualquier organización que realice tratamiento de datos personales, independientemente de su tamaño o actividad económica. Por </w:t>
-      </w:r>
+        <w:t>El régimen sancionatorio establece las consecuencias que pueden imponerse cuando una organización incumple las obligaciones relacionadas con la protección de datos personal</w:t>
+      </w:r>
+      <w:r>
+        <w:t>es. Su finalidad es corregir prácticas contrarias a la normativa, proteger los derechos de los titulares y promover una gestión responsable de la información.</w:t>
+      </w:r>
+    </w:p>
+    <w:p>
+      <w:r>
+        <w:t>Las sanciones pueden derivarse de situaciones como la recolección de datos sin autorización, el u</w:t>
+      </w:r>
+      <w:r>
+        <w:t>so de información para finalidades diferentes a las informadas, la falta de atención de los derechos de los titulares, el incumplimiento de las medidas de seguridad, la divulgación indebida de datos personales o el desconocimiento de las instrucciones impa</w:t>
+      </w:r>
+      <w:r>
+        <w:t>rtidas por la autoridad competente.</w:t>
+      </w:r>
+    </w:p>
+    <w:p>
       <w:r>
         <w:lastRenderedPageBreak/>
-        <w:t>ello, resulta fundamental implementar controles preventivos que permitan reducir los riesgos de incumplimiento y fortalecer la cultura institucional de protección de datos. Los principales aspectos relacionados con el régimen sancionatorio se presentan a continuación:</w:t>
+        <w:t>El régimen sancionatorio aplica a cualquier organización que realice tratamiento de datos personales, independientemente de su tamaño o actividad económica. Por ello, resulta fundamental implementar controles preventivos</w:t>
+      </w:r>
+      <w:r>
+        <w:t xml:space="preserve"> que permitan reducir los riesgos de incumplimiento y fortalecer la cultura institucional de protección de datos. Los principales aspectos relacionados con el régimen sancionatorio se presentan a continuación:</w:t>
       </w:r>
     </w:p>
     <w:p>
@@ -11122,7 +12425,13 @@
         <w:t>Tipos de infracciones.</w:t>
       </w:r>
       <w:r>
-        <w:t xml:space="preserve"> Las infracciones corresponden a acciones u omisiones que vulneran los principios, derechos y obligaciones establecidos en la normativa sobre protección de datos personales. Pueden originarse por la recolección indebida de información, la ausencia de autorización, el uso no autorizado de los datos, la falta de atención de los derechos de los titulares, la divulgación de información sin fundamento legal, las fallas de seguridad o el incumplimiento de las órdenes impartidas por la autoridad competente.</w:t>
+        <w:t xml:space="preserve"> Las infracciones corres</w:t>
+      </w:r>
+      <w:r>
+        <w:t>ponden a acciones u omisiones que vulneran los principios, derechos y obligaciones establecidos en la normativa sobre protección de datos personales. Pueden originarse por la recolección indebida de información, la ausencia de autorización, el uso no autor</w:t>
+      </w:r>
+      <w:r>
+        <w:t>izado de los datos, la falta de atención de los derechos de los titulares, la divulgación de información sin fundamento legal, las fallas de seguridad o el incumplimiento de las órdenes impartidas por la autoridad competente.</w:t>
       </w:r>
     </w:p>
     <w:p>
@@ -11137,7 +12446,13 @@
         <w:t>Sanciones aplicables.</w:t>
       </w:r>
       <w:r>
-        <w:t xml:space="preserve"> Cuando se comprueba un incumplimiento, la autoridad competente puede imponer medidas como multas, órdenes de corrección, suspensión de actividades relacionadas con el tratamiento de datos, cierre temporal de operaciones asociadas a bases de datos y otras actuaciones previstas en la normativa. Además del impacto económico, estas medidas pueden afectar la reputación, la confianza y la continuidad de los procesos organizacionales.</w:t>
+        <w:t xml:space="preserve"> Cuando s</w:t>
+      </w:r>
+      <w:r>
+        <w:t>e comprueba un incumplimiento, la autoridad competente puede imponer medidas como multas, órdenes de corrección, suspensión de actividades relacionadas con el tratamiento de datos, cierre temporal de operaciones asociadas a bases de datos y otras actuacion</w:t>
+      </w:r>
+      <w:r>
+        <w:t>es previstas en la normativa. Además del impacto económico, estas medidas pueden afectar la reputación, la confianza y la continuidad de los procesos organizacionales.</w:t>
       </w:r>
     </w:p>
     <w:p>
@@ -11152,13 +12467,22 @@
         <w:t>Medidas correctivas.</w:t>
       </w:r>
       <w:r>
-        <w:t xml:space="preserve"> Corresponden a las acciones implementadas por la organización para eliminar las causas que originaron el incumplimiento y prevenir su repetición. Estas medidas deben documentarse, asignarse a responsables, ejecutarse dentro de plazos definidos y verificarse posteriormente para evaluar su eficacia.</w:t>
-      </w:r>
-    </w:p>
-    <w:p>
+        <w:t xml:space="preserve"> Corresponden a las acciones implementadas por la organización para </w:t>
+      </w:r>
+      <w:r>
+        <w:t xml:space="preserve">eliminar las causas que originaron el incumplimiento y prevenir su repetición. Estas medidas deben documentarse, asignarse a </w:t>
+      </w:r>
       <w:r>
         <w:lastRenderedPageBreak/>
-        <w:t>Las principales infracciones relacionadas con el tratamiento de datos personales se presentan a continuación:</w:t>
+        <w:t>responsables, ejecutarse dentro de plazos definidos y verificarse posteriormente para evaluar su eficacia.</w:t>
+      </w:r>
+    </w:p>
+    <w:p>
+      <w:r>
+        <w:t>Las principales infracci</w:t>
+      </w:r>
+      <w:r>
+        <w:t>ones relacionadas con el tratamiento de datos personales se presentan a continuación:</w:t>
       </w:r>
     </w:p>
     <w:p>
@@ -11188,7 +12512,10 @@
         <w:t>Ausencia de autorización.</w:t>
       </w:r>
       <w:r>
-        <w:t xml:space="preserve"> Utilizar datos personales sin contar con la autorización cuando esta sea exigible.</w:t>
+        <w:t xml:space="preserve"> Utilizar datos personales sin contar con la autoriza</w:t>
+      </w:r>
+      <w:r>
+        <w:t>ción cuando esta sea exigible.</w:t>
       </w:r>
     </w:p>
     <w:p>
@@ -11218,7 +12545,10 @@
         <w:t>Incumplimiento en la atención de derechos.</w:t>
       </w:r>
       <w:r>
-        <w:t xml:space="preserve"> No responder consultas, reclamaciones o solicitudes de actualización, rectificación o supresión.</w:t>
+        <w:t xml:space="preserve"> No responder consultas, reclamaciones o solicitudes de actualización, rectificació</w:t>
+      </w:r>
+      <w:r>
+        <w:t>n o supresión.</w:t>
       </w:r>
     </w:p>
     <w:p>
@@ -11263,7 +12593,10 @@
         <w:t>Incumplimiento de órdenes.</w:t>
       </w:r>
       <w:r>
-        <w:t xml:space="preserve"> No atender las instrucciones impartidas por la autoridad competente.</w:t>
+        <w:t xml:space="preserve"> No atender las instruc</w:t>
+      </w:r>
+      <w:r>
+        <w:t>ciones impartidas por la autoridad competente.</w:t>
       </w:r>
     </w:p>
     <w:p>
@@ -11290,7 +12623,10 @@
     </w:p>
     <w:p>
       <w:r>
-        <w:t>Una empresa recopila datos de los asistentes a un evento académico y posteriormente utiliza esa información para enviar publicidad de terceros sin haber informado esa finalidad ni contar con la autorización correspondiente. Esta actuación puede constituir una infracción por utilizar los datos para fines no autorizados.</w:t>
+        <w:t>Una empresa recopila datos de los asistentes a un evento académico y posteriormente utiliza esa información para enviar publicidad de terceros sin haber informado esa finalidad ni contar con la autori</w:t>
+      </w:r>
+      <w:r>
+        <w:t>zación correspondiente. Esta actuación puede constituir una infracción por utilizar los datos para fines no autorizados.</w:t>
       </w:r>
     </w:p>
     <w:p>
@@ -11304,7 +12640,13 @@
     </w:p>
     <w:p>
       <w:r>
-        <w:t xml:space="preserve">Para disminuir el riesgo de sanciones, las organizaciones deben revisar periódicamente sus bases de datos, validar las autorizaciones obtenidas, actualizar sus políticas y procedimientos, capacitar al personal, supervisar el tratamiento realizado por terceros y mantener organizada la documentación que respalde el cumplimiento de la normativa. Las principales medidas correctivas que pueden implementarse frente a hallazgos relacionados con el tratamiento de datos personales son las siguientes: </w:t>
+        <w:t xml:space="preserve">Para disminuir el riesgo de sanciones, las organizaciones deben revisar periódicamente sus bases de datos, validar </w:t>
+      </w:r>
+      <w:r>
+        <w:t>las autorizaciones obtenidas, actualizar sus políticas y procedimientos, capacitar al personal, supervisar el tratamiento realizado por terceros y mantener organizada la documentación que respalde el cumplimiento de la normativa. Las principales medidas co</w:t>
+      </w:r>
+      <w:r>
+        <w:t xml:space="preserve">rrectivas que pueden implementarse frente a hallazgos relacionados con el tratamiento de datos personales son las siguientes: </w:t>
       </w:r>
     </w:p>
     <w:p>
@@ -11354,7 +12696,10 @@
               <w:pStyle w:val="TextoTablas"/>
             </w:pPr>
             <w:r>
-              <w:t>Medida correctiva recomendada</w:t>
+              <w:t>Medida</w:t>
+            </w:r>
+            <w:r>
+              <w:t xml:space="preserve"> correctiva recomendada</w:t>
             </w:r>
           </w:p>
         </w:tc>
@@ -11417,7 +12762,10 @@
               <w:pStyle w:val="TextoTablas"/>
             </w:pPr>
             <w:r>
-              <w:t>Actualizar los formatos y obtener evidencias válidas de autorización.</w:t>
+              <w:t xml:space="preserve">Actualizar los formatos y obtener evidencias válidas de </w:t>
+            </w:r>
+            <w:r>
+              <w:t>autorización.</w:t>
             </w:r>
           </w:p>
         </w:tc>
@@ -11499,7 +12847,10 @@
               <w:pStyle w:val="TextoTablas"/>
             </w:pPr>
             <w:r>
-              <w:t>Proveedores sin obligaciones relacionadas con protección de datos.</w:t>
+              <w:t>Proveedores sin obligaciones relacio</w:t>
+            </w:r>
+            <w:r>
+              <w:t>nadas con protección de datos.</w:t>
             </w:r>
           </w:p>
         </w:tc>
@@ -11562,7 +12913,10 @@
               <w:pStyle w:val="TextoTablas"/>
             </w:pPr>
             <w:r>
-              <w:t>Ausencia de canales para consultas y reclamaciones.</w:t>
+              <w:t xml:space="preserve">Ausencia de </w:t>
+            </w:r>
+            <w:r>
+              <w:t>canales para consultas y reclamaciones.</w:t>
             </w:r>
           </w:p>
         </w:tc>
@@ -11598,17 +12952,32 @@
     </w:p>
     <w:p>
       <w:r>
-        <w:t>La gestión del riesgo legal consiste en identificar, evaluar y controlar las situaciones que pueden generar incumplimientos de la normativa sobre protección de datos personales. Su propósito es prevenir sanciones, proteger los derechos de los titulares y fortalecer el cumplimiento de las obligaciones establecidas en la Ley 1581 de 2012.</w:t>
-      </w:r>
-    </w:p>
-    <w:p>
-      <w:r>
-        <w:t>Este enfoque permite anticiparse a los riesgos antes de que se conviertan en incidentes, reclamaciones o investigaciones administrativas. Actividades como revisar periódicamente las bases de datos, validar las autorizaciones, capacitar al personal, supervisar a los encargados del tratamiento y actualizar la documentación contribuyen a reducir la probabilidad de incumplimientos.</w:t>
-      </w:r>
-    </w:p>
-    <w:p>
-      <w:r>
-        <w:t>La gestión del riesgo legal debe incorporarse a los procesos organizacionales como una actividad permanente de planificación, seguimiento y mejora continua. De esta manera, la organización fortalece su capacidad para responder oportunamente ante auditorías, requerimientos de las autoridades, incidentes de seguridad o solicitudes presentadas por los titulares. Los principales componentes de la gestión del riesgo legal se presentan a continuación:</w:t>
+        <w:t xml:space="preserve">La gestión del riesgo legal consiste en identificar, evaluar y controlar las situaciones que pueden generar </w:t>
+      </w:r>
+      <w:r>
+        <w:t>incumplimientos de la normativa sobre protección de datos personales. Su propósito es prevenir sanciones, proteger los derechos de los titulares y fortalecer el cumplimiento de las obligaciones establecidas en la Ley 1581 de 2012.</w:t>
+      </w:r>
+    </w:p>
+    <w:p>
+      <w:r>
+        <w:t>Este enfoque permite anti</w:t>
+      </w:r>
+      <w:r>
+        <w:t xml:space="preserve">ciparse a los riesgos antes de que se conviertan en incidentes, reclamaciones o investigaciones administrativas. Actividades como revisar periódicamente las bases de datos, validar las autorizaciones, capacitar al personal, supervisar a los encargados del </w:t>
+      </w:r>
+      <w:r>
+        <w:t>tratamiento y actualizar la documentación contribuyen a reducir la probabilidad de incumplimientos.</w:t>
+      </w:r>
+    </w:p>
+    <w:p>
+      <w:r>
+        <w:t>La gestión del riesgo legal debe incorporarse a los procesos organizacionales como una actividad permanente de planificación, seguimiento y mejora continua.</w:t>
+      </w:r>
+      <w:r>
+        <w:t xml:space="preserve"> De esta manera, la organización fortalece su capacidad para responder oportunamente ante auditorías, requerimientos de las autoridades, incidentes de seguridad o solicitudes presentadas por los titulares. Los principales componentes de la gestión del ries</w:t>
+      </w:r>
+      <w:r>
+        <w:t>go legal se presentan a continuación:</w:t>
       </w:r>
     </w:p>
     <w:p>
@@ -11623,7 +12992,10 @@
         <w:t>Identificación de riesgos.</w:t>
       </w:r>
       <w:r>
-        <w:t xml:space="preserve"> Consiste en reconocer las situaciones que pueden afectar el cumplimiento de la normativa durante la recolección, el almacenamiento, el uso, la circulación y la eliminación de datos personales. Esta actividad permite priorizar los riesgos según su probabilidad e impacto y definir los controles necesarios para prevenirlos.</w:t>
+        <w:t xml:space="preserve"> Consiste en reconocer las situaciones que pueden afectar el cumplimiento de la normativa durante la recolección, el almacenamiento, el uso, la circulación y la eliminación de datos personales</w:t>
+      </w:r>
+      <w:r>
+        <w:t>. Esta actividad permite priorizar los riesgos según su probabilidad e impacto y definir los controles necesarios para prevenirlos.</w:t>
       </w:r>
     </w:p>
     <w:p>
@@ -11638,11 +13010,17 @@
         <w:t>Prevención de incumplimientos.</w:t>
       </w:r>
       <w:r>
-        <w:t xml:space="preserve"> Comprende la implementación de medidas orientadas a reducir la probabilidad de vulneraciones relacionadas con el </w:t>
+        <w:t xml:space="preserve"> Comprende la implementación de medidas orientadas a reducir la probabilidad de vulneraciones </w:t>
+      </w:r>
+      <w:r>
+        <w:t xml:space="preserve">relacionadas con el </w:t>
       </w:r>
       <w:r>
         <w:lastRenderedPageBreak/>
-        <w:t>tratamiento de datos personales. Estas medidas incluyen la revisión de formularios, la validación de autorizaciones, la capacitación del personal, el control de accesos, la evaluación de proveedores, las auditorías internas y la actualización permanente de políticas y procedimientos.</w:t>
+        <w:t>tratamiento de datos personales. Estas medidas incluyen la revisión de formularios, la validación de autorizaciones, la capacitación del personal, el control de accesos, la evaluación de proveedores, las auditorías internas y la actuali</w:t>
+      </w:r>
+      <w:r>
+        <w:t>zación permanente de políticas y procedimientos.</w:t>
       </w:r>
     </w:p>
     <w:p>
@@ -11657,12 +13035,18 @@
         <w:t>Cultura de protección de datos.</w:t>
       </w:r>
       <w:r>
-        <w:t xml:space="preserve"> Corresponde al conjunto de prácticas, hábitos y comportamientos que promueven la protección permanente de la información dentro de la organización. Esta cultura requiere el compromiso de la alta dirección, la definición de responsabilidades, la formación continua del personal y el fortalecimiento de la conciencia sobre la importancia de proteger los datos personales en todas las actividades institucionales.</w:t>
-      </w:r>
-    </w:p>
-    <w:p>
-      <w:r>
-        <w:t>La identificación de riesgos permite reconocer las principales situaciones que pueden afectar el tratamiento de los datos personales.</w:t>
+        <w:t xml:space="preserve"> Corresponde al conjunto de prácticas, hábitos y comportamientos que promueven la protección permanente de la información dentro de la organización. Esta cultura requiere el co</w:t>
+      </w:r>
+      <w:r>
+        <w:t>mpromiso de la alta dirección, la definición de responsabilidades, la formación continua del personal y el fortalecimiento de la conciencia sobre la importancia de proteger los datos personales en todas las actividades institucionales.</w:t>
+      </w:r>
+    </w:p>
+    <w:p>
+      <w:r>
+        <w:t>La identificación de</w:t>
+      </w:r>
+      <w:r>
+        <w:t xml:space="preserve"> riesgos permite reconocer las principales situaciones que pueden afectar el tratamiento de los datos personales.</w:t>
       </w:r>
     </w:p>
     <w:p>
@@ -11746,7 +13130,10 @@
               <w:pStyle w:val="TextoTablas"/>
             </w:pPr>
             <w:r>
-              <w:t>Uso de datos sin autorización</w:t>
+              <w:t xml:space="preserve">Uso de datos sin </w:t>
+            </w:r>
+            <w:r>
+              <w:t>autorización</w:t>
             </w:r>
           </w:p>
         </w:tc>
@@ -11818,7 +13205,10 @@
               <w:pStyle w:val="TextoTablas"/>
             </w:pPr>
             <w:r>
-              <w:t>Vulneración de la privacidad y pérdida de confianza.</w:t>
+              <w:t>Vulneración de la privacidad y pérdida de c</w:t>
+            </w:r>
+            <w:r>
+              <w:t>onfianza.</w:t>
             </w:r>
           </w:p>
         </w:tc>
@@ -11909,7 +13299,10 @@
               <w:pStyle w:val="TextoTablas"/>
             </w:pPr>
             <w:r>
-              <w:t>Decisiones incorrectas y fallas en las comunicaciones.</w:t>
+              <w:t>Decisiones incorrectas y</w:t>
+            </w:r>
+            <w:r>
+              <w:t xml:space="preserve"> fallas en las comunicaciones.</w:t>
             </w:r>
           </w:p>
         </w:tc>
@@ -11987,7 +13380,10 @@
               <w:pStyle w:val="TextoTablas"/>
             </w:pPr>
             <w:r>
-              <w:t>Ausencia de copias de seguridad o fallas en los sistemas.</w:t>
+              <w:t xml:space="preserve">Ausencia de copias de </w:t>
+            </w:r>
+            <w:r>
+              <w:t>seguridad o fallas en los sistemas.</w:t>
             </w:r>
           </w:p>
         </w:tc>
@@ -12031,7 +13427,10 @@
     </w:p>
     <w:p>
       <w:r>
-        <w:t>Una empresa identifica que todos los integrantes del área comercial pueden descargar la base completa de clientes sin restricciones. Este hallazgo evidencia un riesgo de acceso excesivo que puede facilitar el uso indebido o la divulgación no autorizada de la información.</w:t>
+        <w:t xml:space="preserve">Una empresa identifica que todos los integrantes del área comercial pueden descargar la base completa de clientes sin </w:t>
+      </w:r>
+      <w:r>
+        <w:t>restricciones. Este hallazgo evidencia un riesgo de acceso excesivo que puede facilitar el uso indebido o la divulgación no autorizada de la información.</w:t>
       </w:r>
     </w:p>
     <w:p>
@@ -12044,7 +13443,10 @@
     </w:p>
     <w:p>
       <w:r>
-        <w:t>Para identificar los riesgos asociados al tratamiento de datos personales, la organización puede realizar una revisión de cada uno de sus procesos utilizando una matriz de análisis como la siguiente:</w:t>
+        <w:t>Para identificar los riesgos asociados al tratamiento de datos personales, la orga</w:t>
+      </w:r>
+      <w:r>
+        <w:t>nización puede realizar una revisión de cada uno de sus procesos utilizando una matriz de análisis como la siguiente:</w:t>
       </w:r>
     </w:p>
     <w:p>
@@ -12074,7 +13476,10 @@
         <w:t>¿Cuál es la finalidad del tratamiento?</w:t>
       </w:r>
       <w:r>
-        <w:t xml:space="preserve"> Verificar que exista una finalidad legítima y documentada.</w:t>
+        <w:t xml:space="preserve"> Verificar que</w:t>
+      </w:r>
+      <w:r>
+        <w:t xml:space="preserve"> exista una finalidad legítima y documentada.</w:t>
       </w:r>
     </w:p>
     <w:p>
@@ -12120,7 +13525,10 @@
         <w:t>¿Con quién se comparte la información?</w:t>
       </w:r>
       <w:r>
-        <w:t xml:space="preserve"> Verificar la existencia de terceros involucrados en el tratamiento.</w:t>
+        <w:t xml:space="preserve"> Verificar </w:t>
+      </w:r>
+      <w:r>
+        <w:t>la existencia de terceros involucrados en el tratamiento.</w:t>
       </w:r>
     </w:p>
     <w:p>
@@ -12155,7 +13563,10 @@
     </w:p>
     <w:p>
       <w:r>
-        <w:t>Las principales medidas para prevenir incumplimientos relacionados con la protección de datos personales se presentan a continuación:</w:t>
+        <w:t>Las principal</w:t>
+      </w:r>
+      <w:r>
+        <w:t>es medidas para prevenir incumplimientos relacionados con la protección de datos personales se presentan a continuación:</w:t>
       </w:r>
     </w:p>
     <w:p>
@@ -12215,7 +13626,10 @@
         <w:t>Validación de autorizaciones.</w:t>
       </w:r>
       <w:r>
-        <w:t xml:space="preserve"> Confirmar que los datos solo se utilicen para las finalidades permitidas.</w:t>
+        <w:t xml:space="preserve"> Confirmar que los datos solo se utilicen para las </w:t>
+      </w:r>
+      <w:r>
+        <w:t>finalidades permitidas.</w:t>
       </w:r>
     </w:p>
     <w:p>
@@ -12260,7 +13674,10 @@
         <w:t>Actualización documental.</w:t>
       </w:r>
       <w:r>
-        <w:t xml:space="preserve"> Mantener vigentes las políticas, procedimientos y demás documentos institucionales.</w:t>
+        <w:t xml:space="preserve"> Ma</w:t>
+      </w:r>
+      <w:r>
+        <w:t>ntener vigentes las políticas, procedimientos y demás documentos institucionales.</w:t>
       </w:r>
     </w:p>
     <w:p>
@@ -12298,7 +13715,10 @@
     </w:p>
     <w:p>
       <w:r>
-        <w:t>Antes de iniciar una campaña comercial, una empresa revisa las autorizaciones otorgadas por los titulares para recibir comunicaciones promocionales. Los registros que no cuentan con evidencia suficiente son excluidos de la campaña hasta verificar el cumplimiento de las condiciones de legalidad.</w:t>
+        <w:t>Antes de iniciar una campaña comercial, una empresa revisa las autorizaciones otorgadas por los titulares para recibir comunicaciones promocionales. Los registros q</w:t>
+      </w:r>
+      <w:r>
+        <w:t>ue no cuentan con evidencia suficiente son excluidos de la campaña hasta verificar el cumplimiento de las condiciones de legalidad.</w:t>
       </w:r>
     </w:p>
     <w:p>
@@ -12311,13 +13731,19 @@
     </w:p>
     <w:p>
       <w:r>
-        <w:t>Se invita a leer el documento Protección de Datos Personales: Casos de análisis y práctica sobre cumplimiento normativo</w:t>
+        <w:t>Se invita a leer el documento Prot</w:t>
+      </w:r>
+      <w:r>
+        <w:t>ección de Datos Personales: Casos de análisis y práctica sobre cumplimiento normativo</w:t>
       </w:r>
       <w:r>
         <w:t xml:space="preserve"> que se encuentra en la carpeta de anexos</w:t>
       </w:r>
       <w:r>
-        <w:t xml:space="preserve">, donde se abordan situaciones organizacionales relacionadas con el cumplimiento de la Ley 1581 de 2012 mediante casos prácticos enfocados en inspecciones de la autoridad de control, acceso no autorizado a datos sensibles, atención de los derechos de los titulares y uso de bases de datos sin autorización verificable. </w:t>
+        <w:t>, donde se abordan situaciones organizacionales relacionadas con el cumplimiento de la Ley 1581 de 2012 mediante casos prácticos e</w:t>
+      </w:r>
+      <w:r>
+        <w:t xml:space="preserve">nfocados en inspecciones de la autoridad de control, acceso no autorizado a datos sensibles, atención de los derechos de los titulares y uso de bases de datos sin autorización verificable. </w:t>
       </w:r>
     </w:p>
     <w:p>
@@ -12330,16 +13756,19 @@
     </w:p>
     <w:p>
       <w:r>
-        <w:t>Se invita a leer el documento Aplicación organizacional de la protección de datos personales</w:t>
-      </w:r>
-      <w:r>
-        <w:t xml:space="preserve"> </w:t>
-      </w:r>
-      <w:r>
-        <w:t>que se encuentra en la carpeta de anexos</w:t>
-      </w:r>
-      <w:r>
-        <w:t xml:space="preserve">, donde se aborda la implementación práctica de la protección de datos personales en las organizaciones, a partir de las políticas de tratamiento, las medidas administrativas, técnicas y físicas de seguridad, las buenas prácticas y la mejora continua, conforme a la Ley 1581 de 2012. </w:t>
+        <w:t xml:space="preserve">Se </w:t>
+      </w:r>
+      <w:r>
+        <w:t>invita a leer el documento Aplicación organizacional de la protección de datos personales</w:t>
+      </w:r>
+      <w:r>
+        <w:t xml:space="preserve"> que se encuentra en la carpeta de anexos</w:t>
+      </w:r>
+      <w:r>
+        <w:t>, donde se aborda la implementación práctica de la protección de datos personales en las organizaciones, a partir de las polít</w:t>
+      </w:r>
+      <w:r>
+        <w:t xml:space="preserve">icas de tratamiento, las medidas administrativas, técnicas y físicas de seguridad, las buenas prácticas y la mejora continua, conforme a la Ley 1581 de 2012. </w:t>
       </w:r>
     </w:p>
     <w:p>
@@ -12457,7 +13886,10 @@
         <w:t xml:space="preserve">Base de datos: </w:t>
       </w:r>
       <w:r>
-        <w:t>conjunto organizado de datos personales que es objeto de tratamiento.</w:t>
+        <w:t xml:space="preserve">conjunto organizado de datos personales que es objeto de </w:t>
+      </w:r>
+      <w:r>
+        <w:t>tratamiento.</w:t>
       </w:r>
     </w:p>
     <w:p>
@@ -12490,7 +13922,10 @@
         <w:t xml:space="preserve">Finalidad: </w:t>
       </w:r>
       <w:r>
-        <w:t>propósito específico, legítimo e informado para el cual se recopilan y utilizan los datos personales.</w:t>
+        <w:t>propósito</w:t>
+      </w:r>
+      <w:r>
+        <w:t xml:space="preserve"> específico, legítimo e informado para el cual se recopilan y utilizan los datos personales.</w:t>
       </w:r>
     </w:p>
     <w:p>
@@ -12512,7 +13947,10 @@
         <w:t xml:space="preserve">Ley 1581 de 2012: </w:t>
       </w:r>
       <w:r>
-        <w:t>norma colombiana que establece el régimen general de protección de datos personales y regula su tratamiento.</w:t>
+        <w:t>no</w:t>
+      </w:r>
+      <w:r>
+        <w:t>rma colombiana que establece el régimen general de protección de datos personales y regula su tratamiento.</w:t>
       </w:r>
     </w:p>
     <w:p>
@@ -12523,7 +13961,10 @@
         <w:t xml:space="preserve">Protección de datos personales: </w:t>
       </w:r>
       <w:r>
-        <w:t>conjunto de principios, normas, procedimientos y medidas orientados a garantizar un tratamiento legal, seguro y responsable de la información personal.</w:t>
+        <w:t xml:space="preserve">conjunto de principios, normas, procedimientos y medidas orientados a garantizar un tratamiento legal, seguro y </w:t>
+      </w:r>
+      <w:r>
+        <w:t>responsable de la información personal.</w:t>
       </w:r>
     </w:p>
     <w:p>
@@ -12596,27 +14037,31 @@
     </w:p>
     <w:p>
       <w:r>
-        <w:t xml:space="preserve">Superintendencia de Industria y Comercio. (2023). Protección de datos personales. </w:t>
+        <w:t xml:space="preserve">Superintendencia de Industria y </w:t>
+      </w:r>
+      <w:r>
+        <w:t>Comercio. (2023). Protección de datos personales.</w:t>
+      </w:r>
+    </w:p>
+    <w:p>
+      <w:r>
+        <w:t>Universidad Nacional Abierta y a Distancia. (2025, 27 de enero). Lo que debes s</w:t>
+      </w:r>
+      <w:r>
+        <w:t xml:space="preserve">aber sobre el tratamiento y protección de datos personales. Noticias UNAD. </w:t>
       </w:r>
       <w:hyperlink r:id="rId18">
         <w:r>
           <w:rPr>
             <w:rStyle w:val="Hipervnculo"/>
           </w:rPr>
-          <w:t>https://www.sic.gov.co/proteccion-de-datos-personales</w:t>
+          <w:t>https://notici</w:t>
         </w:r>
-      </w:hyperlink>
-    </w:p>
-    <w:p>
-      <w:r>
-        <w:t xml:space="preserve">Universidad Nacional Abierta y a Distancia. (2025, 27 de enero). Lo que debes saber sobre el tratamiento y protección de datos personales. Noticias UNAD. </w:t>
-      </w:r>
-      <w:hyperlink r:id="rId19">
         <w:r>
           <w:rPr>
             <w:rStyle w:val="Hipervnculo"/>
           </w:rPr>
-          <w:t>https://noticias.unad.edu.co/index.php/noticias-unad/lo-que-debes-saber-sobre-el-tratamiento-y-proteccion-de-datos-personales?filter_tag%5B0%5D=208</w:t>
+          <w:t>as.unad.edu.co/index.php/noticias-unad/lo-que-debes-saber-sobre-el-tratamiento-y-proteccion-de-datos-personales?filter_tag%5B0%5D=208</w:t>
         </w:r>
       </w:hyperlink>
     </w:p>
@@ -12805,7 +14250,6 @@
                 <w:lang w:val="es-CO"/>
               </w:rPr>
             </w:pPr>
-            <w:proofErr w:type="spellStart"/>
             <w:r>
               <w:rPr>
                 <w:lang w:val="es-CO"/>
@@ -12816,14 +14260,7 @@
               <w:rPr>
                 <w:lang w:val="es-CO"/>
               </w:rPr>
-              <w:t>oinner</w:t>
-            </w:r>
-            <w:proofErr w:type="spellEnd"/>
-            <w:r>
-              <w:rPr>
-                <w:lang w:val="es-CO"/>
-              </w:rPr>
-              <w:t xml:space="preserve"> Enrique Osorio Martínez</w:t>
+              <w:t>oinner Enrique Osorio Martínez</w:t>
             </w:r>
           </w:p>
         </w:tc>
@@ -13048,15 +14485,7 @@
               <w:pStyle w:val="TextoTablas"/>
             </w:pPr>
             <w:r>
-              <w:t xml:space="preserve">Henry </w:t>
-            </w:r>
-            <w:proofErr w:type="spellStart"/>
-            <w:r>
-              <w:t>Alvarez</w:t>
-            </w:r>
-            <w:proofErr w:type="spellEnd"/>
-            <w:r>
-              <w:t xml:space="preserve"> Astudillo</w:t>
+              <w:t>Henry Alvarez Astudillo</w:t>
             </w:r>
           </w:p>
         </w:tc>
@@ -13096,7 +14525,6 @@
               </w:rPr>
               <w:t xml:space="preserve"> </w:t>
             </w:r>
-            <w:proofErr w:type="spellStart"/>
             <w:r>
               <w:rPr>
                 <w:rStyle w:val="Extranjerismo"/>
@@ -13104,7 +14532,6 @@
               </w:rPr>
               <w:t>stack</w:t>
             </w:r>
-            <w:proofErr w:type="spellEnd"/>
           </w:p>
         </w:tc>
         <w:tc>
@@ -13381,28 +14808,12 @@
                 <w:lang w:val="es-CO"/>
               </w:rPr>
             </w:pPr>
-            <w:proofErr w:type="spellStart"/>
             <w:r>
               <w:rPr>
                 <w:lang w:val="es-CO"/>
               </w:rPr>
-              <w:t>Maria</w:t>
-            </w:r>
-            <w:proofErr w:type="spellEnd"/>
-            <w:r>
-              <w:rPr>
-                <w:lang w:val="es-CO"/>
-              </w:rPr>
-              <w:t xml:space="preserve"> Carolina Tamayo </w:t>
-            </w:r>
-            <w:proofErr w:type="spellStart"/>
-            <w:r>
-              <w:rPr>
-                <w:lang w:val="es-CO"/>
-              </w:rPr>
-              <w:t>Lopez</w:t>
-            </w:r>
-            <w:proofErr w:type="spellEnd"/>
+              <w:t>Maria Carolina Tamayo Lopez</w:t>
+            </w:r>
           </w:p>
         </w:tc>
         <w:tc>
@@ -13676,33 +15087,11 @@
                 <w:lang w:val="es-CO"/>
               </w:rPr>
             </w:pPr>
-            <w:proofErr w:type="spellStart"/>
             <w:r>
               <w:rPr>
                 <w:lang w:val="es-CO"/>
               </w:rPr>
-              <w:t>Anyerson</w:t>
-            </w:r>
-            <w:proofErr w:type="spellEnd"/>
-            <w:r>
-              <w:rPr>
-                <w:lang w:val="es-CO"/>
-              </w:rPr>
-              <w:t xml:space="preserve"> Wilfredo </w:t>
-            </w:r>
-            <w:proofErr w:type="spellStart"/>
-            <w:r>
-              <w:rPr>
-                <w:lang w:val="es-CO"/>
-              </w:rPr>
-              <w:t>Pizo</w:t>
-            </w:r>
-            <w:proofErr w:type="spellEnd"/>
-            <w:r>
-              <w:rPr>
-                <w:lang w:val="es-CO"/>
-              </w:rPr>
-              <w:t xml:space="preserve"> Ossa</w:t>
+              <w:t>Anyerson Wilfredo Pizo Ossa</w:t>
             </w:r>
           </w:p>
         </w:tc>
@@ -13852,8 +15241,8 @@
       </w:pPr>
     </w:p>
     <w:sectPr>
-      <w:headerReference w:type="default" r:id="rId20"/>
-      <w:footerReference w:type="default" r:id="rId21"/>
+      <w:headerReference w:type="default" r:id="rId19"/>
+      <w:footerReference w:type="default" r:id="rId20"/>
       <w:pgSz w:w="12240" w:h="15840"/>
       <w:pgMar w:top="1701" w:right="1134" w:bottom="1134" w:left="1134" w:header="709" w:footer="737" w:gutter="0"/>
       <w:pgNumType w:start="1"/>
@@ -13866,7 +15255,7 @@
 </file>
 
 <file path=word/endnotes.xml><?xml version="1.0" encoding="utf-8"?>
-<w:endnotes xmlns:wpc="http://schemas.microsoft.com/office/word/2010/wordprocessingCanvas" xmlns:cx="http://schemas.microsoft.com/office/drawing/2014/chartex" xmlns:cx1="http://schemas.microsoft.com/office/drawing/2015/9/8/chartex" xmlns:cx2="http://schemas.microsoft.com/office/drawing/2015/10/21/chartex" xmlns:cx3="http://schemas.microsoft.com/office/drawing/2016/5/9/chartex" xmlns:cx4="http://schemas.microsoft.com/office/drawing/2016/5/10/chartex" xmlns:cx5="http://schemas.microsoft.com/office/drawing/2016/5/11/chartex" xmlns:cx6="http://schemas.microsoft.com/office/drawing/2016/5/12/chartex" xmlns:cx7="http://schemas.microsoft.com/office/drawing/2016/5/13/chartex" xmlns:cx8="http://schemas.microsoft.com/office/drawing/2016/5/14/chartex" xmlns:mc="http://schemas.openxmlformats.org/markup-compatibility/2006" xmlns:aink="http://schemas.microsoft.com/office/drawing/2016/ink" xmlns:am3d="http://schemas.microsoft.com/office/drawing/2017/model3d" xmlns:o="urn:schemas-microsoft-com:office:office" xmlns:oel="http://schemas.microsoft.com/office/2019/extlst" xmlns:r="http://schemas.openxmlformats.org/officeDocument/2006/relationships" xmlns:m="http://schemas.openxmlformats.org/officeDocument/2006/math" xmlns:v="urn:schemas-microsoft-com:vml" xmlns:wp14="http://schemas.microsoft.com/office/word/2010/wordprocessingDrawing" xmlns:wp="http://schemas.openxmlformats.org/drawingml/2006/wordprocessingDrawing" xmlns:w10="urn:schemas-microsoft-com:office:word" xmlns:w="http://schemas.openxmlformats.org/wordprocessingml/2006/main" xmlns:w14="http://schemas.microsoft.com/office/word/2010/wordml" xmlns:w15="http://schemas.microsoft.com/office/word/2012/wordml" xmlns:w16cex="http://schemas.microsoft.com/office/word/2018/wordml/cex" xmlns:w16cid="http://schemas.microsoft.com/office/word/2016/wordml/cid" xmlns:w16="http://schemas.microsoft.com/office/word/2018/wordml" xmlns:w16sdtdh="http://schemas.microsoft.com/office/word/2020/wordml/sdtdatahash" xmlns:w16se="http://schemas.microsoft.com/office/word/2015/wordml/symex" xmlns:wpg="http://schemas.microsoft.com/office/word/2010/wordprocessingGroup" xmlns:wpi="http://schemas.microsoft.com/office/word/2010/wordprocessingInk" xmlns:wne="http://schemas.microsoft.com/office/word/2006/wordml" xmlns:wps="http://schemas.microsoft.com/office/word/2010/wordprocessingShape" mc:Ignorable="w14 w15 w16se w16cid w16 w16cex w16sdtdh wp14">
+<w:endnotes xmlns:wpc="http://schemas.microsoft.com/office/word/2010/wordprocessingCanvas" xmlns:cx="http://schemas.microsoft.com/office/drawing/2014/chartex" xmlns:cx1="http://schemas.microsoft.com/office/drawing/2015/9/8/chartex" xmlns:cx2="http://schemas.microsoft.com/office/drawing/2015/10/21/chartex" xmlns:cx3="http://schemas.microsoft.com/office/drawing/2016/5/9/chartex" xmlns:cx4="http://schemas.microsoft.com/office/drawing/2016/5/10/chartex" xmlns:cx5="http://schemas.microsoft.com/office/drawing/2016/5/11/chartex" xmlns:cx6="http://schemas.microsoft.com/office/drawing/2016/5/12/chartex" xmlns:cx7="http://schemas.microsoft.com/office/drawing/2016/5/13/chartex" xmlns:cx8="http://schemas.microsoft.com/office/drawing/2016/5/14/chartex" xmlns:mc="http://schemas.openxmlformats.org/markup-compatibility/2006" xmlns:aink="http://schemas.microsoft.com/office/drawing/2016/ink" xmlns:am3d="http://schemas.microsoft.com/office/drawing/2017/model3d" xmlns:o="urn:schemas-microsoft-com:office:office" xmlns:r="http://schemas.openxmlformats.org/officeDocument/2006/relationships" xmlns:m="http://schemas.openxmlformats.org/officeDocument/2006/math" xmlns:v="urn:schemas-microsoft-com:vml" xmlns:wp14="http://schemas.microsoft.com/office/word/2010/wordprocessingDrawing" xmlns:wp="http://schemas.openxmlformats.org/drawingml/2006/wordprocessingDrawing" xmlns:w10="urn:schemas-microsoft-com:office:word" xmlns:w="http://schemas.openxmlformats.org/wordprocessingml/2006/main" xmlns:w14="http://schemas.microsoft.com/office/word/2010/wordml" xmlns:w15="http://schemas.microsoft.com/office/word/2012/wordml" xmlns:w16cex="http://schemas.microsoft.com/office/word/2018/wordml/cex" xmlns:w16cid="http://schemas.microsoft.com/office/word/2016/wordml/cid" xmlns:w16="http://schemas.microsoft.com/office/word/2018/wordml" xmlns:w16sdtdh="http://schemas.microsoft.com/office/word/2020/wordml/sdtdatahash" xmlns:w16se="http://schemas.microsoft.com/office/word/2015/wordml/symex" xmlns:wpg="http://schemas.microsoft.com/office/word/2010/wordprocessingGroup" xmlns:wpi="http://schemas.microsoft.com/office/word/2010/wordprocessingInk" xmlns:wne="http://schemas.microsoft.com/office/word/2006/wordml" xmlns:wps="http://schemas.microsoft.com/office/word/2010/wordprocessingShape" mc:Ignorable="w14 w15 w16se w16cid w16 w16cex w16sdtdh wp14">
   <w:endnote w:type="separator" w:id="-1">
     <w:p>
       <w:pPr>
@@ -13891,7 +15280,7 @@
 </file>
 
 <file path=word/footer1.xml><?xml version="1.0" encoding="utf-8"?>
-<w:ftr xmlns:wpc="http://schemas.microsoft.com/office/word/2010/wordprocessingCanvas" xmlns:cx="http://schemas.microsoft.com/office/drawing/2014/chartex" xmlns:cx1="http://schemas.microsoft.com/office/drawing/2015/9/8/chartex" xmlns:cx2="http://schemas.microsoft.com/office/drawing/2015/10/21/chartex" xmlns:cx3="http://schemas.microsoft.com/office/drawing/2016/5/9/chartex" xmlns:cx4="http://schemas.microsoft.com/office/drawing/2016/5/10/chartex" xmlns:cx5="http://schemas.microsoft.com/office/drawing/2016/5/11/chartex" xmlns:cx6="http://schemas.microsoft.com/office/drawing/2016/5/12/chartex" xmlns:cx7="http://schemas.microsoft.com/office/drawing/2016/5/13/chartex" xmlns:cx8="http://schemas.microsoft.com/office/drawing/2016/5/14/chartex" xmlns:mc="http://schemas.openxmlformats.org/markup-compatibility/2006" xmlns:aink="http://schemas.microsoft.com/office/drawing/2016/ink" xmlns:am3d="http://schemas.microsoft.com/office/drawing/2017/model3d" xmlns:o="urn:schemas-microsoft-com:office:office" xmlns:oel="http://schemas.microsoft.com/office/2019/extlst" xmlns:r="http://schemas.openxmlformats.org/officeDocument/2006/relationships" xmlns:m="http://schemas.openxmlformats.org/officeDocument/2006/math" xmlns:v="urn:schemas-microsoft-com:vml" xmlns:wp14="http://schemas.microsoft.com/office/word/2010/wordprocessingDrawing" xmlns:wp="http://schemas.openxmlformats.org/drawingml/2006/wordprocessingDrawing" xmlns:w10="urn:schemas-microsoft-com:office:word" xmlns:w="http://schemas.openxmlformats.org/wordprocessingml/2006/main" xmlns:w14="http://schemas.microsoft.com/office/word/2010/wordml" xmlns:w15="http://schemas.microsoft.com/office/word/2012/wordml" xmlns:w16cex="http://schemas.microsoft.com/office/word/2018/wordml/cex" xmlns:w16cid="http://schemas.microsoft.com/office/word/2016/wordml/cid" xmlns:w16="http://schemas.microsoft.com/office/word/2018/wordml" xmlns:w16sdtdh="http://schemas.microsoft.com/office/word/2020/wordml/sdtdatahash" xmlns:w16se="http://schemas.microsoft.com/office/word/2015/wordml/symex" xmlns:wpg="http://schemas.microsoft.com/office/word/2010/wordprocessingGroup" xmlns:wpi="http://schemas.microsoft.com/office/word/2010/wordprocessingInk" xmlns:wne="http://schemas.microsoft.com/office/word/2006/wordml" xmlns:wps="http://schemas.microsoft.com/office/word/2010/wordprocessingShape" mc:Ignorable="w14 w15 w16se w16cid w16 w16cex w16sdtdh wp14">
+<w:ftr xmlns:wpc="http://schemas.microsoft.com/office/word/2010/wordprocessingCanvas" xmlns:cx="http://schemas.microsoft.com/office/drawing/2014/chartex" xmlns:cx1="http://schemas.microsoft.com/office/drawing/2015/9/8/chartex" xmlns:cx2="http://schemas.microsoft.com/office/drawing/2015/10/21/chartex" xmlns:cx3="http://schemas.microsoft.com/office/drawing/2016/5/9/chartex" xmlns:cx4="http://schemas.microsoft.com/office/drawing/2016/5/10/chartex" xmlns:cx5="http://schemas.microsoft.com/office/drawing/2016/5/11/chartex" xmlns:cx6="http://schemas.microsoft.com/office/drawing/2016/5/12/chartex" xmlns:cx7="http://schemas.microsoft.com/office/drawing/2016/5/13/chartex" xmlns:cx8="http://schemas.microsoft.com/office/drawing/2016/5/14/chartex" xmlns:mc="http://schemas.openxmlformats.org/markup-compatibility/2006" xmlns:aink="http://schemas.microsoft.com/office/drawing/2016/ink" xmlns:am3d="http://schemas.microsoft.com/office/drawing/2017/model3d" xmlns:o="urn:schemas-microsoft-com:office:office" xmlns:r="http://schemas.openxmlformats.org/officeDocument/2006/relationships" xmlns:m="http://schemas.openxmlformats.org/officeDocument/2006/math" xmlns:v="urn:schemas-microsoft-com:vml" xmlns:wp14="http://schemas.microsoft.com/office/word/2010/wordprocessingDrawing" xmlns:wp="http://schemas.openxmlformats.org/drawingml/2006/wordprocessingDrawing" xmlns:w10="urn:schemas-microsoft-com:office:word" xmlns:w="http://schemas.openxmlformats.org/wordprocessingml/2006/main" xmlns:w14="http://schemas.microsoft.com/office/word/2010/wordml" xmlns:w15="http://schemas.microsoft.com/office/word/2012/wordml" xmlns:w16cex="http://schemas.microsoft.com/office/word/2018/wordml/cex" xmlns:w16cid="http://schemas.microsoft.com/office/word/2016/wordml/cid" xmlns:w16="http://schemas.microsoft.com/office/word/2018/wordml" xmlns:w16sdtdh="http://schemas.microsoft.com/office/word/2020/wordml/sdtdatahash" xmlns:w16se="http://schemas.microsoft.com/office/word/2015/wordml/symex" xmlns:wpg="http://schemas.microsoft.com/office/word/2010/wordprocessingGroup" xmlns:wpi="http://schemas.microsoft.com/office/word/2010/wordprocessingInk" xmlns:wne="http://schemas.microsoft.com/office/word/2006/wordml" xmlns:wps="http://schemas.microsoft.com/office/word/2010/wordprocessingShape" mc:Ignorable="w14 w15 w16se w16cid w16 w16cex w16sdtdh wp14">
   <w:sdt>
     <w:sdtPr>
       <w:id w:val="-1465197936"/>
@@ -13900,6 +15289,7 @@
         <w:docPartUnique/>
       </w:docPartObj>
     </w:sdtPr>
+    <w:sdtEndPr/>
     <w:sdtContent>
       <w:p>
         <w:pPr>
@@ -13936,7 +15326,7 @@
 </file>
 
 <file path=word/footnotes.xml><?xml version="1.0" encoding="utf-8"?>
-<w:footnotes xmlns:wpc="http://schemas.microsoft.com/office/word/2010/wordprocessingCanvas" xmlns:cx="http://schemas.microsoft.com/office/drawing/2014/chartex" xmlns:cx1="http://schemas.microsoft.com/office/drawing/2015/9/8/chartex" xmlns:cx2="http://schemas.microsoft.com/office/drawing/2015/10/21/chartex" xmlns:cx3="http://schemas.microsoft.com/office/drawing/2016/5/9/chartex" xmlns:cx4="http://schemas.microsoft.com/office/drawing/2016/5/10/chartex" xmlns:cx5="http://schemas.microsoft.com/office/drawing/2016/5/11/chartex" xmlns:cx6="http://schemas.microsoft.com/office/drawing/2016/5/12/chartex" xmlns:cx7="http://schemas.microsoft.com/office/drawing/2016/5/13/chartex" xmlns:cx8="http://schemas.microsoft.com/office/drawing/2016/5/14/chartex" xmlns:mc="http://schemas.openxmlformats.org/markup-compatibility/2006" xmlns:aink="http://schemas.microsoft.com/office/drawing/2016/ink" xmlns:am3d="http://schemas.microsoft.com/office/drawing/2017/model3d" xmlns:o="urn:schemas-microsoft-com:office:office" xmlns:oel="http://schemas.microsoft.com/office/2019/extlst" xmlns:r="http://schemas.openxmlformats.org/officeDocument/2006/relationships" xmlns:m="http://schemas.openxmlformats.org/officeDocument/2006/math" xmlns:v="urn:schemas-microsoft-com:vml" xmlns:wp14="http://schemas.microsoft.com/office/word/2010/wordprocessingDrawing" xmlns:wp="http://schemas.openxmlformats.org/drawingml/2006/wordprocessingDrawing" xmlns:w10="urn:schemas-microsoft-com:office:word" xmlns:w="http://schemas.openxmlformats.org/wordprocessingml/2006/main" xmlns:w14="http://schemas.microsoft.com/office/word/2010/wordml" xmlns:w15="http://schemas.microsoft.com/office/word/2012/wordml" xmlns:w16cex="http://schemas.microsoft.com/office/word/2018/wordml/cex" xmlns:w16cid="http://schemas.microsoft.com/office/word/2016/wordml/cid" xmlns:w16="http://schemas.microsoft.com/office/word/2018/wordml" xmlns:w16sdtdh="http://schemas.microsoft.com/office/word/2020/wordml/sdtdatahash" xmlns:w16se="http://schemas.microsoft.com/office/word/2015/wordml/symex" xmlns:wpg="http://schemas.microsoft.com/office/word/2010/wordprocessingGroup" xmlns:wpi="http://schemas.microsoft.com/office/word/2010/wordprocessingInk" xmlns:wne="http://schemas.microsoft.com/office/word/2006/wordml" xmlns:wps="http://schemas.microsoft.com/office/word/2010/wordprocessingShape" mc:Ignorable="w14 w15 w16se w16cid w16 w16cex w16sdtdh wp14">
+<w:footnotes xmlns:wpc="http://schemas.microsoft.com/office/word/2010/wordprocessingCanvas" xmlns:cx="http://schemas.microsoft.com/office/drawing/2014/chartex" xmlns:cx1="http://schemas.microsoft.com/office/drawing/2015/9/8/chartex" xmlns:cx2="http://schemas.microsoft.com/office/drawing/2015/10/21/chartex" xmlns:cx3="http://schemas.microsoft.com/office/drawing/2016/5/9/chartex" xmlns:cx4="http://schemas.microsoft.com/office/drawing/2016/5/10/chartex" xmlns:cx5="http://schemas.microsoft.com/office/drawing/2016/5/11/chartex" xmlns:cx6="http://schemas.microsoft.com/office/drawing/2016/5/12/chartex" xmlns:cx7="http://schemas.microsoft.com/office/drawing/2016/5/13/chartex" xmlns:cx8="http://schemas.microsoft.com/office/drawing/2016/5/14/chartex" xmlns:mc="http://schemas.openxmlformats.org/markup-compatibility/2006" xmlns:aink="http://schemas.microsoft.com/office/drawing/2016/ink" xmlns:am3d="http://schemas.microsoft.com/office/drawing/2017/model3d" xmlns:o="urn:schemas-microsoft-com:office:office" xmlns:r="http://schemas.openxmlformats.org/officeDocument/2006/relationships" xmlns:m="http://schemas.openxmlformats.org/officeDocument/2006/math" xmlns:v="urn:schemas-microsoft-com:vml" xmlns:wp14="http://schemas.microsoft.com/office/word/2010/wordprocessingDrawing" xmlns:wp="http://schemas.openxmlformats.org/drawingml/2006/wordprocessingDrawing" xmlns:w10="urn:schemas-microsoft-com:office:word" xmlns:w="http://schemas.openxmlformats.org/wordprocessingml/2006/main" xmlns:w14="http://schemas.microsoft.com/office/word/2010/wordml" xmlns:w15="http://schemas.microsoft.com/office/word/2012/wordml" xmlns:w16cex="http://schemas.microsoft.com/office/word/2018/wordml/cex" xmlns:w16cid="http://schemas.microsoft.com/office/word/2016/wordml/cid" xmlns:w16="http://schemas.microsoft.com/office/word/2018/wordml" xmlns:w16sdtdh="http://schemas.microsoft.com/office/word/2020/wordml/sdtdatahash" xmlns:w16se="http://schemas.microsoft.com/office/word/2015/wordml/symex" xmlns:wpg="http://schemas.microsoft.com/office/word/2010/wordprocessingGroup" xmlns:wpi="http://schemas.microsoft.com/office/word/2010/wordprocessingInk" xmlns:wne="http://schemas.microsoft.com/office/word/2006/wordml" xmlns:wps="http://schemas.microsoft.com/office/word/2010/wordprocessingShape" mc:Ignorable="w14 w15 w16se w16cid w16 w16cex w16sdtdh wp14">
   <w:footnote w:type="separator" w:id="-1">
     <w:p>
       <w:pPr>
@@ -13961,7 +15351,7 @@
 </file>
 
 <file path=word/header1.xml><?xml version="1.0" encoding="utf-8"?>
-<w:hdr xmlns:wpc="http://schemas.microsoft.com/office/word/2010/wordprocessingCanvas" xmlns:cx="http://schemas.microsoft.com/office/drawing/2014/chartex" xmlns:cx1="http://schemas.microsoft.com/office/drawing/2015/9/8/chartex" xmlns:cx2="http://schemas.microsoft.com/office/drawing/2015/10/21/chartex" xmlns:cx3="http://schemas.microsoft.com/office/drawing/2016/5/9/chartex" xmlns:cx4="http://schemas.microsoft.com/office/drawing/2016/5/10/chartex" xmlns:cx5="http://schemas.microsoft.com/office/drawing/2016/5/11/chartex" xmlns:cx6="http://schemas.microsoft.com/office/drawing/2016/5/12/chartex" xmlns:cx7="http://schemas.microsoft.com/office/drawing/2016/5/13/chartex" xmlns:cx8="http://schemas.microsoft.com/office/drawing/2016/5/14/chartex" xmlns:mc="http://schemas.openxmlformats.org/markup-compatibility/2006" xmlns:aink="http://schemas.microsoft.com/office/drawing/2016/ink" xmlns:am3d="http://schemas.microsoft.com/office/drawing/2017/model3d" xmlns:o="urn:schemas-microsoft-com:office:office" xmlns:oel="http://schemas.microsoft.com/office/2019/extlst" xmlns:r="http://schemas.openxmlformats.org/officeDocument/2006/relationships" xmlns:m="http://schemas.openxmlformats.org/officeDocument/2006/math" xmlns:v="urn:schemas-microsoft-com:vml" xmlns:wp14="http://schemas.microsoft.com/office/word/2010/wordprocessingDrawing" xmlns:wp="http://schemas.openxmlformats.org/drawingml/2006/wordprocessingDrawing" xmlns:w10="urn:schemas-microsoft-com:office:word" xmlns:w="http://schemas.openxmlformats.org/wordprocessingml/2006/main" xmlns:w14="http://schemas.microsoft.com/office/word/2010/wordml" xmlns:w15="http://schemas.microsoft.com/office/word/2012/wordml" xmlns:w16cex="http://schemas.microsoft.com/office/word/2018/wordml/cex" xmlns:w16cid="http://schemas.microsoft.com/office/word/2016/wordml/cid" xmlns:w16="http://schemas.microsoft.com/office/word/2018/wordml" xmlns:w16sdtdh="http://schemas.microsoft.com/office/word/2020/wordml/sdtdatahash" xmlns:w16se="http://schemas.microsoft.com/office/word/2015/wordml/symex" xmlns:wpg="http://schemas.microsoft.com/office/word/2010/wordprocessingGroup" xmlns:wpi="http://schemas.microsoft.com/office/word/2010/wordprocessingInk" xmlns:wne="http://schemas.microsoft.com/office/word/2006/wordml" xmlns:wps="http://schemas.microsoft.com/office/word/2010/wordprocessingShape" mc:Ignorable="w14 w15 w16se w16cid w16 w16cex w16sdtdh wp14">
+<w:hdr xmlns:wpc="http://schemas.microsoft.com/office/word/2010/wordprocessingCanvas" xmlns:cx="http://schemas.microsoft.com/office/drawing/2014/chartex" xmlns:cx1="http://schemas.microsoft.com/office/drawing/2015/9/8/chartex" xmlns:cx2="http://schemas.microsoft.com/office/drawing/2015/10/21/chartex" xmlns:cx3="http://schemas.microsoft.com/office/drawing/2016/5/9/chartex" xmlns:cx4="http://schemas.microsoft.com/office/drawing/2016/5/10/chartex" xmlns:cx5="http://schemas.microsoft.com/office/drawing/2016/5/11/chartex" xmlns:cx6="http://schemas.microsoft.com/office/drawing/2016/5/12/chartex" xmlns:cx7="http://schemas.microsoft.com/office/drawing/2016/5/13/chartex" xmlns:cx8="http://schemas.microsoft.com/office/drawing/2016/5/14/chartex" xmlns:mc="http://schemas.openxmlformats.org/markup-compatibility/2006" xmlns:aink="http://schemas.microsoft.com/office/drawing/2016/ink" xmlns:am3d="http://schemas.microsoft.com/office/drawing/2017/model3d" xmlns:o="urn:schemas-microsoft-com:office:office" xmlns:r="http://schemas.openxmlformats.org/officeDocument/2006/relationships" xmlns:m="http://schemas.openxmlformats.org/officeDocument/2006/math" xmlns:v="urn:schemas-microsoft-com:vml" xmlns:wp14="http://schemas.microsoft.com/office/word/2010/wordprocessingDrawing" xmlns:wp="http://schemas.openxmlformats.org/drawingml/2006/wordprocessingDrawing" xmlns:w10="urn:schemas-microsoft-com:office:word" xmlns:w="http://schemas.openxmlformats.org/wordprocessingml/2006/main" xmlns:w14="http://schemas.microsoft.com/office/word/2010/wordml" xmlns:w15="http://schemas.microsoft.com/office/word/2012/wordml" xmlns:w16cex="http://schemas.microsoft.com/office/word/2018/wordml/cex" xmlns:w16cid="http://schemas.microsoft.com/office/word/2016/wordml/cid" xmlns:w16="http://schemas.microsoft.com/office/word/2018/wordml" xmlns:w16sdtdh="http://schemas.microsoft.com/office/word/2020/wordml/sdtdatahash" xmlns:w16se="http://schemas.microsoft.com/office/word/2015/wordml/symex" xmlns:wpg="http://schemas.microsoft.com/office/word/2010/wordprocessingGroup" xmlns:wpi="http://schemas.microsoft.com/office/word/2010/wordprocessingInk" xmlns:wne="http://schemas.microsoft.com/office/word/2006/wordml" xmlns:wps="http://schemas.microsoft.com/office/word/2010/wordprocessingShape" mc:Ignorable="w14 w15 w16se w16cid w16 w16cex w16sdtdh wp14">
   <w:p>
     <w:pPr>
       <w:pStyle w:val="Encabezado"/>
@@ -14047,7 +15437,7 @@
 </file>
 
 <file path=word/numbering.xml><?xml version="1.0" encoding="utf-8"?>
-<w:numbering xmlns:wpc="http://schemas.microsoft.com/office/word/2010/wordprocessingCanvas" xmlns:cx="http://schemas.microsoft.com/office/drawing/2014/chartex" xmlns:cx1="http://schemas.microsoft.com/office/drawing/2015/9/8/chartex" xmlns:cx2="http://schemas.microsoft.com/office/drawing/2015/10/21/chartex" xmlns:cx3="http://schemas.microsoft.com/office/drawing/2016/5/9/chartex" xmlns:cx4="http://schemas.microsoft.com/office/drawing/2016/5/10/chartex" xmlns:cx5="http://schemas.microsoft.com/office/drawing/2016/5/11/chartex" xmlns:cx6="http://schemas.microsoft.com/office/drawing/2016/5/12/chartex" xmlns:cx7="http://schemas.microsoft.com/office/drawing/2016/5/13/chartex" xmlns:cx8="http://schemas.microsoft.com/office/drawing/2016/5/14/chartex" xmlns:mc="http://schemas.openxmlformats.org/markup-compatibility/2006" xmlns:aink="http://schemas.microsoft.com/office/drawing/2016/ink" xmlns:am3d="http://schemas.microsoft.com/office/drawing/2017/model3d" xmlns:o="urn:schemas-microsoft-com:office:office" xmlns:oel="http://schemas.microsoft.com/office/2019/extlst" xmlns:r="http://schemas.openxmlformats.org/officeDocument/2006/relationships" xmlns:m="http://schemas.openxmlformats.org/officeDocument/2006/math" xmlns:v="urn:schemas-microsoft-com:vml" xmlns:wp14="http://schemas.microsoft.com/office/word/2010/wordprocessingDrawing" xmlns:wp="http://schemas.openxmlformats.org/drawingml/2006/wordprocessingDrawing" xmlns:w10="urn:schemas-microsoft-com:office:word" xmlns:w="http://schemas.openxmlformats.org/wordprocessingml/2006/main" xmlns:w14="http://schemas.microsoft.com/office/word/2010/wordml" xmlns:w15="http://schemas.microsoft.com/office/word/2012/wordml" xmlns:w16cex="http://schemas.microsoft.com/office/word/2018/wordml/cex" xmlns:w16cid="http://schemas.microsoft.com/office/word/2016/wordml/cid" xmlns:w16="http://schemas.microsoft.com/office/word/2018/wordml" xmlns:w16sdtdh="http://schemas.microsoft.com/office/word/2020/wordml/sdtdatahash" xmlns:w16se="http://schemas.microsoft.com/office/word/2015/wordml/symex" xmlns:wpg="http://schemas.microsoft.com/office/word/2010/wordprocessingGroup" xmlns:wpi="http://schemas.microsoft.com/office/word/2010/wordprocessingInk" xmlns:wne="http://schemas.microsoft.com/office/word/2006/wordml" xmlns:wps="http://schemas.microsoft.com/office/word/2010/wordprocessingShape" mc:Ignorable="w14 w15 w16se w16cid w16 w16cex w16sdtdh wp14">
+<w:numbering xmlns:wpc="http://schemas.microsoft.com/office/word/2010/wordprocessingCanvas" xmlns:cx="http://schemas.microsoft.com/office/drawing/2014/chartex" xmlns:cx1="http://schemas.microsoft.com/office/drawing/2015/9/8/chartex" xmlns:cx2="http://schemas.microsoft.com/office/drawing/2015/10/21/chartex" xmlns:cx3="http://schemas.microsoft.com/office/drawing/2016/5/9/chartex" xmlns:cx4="http://schemas.microsoft.com/office/drawing/2016/5/10/chartex" xmlns:cx5="http://schemas.microsoft.com/office/drawing/2016/5/11/chartex" xmlns:cx6="http://schemas.microsoft.com/office/drawing/2016/5/12/chartex" xmlns:cx7="http://schemas.microsoft.com/office/drawing/2016/5/13/chartex" xmlns:cx8="http://schemas.microsoft.com/office/drawing/2016/5/14/chartex" xmlns:mc="http://schemas.openxmlformats.org/markup-compatibility/2006" xmlns:aink="http://schemas.microsoft.com/office/drawing/2016/ink" xmlns:am3d="http://schemas.microsoft.com/office/drawing/2017/model3d" xmlns:o="urn:schemas-microsoft-com:office:office" xmlns:r="http://schemas.openxmlformats.org/officeDocument/2006/relationships" xmlns:m="http://schemas.openxmlformats.org/officeDocument/2006/math" xmlns:v="urn:schemas-microsoft-com:vml" xmlns:wp14="http://schemas.microsoft.com/office/word/2010/wordprocessingDrawing" xmlns:wp="http://schemas.openxmlformats.org/drawingml/2006/wordprocessingDrawing" xmlns:w10="urn:schemas-microsoft-com:office:word" xmlns:w="http://schemas.openxmlformats.org/wordprocessingml/2006/main" xmlns:w14="http://schemas.microsoft.com/office/word/2010/wordml" xmlns:w15="http://schemas.microsoft.com/office/word/2012/wordml" xmlns:w16cex="http://schemas.microsoft.com/office/word/2018/wordml/cex" xmlns:w16cid="http://schemas.microsoft.com/office/word/2016/wordml/cid" xmlns:w16="http://schemas.microsoft.com/office/word/2018/wordml" xmlns:w16sdtdh="http://schemas.microsoft.com/office/word/2020/wordml/sdtdatahash" xmlns:w16se="http://schemas.microsoft.com/office/word/2015/wordml/symex" xmlns:wpg="http://schemas.microsoft.com/office/word/2010/wordprocessingGroup" xmlns:wpi="http://schemas.microsoft.com/office/word/2010/wordprocessingInk" xmlns:wne="http://schemas.microsoft.com/office/word/2006/wordml" xmlns:wps="http://schemas.microsoft.com/office/word/2010/wordprocessingShape" mc:Ignorable="w14 w15 w16se w16cid w16 w16cex w16sdtdh wp14">
   <w:abstractNum w:abstractNumId="0" w15:restartNumberingAfterBreak="0">
     <w:nsid w:val="FFFFFF89"/>
     <w:multiLevelType w:val="singleLevel"/>
@@ -20589,181 +21979,181 @@
       </w:rPr>
     </w:lvl>
   </w:abstractNum>
-  <w:num w:numId="1" w16cid:durableId="2000957126">
+  <w:num w:numId="1">
     <w:abstractNumId w:val="57"/>
   </w:num>
-  <w:num w:numId="2" w16cid:durableId="1585263860">
+  <w:num w:numId="2">
     <w:abstractNumId w:val="0"/>
   </w:num>
-  <w:num w:numId="3" w16cid:durableId="1338381655">
+  <w:num w:numId="3">
     <w:abstractNumId w:val="15"/>
   </w:num>
-  <w:num w:numId="4" w16cid:durableId="1532257930">
+  <w:num w:numId="4">
     <w:abstractNumId w:val="36"/>
   </w:num>
-  <w:num w:numId="5" w16cid:durableId="998075588">
+  <w:num w:numId="5">
     <w:abstractNumId w:val="25"/>
   </w:num>
-  <w:num w:numId="6" w16cid:durableId="1376001146">
+  <w:num w:numId="6">
     <w:abstractNumId w:val="22"/>
   </w:num>
-  <w:num w:numId="7" w16cid:durableId="2133396757">
+  <w:num w:numId="7">
     <w:abstractNumId w:val="14"/>
   </w:num>
-  <w:num w:numId="8" w16cid:durableId="756174261">
+  <w:num w:numId="8">
     <w:abstractNumId w:val="50"/>
   </w:num>
-  <w:num w:numId="9" w16cid:durableId="1113985598">
+  <w:num w:numId="9">
     <w:abstractNumId w:val="56"/>
   </w:num>
-  <w:num w:numId="10" w16cid:durableId="1016080757">
+  <w:num w:numId="10">
     <w:abstractNumId w:val="26"/>
   </w:num>
-  <w:num w:numId="11" w16cid:durableId="1953049631">
+  <w:num w:numId="11">
     <w:abstractNumId w:val="39"/>
   </w:num>
-  <w:num w:numId="12" w16cid:durableId="1183977757">
+  <w:num w:numId="12">
     <w:abstractNumId w:val="32"/>
   </w:num>
-  <w:num w:numId="13" w16cid:durableId="82263234">
+  <w:num w:numId="13">
     <w:abstractNumId w:val="18"/>
   </w:num>
-  <w:num w:numId="14" w16cid:durableId="1706246404">
+  <w:num w:numId="14">
     <w:abstractNumId w:val="48"/>
   </w:num>
-  <w:num w:numId="15" w16cid:durableId="2101020185">
+  <w:num w:numId="15">
     <w:abstractNumId w:val="19"/>
   </w:num>
-  <w:num w:numId="16" w16cid:durableId="117995670">
+  <w:num w:numId="16">
     <w:abstractNumId w:val="51"/>
   </w:num>
-  <w:num w:numId="17" w16cid:durableId="545994998">
+  <w:num w:numId="17">
     <w:abstractNumId w:val="44"/>
   </w:num>
-  <w:num w:numId="18" w16cid:durableId="1215197741">
+  <w:num w:numId="18">
     <w:abstractNumId w:val="7"/>
   </w:num>
-  <w:num w:numId="19" w16cid:durableId="1914120474">
+  <w:num w:numId="19">
     <w:abstractNumId w:val="6"/>
   </w:num>
-  <w:num w:numId="20" w16cid:durableId="1231036853">
+  <w:num w:numId="20">
     <w:abstractNumId w:val="42"/>
   </w:num>
-  <w:num w:numId="21" w16cid:durableId="1553736544">
+  <w:num w:numId="21">
     <w:abstractNumId w:val="35"/>
   </w:num>
-  <w:num w:numId="22" w16cid:durableId="1503473995">
+  <w:num w:numId="22">
     <w:abstractNumId w:val="41"/>
   </w:num>
-  <w:num w:numId="23" w16cid:durableId="429357559">
+  <w:num w:numId="23">
     <w:abstractNumId w:val="29"/>
   </w:num>
-  <w:num w:numId="24" w16cid:durableId="1449810729">
+  <w:num w:numId="24">
     <w:abstractNumId w:val="49"/>
   </w:num>
-  <w:num w:numId="25" w16cid:durableId="485321950">
+  <w:num w:numId="25">
     <w:abstractNumId w:val="31"/>
   </w:num>
-  <w:num w:numId="26" w16cid:durableId="938950228">
+  <w:num w:numId="26">
     <w:abstractNumId w:val="47"/>
   </w:num>
-  <w:num w:numId="27" w16cid:durableId="1176307708">
+  <w:num w:numId="27">
     <w:abstractNumId w:val="8"/>
   </w:num>
-  <w:num w:numId="28" w16cid:durableId="493834882">
+  <w:num w:numId="28">
     <w:abstractNumId w:val="9"/>
   </w:num>
-  <w:num w:numId="29" w16cid:durableId="2061317683">
+  <w:num w:numId="29">
     <w:abstractNumId w:val="3"/>
   </w:num>
-  <w:num w:numId="30" w16cid:durableId="1223365928">
+  <w:num w:numId="30">
     <w:abstractNumId w:val="34"/>
   </w:num>
-  <w:num w:numId="31" w16cid:durableId="288097409">
+  <w:num w:numId="31">
     <w:abstractNumId w:val="4"/>
   </w:num>
-  <w:num w:numId="32" w16cid:durableId="1473212690">
+  <w:num w:numId="32">
     <w:abstractNumId w:val="5"/>
   </w:num>
-  <w:num w:numId="33" w16cid:durableId="321861673">
+  <w:num w:numId="33">
     <w:abstractNumId w:val="24"/>
   </w:num>
-  <w:num w:numId="34" w16cid:durableId="1924334846">
+  <w:num w:numId="34">
     <w:abstractNumId w:val="27"/>
   </w:num>
-  <w:num w:numId="35" w16cid:durableId="1402554812">
+  <w:num w:numId="35">
     <w:abstractNumId w:val="45"/>
   </w:num>
-  <w:num w:numId="36" w16cid:durableId="1907184017">
+  <w:num w:numId="36">
     <w:abstractNumId w:val="55"/>
   </w:num>
-  <w:num w:numId="37" w16cid:durableId="1496458127">
+  <w:num w:numId="37">
     <w:abstractNumId w:val="37"/>
   </w:num>
-  <w:num w:numId="38" w16cid:durableId="2125270714">
+  <w:num w:numId="38">
     <w:abstractNumId w:val="12"/>
   </w:num>
-  <w:num w:numId="39" w16cid:durableId="978076356">
+  <w:num w:numId="39">
     <w:abstractNumId w:val="21"/>
   </w:num>
-  <w:num w:numId="40" w16cid:durableId="54814587">
+  <w:num w:numId="40">
     <w:abstractNumId w:val="13"/>
   </w:num>
-  <w:num w:numId="41" w16cid:durableId="1764061172">
+  <w:num w:numId="41">
     <w:abstractNumId w:val="20"/>
   </w:num>
-  <w:num w:numId="42" w16cid:durableId="1534223432">
+  <w:num w:numId="42">
     <w:abstractNumId w:val="46"/>
   </w:num>
-  <w:num w:numId="43" w16cid:durableId="1535147698">
+  <w:num w:numId="43">
     <w:abstractNumId w:val="52"/>
   </w:num>
-  <w:num w:numId="44" w16cid:durableId="1853641876">
+  <w:num w:numId="44">
     <w:abstractNumId w:val="43"/>
   </w:num>
-  <w:num w:numId="45" w16cid:durableId="1183477216">
+  <w:num w:numId="45">
     <w:abstractNumId w:val="1"/>
   </w:num>
-  <w:num w:numId="46" w16cid:durableId="574751939">
+  <w:num w:numId="46">
     <w:abstractNumId w:val="38"/>
   </w:num>
-  <w:num w:numId="47" w16cid:durableId="1472550995">
+  <w:num w:numId="47">
     <w:abstractNumId w:val="28"/>
   </w:num>
-  <w:num w:numId="48" w16cid:durableId="1642612658">
+  <w:num w:numId="48">
     <w:abstractNumId w:val="17"/>
   </w:num>
-  <w:num w:numId="49" w16cid:durableId="1935093713">
+  <w:num w:numId="49">
     <w:abstractNumId w:val="16"/>
   </w:num>
-  <w:num w:numId="50" w16cid:durableId="2106994655">
+  <w:num w:numId="50">
     <w:abstractNumId w:val="23"/>
   </w:num>
-  <w:num w:numId="51" w16cid:durableId="283314169">
+  <w:num w:numId="51">
     <w:abstractNumId w:val="58"/>
   </w:num>
-  <w:num w:numId="52" w16cid:durableId="138768257">
+  <w:num w:numId="52">
     <w:abstractNumId w:val="2"/>
   </w:num>
-  <w:num w:numId="53" w16cid:durableId="905997312">
+  <w:num w:numId="53">
     <w:abstractNumId w:val="11"/>
   </w:num>
-  <w:num w:numId="54" w16cid:durableId="1956712314">
+  <w:num w:numId="54">
     <w:abstractNumId w:val="53"/>
   </w:num>
-  <w:num w:numId="55" w16cid:durableId="798457108">
+  <w:num w:numId="55">
     <w:abstractNumId w:val="30"/>
   </w:num>
-  <w:num w:numId="56" w16cid:durableId="363486382">
+  <w:num w:numId="56">
     <w:abstractNumId w:val="33"/>
   </w:num>
-  <w:num w:numId="57" w16cid:durableId="2035495517">
+  <w:num w:numId="57">
     <w:abstractNumId w:val="40"/>
   </w:num>
-  <w:num w:numId="58" w16cid:durableId="1678268021">
+  <w:num w:numId="58">
     <w:abstractNumId w:val="10"/>
   </w:num>
-  <w:num w:numId="59" w16cid:durableId="339621512">
+  <w:num w:numId="59">
     <w:abstractNumId w:val="10"/>
     <w:lvlOverride w:ilvl="0">
       <w:startOverride w:val="1"/>
@@ -20793,7 +22183,7 @@
       <w:startOverride w:val="1"/>
     </w:lvlOverride>
   </w:num>
-  <w:num w:numId="60" w16cid:durableId="154298781">
+  <w:num w:numId="60">
     <w:abstractNumId w:val="54"/>
   </w:num>
   <w:numIdMacAtCleanup w:val="57"/>
@@ -22544,10 +23934,6 @@
 </file>
 
 <file path=customXml/item1.xml><?xml version="1.0" encoding="utf-8"?>
-<b:Sources xmlns:b="http://schemas.openxmlformats.org/officeDocument/2006/bibliography" xmlns="http://schemas.openxmlformats.org/officeDocument/2006/bibliography" SelectedStyle="\APASixthEditionOfficeOnline.xsl" StyleName="APA" Version="6"/>
-</file>
-
-<file path=customXml/item2.xml><?xml version="1.0" encoding="utf-8"?>
 <ct:contentTypeSchema xmlns:ct="http://schemas.microsoft.com/office/2006/metadata/contentType" xmlns:ma="http://schemas.microsoft.com/office/2006/metadata/properties/metaAttributes" ct:_="" ma:_="" ma:contentTypeName="Documento" ma:contentTypeID="0x01010005252A1EF3BD024F856B47B579AB5244" ma:contentTypeVersion="13" ma:contentTypeDescription="Crear nuevo documento." ma:contentTypeScope="" ma:versionID="ddfaac56a287547bce89452cd31c5884">
   <xsd:schema xmlns:xsd="http://www.w3.org/2001/XMLSchema" xmlns:xs="http://www.w3.org/2001/XMLSchema" xmlns:p="http://schemas.microsoft.com/office/2006/metadata/properties" xmlns:ns2="42760c81-fd8e-4d59-8953-7cdb9f38b14f" xmlns:ns3="67a0edcd-0de5-43ed-8c27-e32f38a00c91" targetNamespace="http://schemas.microsoft.com/office/2006/metadata/properties" ma:root="true" ma:fieldsID="5ac878f7c8dbf4633d03f1982e859186" ns2:_="" ns3:_="">
     <xsd:import namespace="42760c81-fd8e-4d59-8953-7cdb9f38b14f"/>
@@ -22754,7 +24140,20 @@
 </ct:contentTypeSchema>
 </file>
 
+<file path=customXml/item2.xml><?xml version="1.0" encoding="utf-8"?>
+<b:Sources xmlns:b="http://schemas.openxmlformats.org/officeDocument/2006/bibliography" xmlns="http://schemas.openxmlformats.org/officeDocument/2006/bibliography" SelectedStyle="\APASixthEditionOfficeOnline.xsl" StyleName="APA" Version="6"/>
+</file>
+
 <file path=customXml/item3.xml><?xml version="1.0" encoding="utf-8"?>
+<?mso-contentType ?>
+<FormTemplates xmlns="http://schemas.microsoft.com/sharepoint/v3/contenttype/forms">
+  <Display>DocumentLibraryForm</Display>
+  <Edit>DocumentLibraryForm</Edit>
+  <New>DocumentLibraryForm</New>
+</FormTemplates>
+</file>
+
+<file path=customXml/item4.xml><?xml version="1.0" encoding="utf-8"?>
 <p:properties xmlns:p="http://schemas.microsoft.com/office/2006/metadata/properties" xmlns:xsi="http://www.w3.org/2001/XMLSchema-instance" xmlns:pc="http://schemas.microsoft.com/office/infopath/2007/PartnerControls">
   <documentManagement>
     <TaxCatchAll xmlns="67a0edcd-0de5-43ed-8c27-e32f38a00c91" xsi:nil="true"/>
@@ -22765,16 +24164,26 @@
 </p:properties>
 </file>
 
-<file path=customXml/item4.xml><?xml version="1.0" encoding="utf-8"?>
-<?mso-contentType ?>
-<FormTemplates xmlns="http://schemas.microsoft.com/sharepoint/v3/contenttype/forms">
-  <Display>DocumentLibraryForm</Display>
-  <Edit>DocumentLibraryForm</Edit>
-  <New>DocumentLibraryForm</New>
-</FormTemplates>
+<file path=customXml/itemProps1.xml><?xml version="1.0" encoding="utf-8"?>
+<ds:datastoreItem xmlns:ds="http://schemas.openxmlformats.org/officeDocument/2006/customXml" ds:itemID="{040ED41C-773C-426D-BF6A-A3F0061883A1}">
+  <ds:schemaRefs>
+    <ds:schemaRef ds:uri="http://schemas.microsoft.com/office/2006/metadata/contentType"/>
+    <ds:schemaRef ds:uri="http://schemas.microsoft.com/office/2006/metadata/properties/metaAttributes"/>
+    <ds:schemaRef ds:uri="http://www.w3.org/2001/XMLSchema"/>
+    <ds:schemaRef ds:uri="http://schemas.microsoft.com/office/2006/metadata/properties"/>
+    <ds:schemaRef ds:uri="42760c81-fd8e-4d59-8953-7cdb9f38b14f"/>
+    <ds:schemaRef ds:uri="67a0edcd-0de5-43ed-8c27-e32f38a00c91"/>
+    <ds:schemaRef ds:uri="http://schemas.microsoft.com/office/2006/documentManagement/types"/>
+    <ds:schemaRef ds:uri="http://schemas.microsoft.com/office/infopath/2007/PartnerControls"/>
+    <ds:schemaRef ds:uri="http://schemas.openxmlformats.org/package/2006/metadata/core-properties"/>
+    <ds:schemaRef ds:uri="http://purl.org/dc/elements/1.1/"/>
+    <ds:schemaRef ds:uri="http://purl.org/dc/terms/"/>
+    <ds:schemaRef ds:uri="http://schemas.microsoft.com/internal/obd"/>
+  </ds:schemaRefs>
+</ds:datastoreItem>
 </file>
 
-<file path=customXml/itemProps1.xml><?xml version="1.0" encoding="utf-8"?>
+<file path=customXml/itemProps2.xml><?xml version="1.0" encoding="utf-8"?>
 <ds:datastoreItem xmlns:ds="http://schemas.openxmlformats.org/officeDocument/2006/customXml" ds:itemID="{EAE431FD-7059-4C09-804B-C9D69EB7B213}">
   <ds:schemaRefs>
     <ds:schemaRef ds:uri="http://schemas.openxmlformats.org/officeDocument/2006/bibliography"/>
@@ -22782,25 +24191,21 @@
 </ds:datastoreItem>
 </file>
 
-<file path=customXml/itemProps2.xml><?xml version="1.0" encoding="utf-8"?>
-<ds:datastoreItem xmlns:ds="http://schemas.openxmlformats.org/officeDocument/2006/customXml" ds:itemID="{040ED41C-773C-426D-BF6A-A3F0061883A1}"/>
-</file>
-
 <file path=customXml/itemProps3.xml><?xml version="1.0" encoding="utf-8"?>
-<ds:datastoreItem xmlns:ds="http://schemas.openxmlformats.org/officeDocument/2006/customXml" ds:itemID="{1279454D-02BE-4A9C-A117-DCD1573E2608}">
+<ds:datastoreItem xmlns:ds="http://schemas.openxmlformats.org/officeDocument/2006/customXml" ds:itemID="{10663269-2064-4804-8290-36D4A57F5557}">
   <ds:schemaRefs>
-    <ds:schemaRef ds:uri="http://schemas.microsoft.com/office/2006/metadata/properties"/>
-    <ds:schemaRef ds:uri="http://schemas.microsoft.com/office/infopath/2007/PartnerControls"/>
-    <ds:schemaRef ds:uri="b250f519-6473-4480-8c44-6ee3a3a530c3"/>
-    <ds:schemaRef ds:uri="d174a4fb-80c2-4523-8d89-375030acacbf"/>
+    <ds:schemaRef ds:uri="http://schemas.microsoft.com/sharepoint/v3/contenttype/forms"/>
   </ds:schemaRefs>
 </ds:datastoreItem>
 </file>
 
 <file path=customXml/itemProps4.xml><?xml version="1.0" encoding="utf-8"?>
-<ds:datastoreItem xmlns:ds="http://schemas.openxmlformats.org/officeDocument/2006/customXml" ds:itemID="{10663269-2064-4804-8290-36D4A57F5557}">
+<ds:datastoreItem xmlns:ds="http://schemas.openxmlformats.org/officeDocument/2006/customXml" ds:itemID="{1279454D-02BE-4A9C-A117-DCD1573E2608}">
   <ds:schemaRefs>
-    <ds:schemaRef ds:uri="http://schemas.microsoft.com/sharepoint/v3/contenttype/forms"/>
+    <ds:schemaRef ds:uri="http://schemas.microsoft.com/office/2006/metadata/properties"/>
+    <ds:schemaRef ds:uri="http://schemas.microsoft.com/office/infopath/2007/PartnerControls"/>
+    <ds:schemaRef ds:uri="67a0edcd-0de5-43ed-8c27-e32f38a00c91"/>
+    <ds:schemaRef ds:uri="42760c81-fd8e-4d59-8953-7cdb9f38b14f"/>
   </ds:schemaRefs>
 </ds:datastoreItem>
 </file>